--- a/12-通用拓扑结构/02-并联/纯并联结构/纯并联结构.docx
+++ b/12-通用拓扑结构/02-并联/纯并联结构/纯并联结构.docx
@@ -1790,6 +1790,20 @@
     </w:p>
     <w:bookmarkEnd w:id="26"/>
     <w:bookmarkEnd w:id="27"/>
+    <w:p>
+      <w:pPr>
+        <w:spacing w:before="360"/>
+        <w:jc w:val="center"/>
+      </w:pPr>
+      <w:r>
+        <w:rPr>
+          <w:rFonts w:ascii="Times New Roman" w:hAnsi="Times New Roman"/>
+          <w:color w:val="555555"/>
+          <w:sz w:val="21"/>
+        </w:rPr>
+        <w:t>材料收集者：杜文杰</w:t>
+      </w:r>
+    </w:p>
     <w:sectPr>
       <w:headerReference r:id="rId9" w:type="default"/>
       <w:footerReference r:id="rId10" w:type="default"/>

--- a/12-通用拓扑结构/02-并联/纯并联结构/纯并联结构.docx
+++ b/12-通用拓扑结构/02-并联/纯并联结构/纯并联结构.docx
@@ -1,6 +1,6 @@
 
 <file path=word/document.xml><?xml version="1.0" encoding="utf-8"?>
-<w:document xmlns:w="http://schemas.openxmlformats.org/wordprocessingml/2006/main" xmlns:m="http://schemas.openxmlformats.org/officeDocument/2006/math" xmlns:r="http://schemas.openxmlformats.org/officeDocument/2006/relationships" xmlns:o="urn:schemas-microsoft-com:office:office" xmlns:v="urn:schemas-microsoft-com:vml" xmlns:w10="urn:schemas-microsoft-com:office:word" xmlns:a="http://schemas.openxmlformats.org/drawingml/2006/main" xmlns:pic="http://schemas.openxmlformats.org/drawingml/2006/picture" xmlns:wp="http://schemas.openxmlformats.org/drawingml/2006/wordprocessingDrawing">
+<w:document xmlns:m="http://schemas.openxmlformats.org/officeDocument/2006/math" xmlns:r="http://schemas.openxmlformats.org/officeDocument/2006/relationships" xmlns:w="http://schemas.openxmlformats.org/wordprocessingml/2006/main" xmlns:o="urn:schemas-microsoft-com:office:office" xmlns:v="urn:schemas-microsoft-com:vml" xmlns:w10="urn:schemas-microsoft-com:office:word" xmlns:a="http://schemas.openxmlformats.org/drawingml/2006/main" xmlns:pic="http://schemas.openxmlformats.org/drawingml/2006/picture" xmlns:wp="http://schemas.openxmlformats.org/drawingml/2006/wordprocessingDrawing">
   <w:body>
     <w:bookmarkStart w:id="27" w:name="纯并联结构"/>
     <w:p>
@@ -9,7 +9,7 @@
       </w:pPr>
       <w:r>
         <w:rPr>
-          <w:rFonts w:hint="eastAsia"/>
+          <w:rFonts w:hint="eastAsia" w:eastAsia="黑体"/>
         </w:rPr>
         <w:t xml:space="preserve">纯并联结构</w:t>
       </w:r>
@@ -21,7 +21,7 @@
       </w:pPr>
       <w:r>
         <w:rPr>
-          <w:rFonts w:hint="eastAsia"/>
+          <w:rFonts w:hint="eastAsia" w:eastAsia="黑体"/>
         </w:rPr>
         <w:t xml:space="preserve">拓扑描述</w:t>
       </w:r>
@@ -32,16 +32,19 @@
       </w:pPr>
       <w:r>
         <w:rPr>
-          <w:rFonts w:hint="eastAsia"/>
+          <w:rFonts w:hint="eastAsia" w:eastAsia="黑体"/>
         </w:rPr>
         <w:t xml:space="preserve">由</w:t>
       </w:r>
       <w:r>
+        <w:rPr>
+          <w:rFonts w:eastAsia="黑体"/>
+        </w:rPr>
         <w:t xml:space="preserve"> </w:t>
       </w:r>
       <w:r>
         <w:rPr>
-          <w:rFonts w:hint="eastAsia"/>
+          <w:rFonts w:hint="eastAsia" w:eastAsia="黑体"/>
           <w:b/>
           <w:bCs/>
         </w:rPr>
@@ -110,26 +113,32 @@
         </m:sSub>
       </m:oMath>
       <w:r>
+        <w:rPr>
+          <w:rFonts w:eastAsia="黑体"/>
+        </w:rPr>
         <w:t xml:space="preserve"> </w:t>
       </w:r>
       <w:r>
         <w:rPr>
-          <w:rFonts w:hint="eastAsia"/>
+          <w:rFonts w:hint="eastAsia" w:eastAsia="黑体"/>
         </w:rPr>
         <w:t xml:space="preserve">并联组成的网络，各元件两端跨接在相同两个节点上。电路共有</w:t>
       </w:r>
       <w:r>
+        <w:rPr>
+          <w:rFonts w:eastAsia="黑体"/>
+        </w:rPr>
         <w:t xml:space="preserve"> 2 </w:t>
       </w:r>
       <w:r>
         <w:rPr>
-          <w:rFonts w:hint="eastAsia"/>
+          <w:rFonts w:hint="eastAsia" w:eastAsia="黑体"/>
         </w:rPr>
         <w:t xml:space="preserve">个关键节点：</w:t>
       </w:r>
       <w:r>
         <w:rPr>
-          <w:rFonts w:hint="eastAsia"/>
+          <w:rFonts w:hint="eastAsia" w:eastAsia="黑体"/>
           <w:b/>
           <w:bCs/>
         </w:rPr>
@@ -137,6 +146,7 @@
       </w:r>
       <w:r>
         <w:rPr>
+          <w:rFonts w:eastAsia="黑体"/>
           <w:b/>
           <w:bCs/>
         </w:rPr>
@@ -144,7 +154,7 @@
       </w:r>
       <w:r>
         <w:rPr>
-          <w:rFonts w:hint="eastAsia"/>
+          <w:rFonts w:hint="eastAsia" w:eastAsia="黑体"/>
           <w:b/>
           <w:bCs/>
         </w:rPr>
@@ -152,13 +162,13 @@
       </w:r>
       <w:r>
         <w:rPr>
-          <w:rFonts w:hint="eastAsia"/>
+          <w:rFonts w:hint="eastAsia" w:eastAsia="黑体"/>
         </w:rPr>
         <w:t xml:space="preserve">（各元件的一端相连，作为输入上端）；</w:t>
       </w:r>
       <w:r>
         <w:rPr>
-          <w:rFonts w:hint="eastAsia"/>
+          <w:rFonts w:hint="eastAsia" w:eastAsia="黑体"/>
           <w:b/>
           <w:bCs/>
         </w:rPr>
@@ -166,6 +176,7 @@
       </w:r>
       <w:r>
         <w:rPr>
+          <w:rFonts w:eastAsia="黑体"/>
           <w:b/>
           <w:bCs/>
         </w:rPr>
@@ -173,7 +184,7 @@
       </w:r>
       <w:r>
         <w:rPr>
-          <w:rFonts w:hint="eastAsia"/>
+          <w:rFonts w:hint="eastAsia" w:eastAsia="黑体"/>
           <w:b/>
           <w:bCs/>
         </w:rPr>
@@ -181,7 +192,7 @@
       </w:r>
       <w:r>
         <w:rPr>
-          <w:rFonts w:hint="eastAsia"/>
+          <w:rFonts w:hint="eastAsia" w:eastAsia="黑体"/>
         </w:rPr>
         <w:t xml:space="preserve">（各元件的另一端相连，作为端口下端/地）。</w:t>
       </w:r>
@@ -190,7 +201,7 @@
       <w:pPr/>
       <w:r>
         <w:rPr>
-          <w:rFonts w:hint="eastAsia"/>
+          <w:rFonts w:hint="eastAsia" w:eastAsia="黑体"/>
         </w:rPr>
         <w:t xml:space="preserve">各元件管脚连接：</w:t>
       </w:r>
@@ -257,11 +268,14 @@
         </m:sSub>
       </m:oMath>
       <w:r>
+        <w:rPr>
+          <w:rFonts w:eastAsia="黑体"/>
+        </w:rPr>
         <w:t xml:space="preserve"> </w:t>
       </w:r>
       <w:r>
         <w:rPr>
-          <w:rFonts w:hint="eastAsia"/>
+          <w:rFonts w:hint="eastAsia" w:eastAsia="黑体"/>
         </w:rPr>
         <w:t xml:space="preserve">每一只都是一端接上端节点、另一端接下端节点，全部并联跨接在节点①与节点②之间，承受同一端口电压。</w:t>
       </w:r>
@@ -270,7 +284,7 @@
       <w:pPr/>
       <w:r>
         <w:rPr>
-          <w:rFonts w:hint="eastAsia"/>
+          <w:rFonts w:hint="eastAsia" w:eastAsia="黑体"/>
         </w:rPr>
         <w:t xml:space="preserve">由此构成”多个同类型元件并联跨接于相同两端、总电流均分”的纯并联组态，用于减小等效阻值、增大载流能力、均分电流。</w:t>
       </w:r>
@@ -283,7 +297,7 @@
       </w:pPr>
       <w:r>
         <w:rPr>
-          <w:rFonts w:hint="eastAsia"/>
+          <w:rFonts w:hint="eastAsia" w:eastAsia="黑体"/>
         </w:rPr>
         <w:t xml:space="preserve">工作原理</w:t>
       </w:r>
@@ -294,7 +308,7 @@
       </w:pPr>
       <w:r>
         <w:rPr>
-          <w:rFonts w:hint="eastAsia"/>
+          <w:rFonts w:hint="eastAsia" w:eastAsia="黑体"/>
         </w:rPr>
         <w:t xml:space="preserve">并联各支路承受相同电压，各支路电流按电导（阻值倒数）分配，总电流为各支路电流之和，因此等效电阻小于任意一个支路电阻。</w:t>
       </w:r>
@@ -307,7 +321,7 @@
       </w:pPr>
       <w:r>
         <w:rPr>
-          <w:rFonts w:hint="eastAsia"/>
+          <w:rFonts w:hint="eastAsia" w:eastAsia="黑体"/>
         </w:rPr>
         <w:t xml:space="preserve">关键计算公式</w:t>
       </w:r>
@@ -318,7 +332,7 @@
       </w:pPr>
       <w:r>
         <w:rPr>
-          <w:rFonts w:hint="eastAsia"/>
+          <w:rFonts w:hint="eastAsia" w:eastAsia="黑体"/>
         </w:rPr>
         <w:t xml:space="preserve">两电阻并联：</w:t>
       </w:r>
@@ -425,11 +439,14 @@
         <w:pStyle w:val="FirstParagraph"/>
       </w:pPr>
       <w:r>
+        <w:rPr>
+          <w:rFonts w:eastAsia="黑体"/>
+        </w:rPr>
         <w:t xml:space="preserve">N </w:t>
       </w:r>
       <w:r>
         <w:rPr>
-          <w:rFonts w:hint="eastAsia"/>
+          <w:rFonts w:hint="eastAsia" w:eastAsia="黑体"/>
         </w:rPr>
         <w:t xml:space="preserve">个电阻并联（电导形式）：</w:t>
       </w:r>
@@ -581,20 +598,26 @@
         <w:pStyle w:val="FirstParagraph"/>
       </w:pPr>
       <w:r>
+        <w:rPr>
+          <w:rFonts w:eastAsia="黑体"/>
+        </w:rPr>
         <w:t xml:space="preserve">N </w:t>
       </w:r>
       <w:r>
         <w:rPr>
-          <w:rFonts w:hint="eastAsia"/>
+          <w:rFonts w:hint="eastAsia" w:eastAsia="黑体"/>
         </w:rPr>
         <w:t xml:space="preserve">个相同电阻</w:t>
       </w:r>
       <w:r>
+        <w:rPr>
+          <w:rFonts w:eastAsia="黑体"/>
+        </w:rPr>
         <w:t xml:space="preserve"> R </w:t>
       </w:r>
       <w:r>
         <w:rPr>
-          <w:rFonts w:hint="eastAsia"/>
+          <w:rFonts w:hint="eastAsia" w:eastAsia="黑体"/>
         </w:rPr>
         <w:t xml:space="preserve">并联：</w:t>
       </w:r>
@@ -654,7 +677,7 @@
       </w:pPr>
       <w:r>
         <w:rPr>
-          <w:rFonts w:hint="eastAsia"/>
+          <w:rFonts w:hint="eastAsia" w:eastAsia="黑体"/>
         </w:rPr>
         <w:t xml:space="preserve">并联分流（两电阻）：</w:t>
       </w:r>
@@ -868,7 +891,7 @@
             </w:pPr>
             <w:r>
               <w:rPr>
-                <w:rFonts w:hint="eastAsia"/>
+                <w:rFonts w:hint="eastAsia" w:eastAsia="黑体"/>
               </w:rPr>
               <w:t xml:space="preserve">符号</w:t>
             </w:r>
@@ -882,7 +905,7 @@
             </w:pPr>
             <w:r>
               <w:rPr>
-                <w:rFonts w:hint="eastAsia"/>
+                <w:rFonts w:hint="eastAsia" w:eastAsia="黑体"/>
               </w:rPr>
               <w:t xml:space="preserve">含义</w:t>
             </w:r>
@@ -896,7 +919,7 @@
             </w:pPr>
             <w:r>
               <w:rPr>
-                <w:rFonts w:hint="eastAsia"/>
+                <w:rFonts w:hint="eastAsia" w:eastAsia="黑体"/>
               </w:rPr>
               <w:t xml:space="preserve">单位</w:t>
             </w:r>
@@ -928,6 +951,9 @@
               </m:sSub>
             </m:oMath>
             <w:r>
+              <w:rPr>
+                <w:rFonts w:eastAsia="黑体"/>
+              </w:rPr>
               <w:t xml:space="preserve">​</w:t>
             </w:r>
           </w:p>
@@ -940,7 +966,7 @@
             </w:pPr>
             <w:r>
               <w:rPr>
-                <w:rFonts w:hint="eastAsia"/>
+                <w:rFonts w:hint="eastAsia" w:eastAsia="黑体"/>
               </w:rPr>
               <w:t xml:space="preserve">并联等效电阻</w:t>
             </w:r>
@@ -953,6 +979,9 @@
               <w:pStyle w:val="Compact"/>
             </w:pPr>
             <w:r>
+              <w:rPr>
+                <w:rFonts w:eastAsia="黑体"/>
+              </w:rPr>
               <w:t xml:space="preserve">Ω</w:t>
             </w:r>
           </w:p>
@@ -1016,6 +1045,9 @@
               </m:sSub>
             </m:oMath>
             <w:r>
+              <w:rPr>
+                <w:rFonts w:eastAsia="黑体"/>
+              </w:rPr>
               <w:t xml:space="preserve">​</w:t>
             </w:r>
           </w:p>
@@ -1028,7 +1060,7 @@
             </w:pPr>
             <w:r>
               <w:rPr>
-                <w:rFonts w:hint="eastAsia"/>
+                <w:rFonts w:hint="eastAsia" w:eastAsia="黑体"/>
               </w:rPr>
               <w:t xml:space="preserve">各并联电阻</w:t>
             </w:r>
@@ -1041,6 +1073,9 @@
               <w:pStyle w:val="Compact"/>
             </w:pPr>
             <w:r>
+              <w:rPr>
+                <w:rFonts w:eastAsia="黑体"/>
+              </w:rPr>
               <w:t xml:space="preserve">Ω</w:t>
             </w:r>
           </w:p>
@@ -1059,6 +1094,9 @@
               </m:r>
             </m:oMath>
             <w:r>
+              <w:rPr>
+                <w:rFonts w:eastAsia="黑体"/>
+              </w:rPr>
               <w:t xml:space="preserve">​</w:t>
             </w:r>
           </w:p>
@@ -1071,7 +1109,7 @@
             </w:pPr>
             <w:r>
               <w:rPr>
-                <w:rFonts w:hint="eastAsia"/>
+                <w:rFonts w:hint="eastAsia" w:eastAsia="黑体"/>
               </w:rPr>
               <w:t xml:space="preserve">总电流</w:t>
             </w:r>
@@ -1084,6 +1122,9 @@
               <w:pStyle w:val="Compact"/>
             </w:pPr>
             <w:r>
+              <w:rPr>
+                <w:rFonts w:eastAsia="黑体"/>
+              </w:rPr>
               <w:t xml:space="preserve">A</w:t>
             </w:r>
           </w:p>
@@ -1129,6 +1170,9 @@
               </m:sSub>
             </m:oMath>
             <w:r>
+              <w:rPr>
+                <w:rFonts w:eastAsia="黑体"/>
+              </w:rPr>
               <w:t xml:space="preserve">​</w:t>
             </w:r>
           </w:p>
@@ -1141,7 +1185,7 @@
             </w:pPr>
             <w:r>
               <w:rPr>
-                <w:rFonts w:hint="eastAsia"/>
+                <w:rFonts w:hint="eastAsia" w:eastAsia="黑体"/>
               </w:rPr>
               <w:t xml:space="preserve">各支路电流</w:t>
             </w:r>
@@ -1154,6 +1198,9 @@
               <w:pStyle w:val="Compact"/>
             </w:pPr>
             <w:r>
+              <w:rPr>
+                <w:rFonts w:eastAsia="黑体"/>
+              </w:rPr>
               <w:t xml:space="preserve">A</w:t>
             </w:r>
           </w:p>
@@ -1168,7 +1215,7 @@
       </w:pPr>
       <w:r>
         <w:rPr>
-          <w:rFonts w:hint="eastAsia"/>
+          <w:rFonts w:hint="eastAsia" w:eastAsia="黑体"/>
         </w:rPr>
         <w:t xml:space="preserve">元件调整影响</w:t>
       </w:r>
@@ -1183,7 +1230,7 @@
       </w:pPr>
       <w:r>
         <w:rPr>
-          <w:rFonts w:hint="eastAsia"/>
+          <w:rFonts w:hint="eastAsia" w:eastAsia="黑体"/>
           <w:b/>
           <w:bCs/>
         </w:rPr>
@@ -1191,24 +1238,34 @@
       </w:r>
       <w:r>
         <w:rPr>
+          <w:rFonts w:eastAsia="黑体"/>
           <w:b/>
           <w:bCs/>
         </w:rPr>
         <w:t xml:space="preserve"> N↑</w:t>
       </w:r>
       <w:r>
+        <w:rPr>
+          <w:rFonts w:eastAsia="黑体"/>
+        </w:rPr>
         <w:t xml:space="preserve"> </w:t>
       </w:r>
       <w:r>
+        <w:rPr>
+          <w:rFonts w:eastAsia="黑体"/>
+        </w:rPr>
         <w:t xml:space="preserve">→ </w:t>
       </w:r>
       <w:r>
         <w:rPr>
-          <w:rFonts w:hint="eastAsia"/>
+          <w:rFonts w:hint="eastAsia" w:eastAsia="黑体"/>
         </w:rPr>
         <w:t xml:space="preserve">等效电阻</w:t>
       </w:r>
       <w:r>
+        <w:rPr>
+          <w:rFonts w:eastAsia="黑体"/>
+        </w:rPr>
         <w:t xml:space="preserve"> </w:t>
       </w:r>
       <m:oMath>
@@ -1229,11 +1286,14 @@
         </m:sSub>
       </m:oMath>
       <w:r>
+        <w:rPr>
+          <w:rFonts w:eastAsia="黑体"/>
+        </w:rPr>
         <w:t xml:space="preserve"> </w:t>
       </w:r>
       <w:r>
         <w:rPr>
-          <w:rFonts w:hint="eastAsia"/>
+          <w:rFonts w:hint="eastAsia" w:eastAsia="黑体"/>
         </w:rPr>
         <w:t xml:space="preserve">下降。</w:t>
       </w:r>
@@ -1248,21 +1308,27 @@
       </w:pPr>
       <w:r>
         <w:rPr>
-          <w:rFonts w:hint="eastAsia"/>
+          <w:rFonts w:hint="eastAsia" w:eastAsia="黑体"/>
           <w:b/>
           <w:bCs/>
         </w:rPr>
         <w:t xml:space="preserve">某支路阻值↑</w:t>
       </w:r>
       <w:r>
+        <w:rPr>
+          <w:rFonts w:eastAsia="黑体"/>
+        </w:rPr>
         <w:t xml:space="preserve"> </w:t>
       </w:r>
       <w:r>
+        <w:rPr>
+          <w:rFonts w:eastAsia="黑体"/>
+        </w:rPr>
         <w:t xml:space="preserve">→ </w:t>
       </w:r>
       <w:r>
         <w:rPr>
-          <w:rFonts w:hint="eastAsia"/>
+          <w:rFonts w:hint="eastAsia" w:eastAsia="黑体"/>
         </w:rPr>
         <w:t xml:space="preserve">该支路电流减小，等效电阻略升。</w:t>
       </w:r>
@@ -1277,21 +1343,27 @@
       </w:pPr>
       <w:r>
         <w:rPr>
-          <w:rFonts w:hint="eastAsia"/>
+          <w:rFonts w:hint="eastAsia" w:eastAsia="黑体"/>
           <w:b/>
           <w:bCs/>
         </w:rPr>
         <w:t xml:space="preserve">某支路阻值↓</w:t>
       </w:r>
       <w:r>
+        <w:rPr>
+          <w:rFonts w:eastAsia="黑体"/>
+        </w:rPr>
         <w:t xml:space="preserve"> </w:t>
       </w:r>
       <w:r>
+        <w:rPr>
+          <w:rFonts w:eastAsia="黑体"/>
+        </w:rPr>
         <w:t xml:space="preserve">→ </w:t>
       </w:r>
       <w:r>
         <w:rPr>
-          <w:rFonts w:hint="eastAsia"/>
+          <w:rFonts w:hint="eastAsia" w:eastAsia="黑体"/>
         </w:rPr>
         <w:t xml:space="preserve">该支路电流增大，等效电阻下降。</w:t>
       </w:r>
@@ -1306,25 +1378,31 @@
       </w:pPr>
       <w:r>
         <w:rPr>
-          <w:rFonts w:hint="eastAsia"/>
+          <w:rFonts w:hint="eastAsia" w:eastAsia="黑体"/>
         </w:rPr>
         <w:t xml:space="preserve">任一电阻短路</w:t>
       </w:r>
       <w:r>
+        <w:rPr>
+          <w:rFonts w:eastAsia="黑体"/>
+        </w:rPr>
         <w:t xml:space="preserve"> → </w:t>
       </w:r>
       <w:r>
         <w:rPr>
-          <w:rFonts w:hint="eastAsia"/>
+          <w:rFonts w:hint="eastAsia" w:eastAsia="黑体"/>
         </w:rPr>
         <w:t xml:space="preserve">整体短路；任一电阻开路</w:t>
       </w:r>
       <w:r>
+        <w:rPr>
+          <w:rFonts w:eastAsia="黑体"/>
+        </w:rPr>
         <w:t xml:space="preserve"> → </w:t>
       </w:r>
       <w:r>
         <w:rPr>
-          <w:rFonts w:hint="eastAsia"/>
+          <w:rFonts w:hint="eastAsia" w:eastAsia="黑体"/>
         </w:rPr>
         <w:t xml:space="preserve">等效电阻增大为其余支路并联值。</w:t>
       </w:r>
@@ -1337,7 +1415,7 @@
       </w:pPr>
       <w:r>
         <w:rPr>
-          <w:rFonts w:hint="eastAsia"/>
+          <w:rFonts w:hint="eastAsia" w:eastAsia="黑体"/>
         </w:rPr>
         <w:t xml:space="preserve">典型参数示例</w:t>
       </w:r>
@@ -1352,11 +1430,14 @@
       </w:pPr>
       <w:r>
         <w:rPr>
-          <w:rFonts w:hint="eastAsia"/>
+          <w:rFonts w:hint="eastAsia" w:eastAsia="黑体"/>
         </w:rPr>
         <w:t xml:space="preserve">取</w:t>
       </w:r>
       <w:r>
+        <w:rPr>
+          <w:rFonts w:eastAsia="黑体"/>
+        </w:rPr>
         <w:t xml:space="preserve"> </w:t>
       </w:r>
       <m:oMath>
@@ -1393,6 +1474,9 @@
         </m:r>
       </m:oMath>
       <w:r>
+        <w:rPr>
+          <w:rFonts w:eastAsia="黑体"/>
+        </w:rPr>
         <w:t xml:space="preserve">、</w:t>
       </w:r>
       <m:oMath>
@@ -1430,7 +1514,7 @@
       </m:oMath>
       <w:r>
         <w:rPr>
-          <w:rFonts w:hint="eastAsia"/>
+          <w:rFonts w:hint="eastAsia" w:eastAsia="黑体"/>
         </w:rPr>
         <w:t xml:space="preserve">：</w:t>
       </w:r>
@@ -1500,6 +1584,9 @@
         </m:r>
       </m:oMath>
       <w:r>
+        <w:rPr>
+          <w:rFonts w:eastAsia="黑体"/>
+        </w:rPr>
         <w:t xml:space="preserve">。</w:t>
       </w:r>
     </w:p>
@@ -1513,20 +1600,26 @@
       </w:pPr>
       <w:r>
         <w:rPr>
-          <w:rFonts w:hint="eastAsia"/>
+          <w:rFonts w:hint="eastAsia" w:eastAsia="黑体"/>
         </w:rPr>
         <w:t xml:space="preserve">取</w:t>
       </w:r>
       <w:r>
+        <w:rPr>
+          <w:rFonts w:eastAsia="黑体"/>
+        </w:rPr>
         <w:t xml:space="preserve"> 4 </w:t>
       </w:r>
       <w:r>
         <w:rPr>
-          <w:rFonts w:hint="eastAsia"/>
+          <w:rFonts w:hint="eastAsia" w:eastAsia="黑体"/>
         </w:rPr>
         <w:t xml:space="preserve">个</w:t>
       </w:r>
       <w:r>
+        <w:rPr>
+          <w:rFonts w:eastAsia="黑体"/>
+        </w:rPr>
         <w:t xml:space="preserve"> </w:t>
       </w:r>
       <m:oMath>
@@ -1544,11 +1637,14 @@
         </m:r>
       </m:oMath>
       <w:r>
+        <w:rPr>
+          <w:rFonts w:eastAsia="黑体"/>
+        </w:rPr>
         <w:t xml:space="preserve"> </w:t>
       </w:r>
       <w:r>
         <w:rPr>
-          <w:rFonts w:hint="eastAsia"/>
+          <w:rFonts w:hint="eastAsia" w:eastAsia="黑体"/>
         </w:rPr>
         <w:t xml:space="preserve">电阻并联：</w:t>
       </w:r>
@@ -1610,11 +1706,14 @@
       </m:oMath>
       <w:r>
         <w:rPr>
-          <w:rFonts w:hint="eastAsia"/>
+          <w:rFonts w:hint="eastAsia" w:eastAsia="黑体"/>
         </w:rPr>
         <w:t xml:space="preserve">，各支路均分</w:t>
       </w:r>
       <w:r>
+        <w:rPr>
+          <w:rFonts w:eastAsia="黑体"/>
+        </w:rPr>
         <w:t xml:space="preserve"> </w:t>
       </w:r>
       <m:oMath>
@@ -1632,6 +1731,9 @@
         </m:r>
       </m:oMath>
       <w:r>
+        <w:rPr>
+          <w:rFonts w:eastAsia="黑体"/>
+        </w:rPr>
         <w:t xml:space="preserve">。</w:t>
       </w:r>
     </w:p>
@@ -1643,7 +1745,7 @@
       </w:pPr>
       <w:r>
         <w:rPr>
-          <w:rFonts w:hint="eastAsia"/>
+          <w:rFonts w:hint="eastAsia" w:eastAsia="黑体"/>
         </w:rPr>
         <w:t xml:space="preserve">常见器件型号</w:t>
       </w:r>
@@ -1658,25 +1760,31 @@
       </w:pPr>
       <w:r>
         <w:rPr>
-          <w:rFonts w:hint="eastAsia"/>
+          <w:rFonts w:hint="eastAsia" w:eastAsia="黑体"/>
         </w:rPr>
         <w:t xml:space="preserve">电阻：0805</w:t>
       </w:r>
       <w:r>
+        <w:rPr>
+          <w:rFonts w:eastAsia="黑体"/>
+        </w:rPr>
         <w:t xml:space="preserve"> / 0603 </w:t>
       </w:r>
       <w:r>
         <w:rPr>
-          <w:rFonts w:hint="eastAsia"/>
+          <w:rFonts w:hint="eastAsia" w:eastAsia="黑体"/>
         </w:rPr>
         <w:t xml:space="preserve">贴片电阻、1%</w:t>
       </w:r>
       <w:r>
+        <w:rPr>
+          <w:rFonts w:eastAsia="黑体"/>
+        </w:rPr>
         <w:t xml:space="preserve"> </w:t>
       </w:r>
       <w:r>
         <w:rPr>
-          <w:rFonts w:hint="eastAsia"/>
+          <w:rFonts w:hint="eastAsia" w:eastAsia="黑体"/>
         </w:rPr>
         <w:t xml:space="preserve">金属膜电阻。</w:t>
       </w:r>
@@ -1689,7 +1797,7 @@
       </w:pPr>
       <w:r>
         <w:rPr>
-          <w:rFonts w:hint="eastAsia"/>
+          <w:rFonts w:hint="eastAsia" w:eastAsia="黑体"/>
         </w:rPr>
         <w:t xml:space="preserve">注意事项</w:t>
       </w:r>
@@ -1704,7 +1812,7 @@
       </w:pPr>
       <w:r>
         <w:rPr>
-          <w:rFonts w:hint="eastAsia"/>
+          <w:rFonts w:hint="eastAsia" w:eastAsia="黑体"/>
         </w:rPr>
         <w:t xml:space="preserve">并联用于降低阻值或增大功率，但多个低值电阻并联成本与占板面积较高。</w:t>
       </w:r>
@@ -1719,7 +1827,7 @@
       </w:pPr>
       <w:r>
         <w:rPr>
-          <w:rFonts w:hint="eastAsia"/>
+          <w:rFonts w:hint="eastAsia" w:eastAsia="黑体"/>
         </w:rPr>
         <w:t xml:space="preserve">并联分流要求各支路参数一致，阻值偏差会导致电流不均。</w:t>
       </w:r>
@@ -1734,16 +1842,19 @@
       </w:pPr>
       <w:r>
         <w:rPr>
-          <w:rFonts w:hint="eastAsia"/>
+          <w:rFonts w:hint="eastAsia" w:eastAsia="黑体"/>
         </w:rPr>
         <w:t xml:space="preserve">实际大电流并联需考虑</w:t>
       </w:r>
       <w:r>
+        <w:rPr>
+          <w:rFonts w:eastAsia="黑体"/>
+        </w:rPr>
         <w:t xml:space="preserve"> PCB </w:t>
       </w:r>
       <w:r>
         <w:rPr>
-          <w:rFonts w:hint="eastAsia"/>
+          <w:rFonts w:hint="eastAsia" w:eastAsia="黑体"/>
         </w:rPr>
         <w:t xml:space="preserve">布线均流与散热平衡。</w:t>
       </w:r>
@@ -1756,7 +1867,7 @@
       </w:pPr>
       <w:r>
         <w:rPr>
-          <w:rFonts w:hint="eastAsia"/>
+          <w:rFonts w:hint="eastAsia" w:eastAsia="黑体"/>
         </w:rPr>
         <w:t xml:space="preserve">参考资料</w:t>
       </w:r>
@@ -1771,7 +1882,7 @@
       </w:pPr>
       <w:r>
         <w:rPr>
-          <w:rFonts w:hint="eastAsia"/>
+          <w:rFonts w:hint="eastAsia" w:eastAsia="黑体"/>
         </w:rPr>
         <w:t xml:space="preserve">《电路》（邱关源）。</w:t>
       </w:r>
@@ -1785,6 +1896,9 @@
         </w:numPr>
       </w:pPr>
       <w:r>
+        <w:rPr>
+          <w:rFonts w:eastAsia="黑体"/>
+        </w:rPr>
         <w:t xml:space="preserve">Wikipedia: Series and parallel circuits。</w:t>
       </w:r>
     </w:p>
@@ -1797,11 +1911,11 @@
       </w:pPr>
       <w:r>
         <w:rPr>
-          <w:rFonts w:ascii="Times New Roman" w:hAnsi="Times New Roman"/>
+          <w:rFonts w:ascii="Times New Roman" w:hAnsi="Times New Roman" w:eastAsia="黑体"/>
           <w:color w:val="555555"/>
           <w:sz w:val="21"/>
         </w:rPr>
-        <w:t>材料收集者：杜文杰</w:t>
+        <w:t>材料收集者：杜文杰，WX手机：19519196569，QQ:3478827729</w:t>
       </w:r>
     </w:p>
     <w:sectPr>
@@ -1821,7 +1935,7 @@
 </file>
 
 <file path=word/footer1.xml><?xml version="1.0" encoding="utf-8"?>
-<w:ftr xmlns:m="http://schemas.openxmlformats.org/officeDocument/2006/math" xmlns:mc="http://schemas.openxmlformats.org/markup-compatibility/2006" xmlns:mo="http://schemas.microsoft.com/office/mac/office/2008/main" xmlns:mv="urn:schemas-microsoft-com:mac:vml" xmlns:o="urn:schemas-microsoft-com:office:office" xmlns:r="http://schemas.openxmlformats.org/officeDocument/2006/relationships" xmlns:v="urn:schemas-microsoft-com:vml" xmlns:w10="urn:schemas-microsoft-com:office:word" xmlns:w14="http://schemas.microsoft.com/office/word/2010/wordml" xmlns:w="http://schemas.openxmlformats.org/wordprocessingml/2006/main" xmlns:wne="http://schemas.microsoft.com/office/word/2006/wordml" xmlns:wp14="http://schemas.microsoft.com/office/word/2010/wordprocessingDrawing" xmlns:wp="http://schemas.openxmlformats.org/drawingml/2006/wordprocessingDrawing" xmlns:wpc="http://schemas.microsoft.com/office/word/2010/wordprocessingCanvas" xmlns:wpg="http://schemas.microsoft.com/office/word/2010/wordprocessingGroup" xmlns:wpi="http://schemas.microsoft.com/office/word/2010/wordprocessingInk" xmlns:wps="http://schemas.microsoft.com/office/word/2010/wordprocessingShape" mc:Ignorable="w14 wp14">
+<w:ftr xmlns:mc="http://schemas.openxmlformats.org/markup-compatibility/2006" xmlns:w="http://schemas.openxmlformats.org/wordprocessingml/2006/main" xmlns:m="http://schemas.openxmlformats.org/officeDocument/2006/math" xmlns:mo="http://schemas.microsoft.com/office/mac/office/2008/main" xmlns:mv="urn:schemas-microsoft-com:mac:vml" xmlns:o="urn:schemas-microsoft-com:office:office" xmlns:r="http://schemas.openxmlformats.org/officeDocument/2006/relationships" xmlns:v="urn:schemas-microsoft-com:vml" xmlns:w10="urn:schemas-microsoft-com:office:word" xmlns:w14="http://schemas.microsoft.com/office/word/2010/wordml" xmlns:wne="http://schemas.microsoft.com/office/word/2006/wordml" xmlns:wp14="http://schemas.microsoft.com/office/word/2010/wordprocessingDrawing" xmlns:wp="http://schemas.openxmlformats.org/drawingml/2006/wordprocessingDrawing" xmlns:wpc="http://schemas.microsoft.com/office/word/2010/wordprocessingCanvas" xmlns:wpg="http://schemas.microsoft.com/office/word/2010/wordprocessingGroup" xmlns:wpi="http://schemas.microsoft.com/office/word/2010/wordprocessingInk" xmlns:wps="http://schemas.microsoft.com/office/word/2010/wordprocessingShape" mc:Ignorable="w14 wp14">
   <w:p>
     <w:pPr>
       <w:pStyle w:val="Footer"/>
@@ -1829,12 +1943,14 @@
     </w:pPr>
     <w:r>
       <w:rPr>
+        <w:rFonts w:eastAsia="黑体"/>
         <w:sz w:val="18"/>
       </w:rPr>
       <w:t xml:space="preserve">第 </w:t>
     </w:r>
     <w:r>
       <w:rPr>
+        <w:rFonts w:eastAsia="黑体"/>
         <w:sz w:val="18"/>
       </w:rPr>
       <w:fldChar w:fldCharType="begin"/>
@@ -1843,6 +1959,7 @@
     </w:r>
     <w:r>
       <w:rPr>
+        <w:rFonts w:eastAsia="黑体"/>
         <w:sz w:val="18"/>
       </w:rPr>
       <w:t xml:space="preserve"> 页</w:t>
@@ -1856,6 +1973,9 @@
   <w:footnote w:type="continuationSeparator" w:id="0">
     <w:p>
       <w:r>
+        <w:rPr>
+          <w:rFonts w:eastAsia="黑体"/>
+        </w:rPr>
         <w:continuationSeparator/>
       </w:r>
     </w:p>
@@ -1863,6 +1983,9 @@
   <w:footnote w:type="separator" w:id="-1">
     <w:p>
       <w:r>
+        <w:rPr>
+          <w:rFonts w:eastAsia="黑体"/>
+        </w:rPr>
         <w:separator/>
       </w:r>
     </w:p>
@@ -1871,7 +1994,7 @@
 </file>
 
 <file path=word/header1.xml><?xml version="1.0" encoding="utf-8"?>
-<w:hdr xmlns:m="http://schemas.openxmlformats.org/officeDocument/2006/math" xmlns:mc="http://schemas.openxmlformats.org/markup-compatibility/2006" xmlns:mo="http://schemas.microsoft.com/office/mac/office/2008/main" xmlns:mv="urn:schemas-microsoft-com:mac:vml" xmlns:o="urn:schemas-microsoft-com:office:office" xmlns:r="http://schemas.openxmlformats.org/officeDocument/2006/relationships" xmlns:v="urn:schemas-microsoft-com:vml" xmlns:w10="urn:schemas-microsoft-com:office:word" xmlns:w14="http://schemas.microsoft.com/office/word/2010/wordml" xmlns:w="http://schemas.openxmlformats.org/wordprocessingml/2006/main" xmlns:wne="http://schemas.microsoft.com/office/word/2006/wordml" xmlns:wp14="http://schemas.microsoft.com/office/word/2010/wordprocessingDrawing" xmlns:wp="http://schemas.openxmlformats.org/drawingml/2006/wordprocessingDrawing" xmlns:wpc="http://schemas.microsoft.com/office/word/2010/wordprocessingCanvas" xmlns:wpg="http://schemas.microsoft.com/office/word/2010/wordprocessingGroup" xmlns:wpi="http://schemas.microsoft.com/office/word/2010/wordprocessingInk" xmlns:wps="http://schemas.microsoft.com/office/word/2010/wordprocessingShape" mc:Ignorable="w14 wp14">
+<w:hdr xmlns:mc="http://schemas.openxmlformats.org/markup-compatibility/2006" xmlns:w="http://schemas.openxmlformats.org/wordprocessingml/2006/main" xmlns:m="http://schemas.openxmlformats.org/officeDocument/2006/math" xmlns:mo="http://schemas.microsoft.com/office/mac/office/2008/main" xmlns:mv="urn:schemas-microsoft-com:mac:vml" xmlns:o="urn:schemas-microsoft-com:office:office" xmlns:r="http://schemas.openxmlformats.org/officeDocument/2006/relationships" xmlns:v="urn:schemas-microsoft-com:vml" xmlns:w10="urn:schemas-microsoft-com:office:word" xmlns:w14="http://schemas.microsoft.com/office/word/2010/wordml" xmlns:wne="http://schemas.microsoft.com/office/word/2006/wordml" xmlns:wp14="http://schemas.microsoft.com/office/word/2010/wordprocessingDrawing" xmlns:wp="http://schemas.openxmlformats.org/drawingml/2006/wordprocessingDrawing" xmlns:wpc="http://schemas.microsoft.com/office/word/2010/wordprocessingCanvas" xmlns:wpg="http://schemas.microsoft.com/office/word/2010/wordprocessingGroup" xmlns:wpi="http://schemas.microsoft.com/office/word/2010/wordprocessingInk" xmlns:wps="http://schemas.microsoft.com/office/word/2010/wordprocessingShape" mc:Ignorable="w14 wp14">
   <w:p>
     <w:pPr>
       <w:pStyle w:val="Header"/>
@@ -1879,7 +2002,7 @@
     </w:pPr>
     <w:r>
       <w:rPr>
-        <w:rFonts w:ascii="Times New Roman" w:hAnsi="Times New Roman"/>
+        <w:rFonts w:ascii="Times New Roman" w:hAnsi="Times New Roman" w:eastAsia="黑体"/>
         <w:sz w:val="18"/>
         <w:rFonts w:eastAsia="黑体"/>
         <w:rFonts w:eastAsia="黑体"/>
@@ -1891,7 +2014,7 @@
 </file>
 
 <file path=word/numbering.xml><?xml version="1.0" encoding="utf-8"?>
-<w:numbering xmlns:m="http://schemas.openxmlformats.org/officeDocument/2006/math" xmlns:mc="http://schemas.openxmlformats.org/markup-compatibility/2006" xmlns:mo="http://schemas.microsoft.com/office/mac/office/2008/main" xmlns:mv="urn:schemas-microsoft-com:mac:vml" xmlns:o="urn:schemas-microsoft-com:office:office" xmlns:r="http://schemas.openxmlformats.org/officeDocument/2006/relationships" xmlns:v="urn:schemas-microsoft-com:vml" xmlns:w="http://schemas.openxmlformats.org/wordprocessingml/2006/main" xmlns:w10="urn:schemas-microsoft-com:office:word" xmlns:w14="http://schemas.microsoft.com/office/word/2010/wordml" xmlns:wne="http://schemas.microsoft.com/office/word/2006/wordml" xmlns:wp="http://schemas.openxmlformats.org/drawingml/2006/wordprocessingDrawing" xmlns:wp14="http://schemas.microsoft.com/office/word/2010/wordprocessingDrawing" xmlns:wpc="http://schemas.microsoft.com/office/word/2010/wordprocessingCanvas" xmlns:wpg="http://schemas.microsoft.com/office/word/2010/wordprocessingGroup" xmlns:wpi="http://schemas.microsoft.com/office/word/2010/wordprocessingInk" xmlns:wps="http://schemas.microsoft.com/office/word/2010/wordprocessingShape" mc:Ignorable="w14 wp14">
+<w:numbering xmlns:mc="http://schemas.openxmlformats.org/markup-compatibility/2006" xmlns:w="http://schemas.openxmlformats.org/wordprocessingml/2006/main" xmlns:m="http://schemas.openxmlformats.org/officeDocument/2006/math" xmlns:mo="http://schemas.microsoft.com/office/mac/office/2008/main" xmlns:mv="urn:schemas-microsoft-com:mac:vml" xmlns:o="urn:schemas-microsoft-com:office:office" xmlns:r="http://schemas.openxmlformats.org/officeDocument/2006/relationships" xmlns:v="urn:schemas-microsoft-com:vml" xmlns:w10="urn:schemas-microsoft-com:office:word" xmlns:w14="http://schemas.microsoft.com/office/word/2010/wordml" xmlns:wne="http://schemas.microsoft.com/office/word/2006/wordml" xmlns:wp="http://schemas.openxmlformats.org/drawingml/2006/wordprocessingDrawing" xmlns:wp14="http://schemas.microsoft.com/office/word/2010/wordprocessingDrawing" xmlns:wpc="http://schemas.microsoft.com/office/word/2010/wordprocessingCanvas" xmlns:wpg="http://schemas.microsoft.com/office/word/2010/wordprocessingGroup" xmlns:wpi="http://schemas.microsoft.com/office/word/2010/wordprocessingInk" xmlns:wps="http://schemas.microsoft.com/office/word/2010/wordprocessingShape" mc:Ignorable="w14 wp14">
   <w:abstractNum w:abstractNumId="0">
     <w:nsid w:val="FFFFFF7C"/>
     <w:multiLevelType w:val="singleLevel"/>
@@ -1978,7 +2101,7 @@
         <w:ind w:hanging="360" w:left="1440"/>
       </w:pPr>
       <w:rPr>
-        <w:rFonts w:ascii="Symbol" w:hAnsi="Symbol" w:hint="default"/>
+        <w:rFonts w:ascii="Symbol" w:hAnsi="Symbol" w:hint="default" w:eastAsia="黑体"/>
       </w:rPr>
     </w:lvl>
   </w:abstractNum>
@@ -1999,7 +2122,7 @@
         <w:ind w:hanging="360" w:left="1080"/>
       </w:pPr>
       <w:rPr>
-        <w:rFonts w:ascii="Symbol" w:hAnsi="Symbol" w:hint="default"/>
+        <w:rFonts w:ascii="Symbol" w:hAnsi="Symbol" w:hint="default" w:eastAsia="黑体"/>
       </w:rPr>
     </w:lvl>
   </w:abstractNum>
@@ -2020,7 +2143,7 @@
         <w:ind w:hanging="360" w:left="720"/>
       </w:pPr>
       <w:rPr>
-        <w:rFonts w:ascii="Symbol" w:hAnsi="Symbol" w:hint="default"/>
+        <w:rFonts w:ascii="Symbol" w:hAnsi="Symbol" w:hint="default" w:eastAsia="黑体"/>
       </w:rPr>
     </w:lvl>
   </w:abstractNum>
@@ -2059,7 +2182,7 @@
         <w:ind w:hanging="360" w:left="360"/>
       </w:pPr>
       <w:rPr>
-        <w:rFonts w:ascii="Symbol" w:hAnsi="Symbol" w:hint="default"/>
+        <w:rFonts w:ascii="Symbol" w:hAnsi="Symbol" w:hint="default" w:eastAsia="黑体"/>
       </w:rPr>
     </w:lvl>
   </w:abstractNum>
@@ -2150,7 +2273,7 @@
         <w:ind w:left="720" w:hanging="360"/>
       </w:pPr>
       <w:rPr>
-        <w:rFonts w:ascii="Symbol" w:hAnsi="Symbol" w:cs="Symbol" w:hint="default"/>
+        <w:rFonts w:ascii="Symbol" w:hAnsi="Symbol" w:cs="Symbol" w:hint="default" w:eastAsia="黑体"/>
       </w:rPr>
     </w:lvl>
     <w:lvl w:ilvl="1">
@@ -2161,7 +2284,7 @@
         <w:ind w:left="1440" w:hanging="360"/>
       </w:pPr>
       <w:rPr>
-        <w:rFonts w:ascii="Courier New" w:hAnsi="Courier New" w:cs="Courier New" w:hint="default"/>
+        <w:rFonts w:ascii="Courier New" w:hAnsi="Courier New" w:cs="Courier New" w:hint="default" w:eastAsia="黑体"/>
       </w:rPr>
     </w:lvl>
     <w:lvl w:ilvl="2">
@@ -2172,7 +2295,7 @@
         <w:ind w:left="2160" w:hanging="360"/>
       </w:pPr>
       <w:rPr>
-        <w:rFonts w:ascii="Wingdings" w:hAnsi="Wingdings" w:cs="Wingdings" w:hint="default"/>
+        <w:rFonts w:ascii="Wingdings" w:hAnsi="Wingdings" w:cs="Wingdings" w:hint="default" w:eastAsia="黑体"/>
       </w:rPr>
     </w:lvl>
     <w:lvl w:ilvl="3">
@@ -2183,7 +2306,7 @@
         <w:ind w:left="2880" w:hanging="360"/>
       </w:pPr>
       <w:rPr>
-        <w:rFonts w:ascii="Symbol" w:hAnsi="Symbol" w:cs="Symbol" w:hint="default"/>
+        <w:rFonts w:ascii="Symbol" w:hAnsi="Symbol" w:cs="Symbol" w:hint="default" w:eastAsia="黑体"/>
       </w:rPr>
     </w:lvl>
     <w:lvl w:ilvl="4">
@@ -2194,7 +2317,7 @@
         <w:ind w:left="3600" w:hanging="360"/>
       </w:pPr>
       <w:rPr>
-        <w:rFonts w:ascii="Courier New" w:hAnsi="Courier New" w:cs="Courier New" w:hint="default"/>
+        <w:rFonts w:ascii="Courier New" w:hAnsi="Courier New" w:cs="Courier New" w:hint="default" w:eastAsia="黑体"/>
       </w:rPr>
     </w:lvl>
     <w:lvl w:ilvl="5">
@@ -2205,7 +2328,7 @@
         <w:ind w:left="4320" w:hanging="360"/>
       </w:pPr>
       <w:rPr>
-        <w:rFonts w:ascii="Wingdings" w:hAnsi="Wingdings" w:cs="Wingdings" w:hint="default"/>
+        <w:rFonts w:ascii="Wingdings" w:hAnsi="Wingdings" w:cs="Wingdings" w:hint="default" w:eastAsia="黑体"/>
       </w:rPr>
     </w:lvl>
     <w:lvl w:ilvl="6">
@@ -2216,7 +2339,7 @@
         <w:ind w:left="5040" w:hanging="360"/>
       </w:pPr>
       <w:rPr>
-        <w:rFonts w:ascii="Symbol" w:hAnsi="Symbol" w:cs="Symbol" w:hint="default"/>
+        <w:rFonts w:ascii="Symbol" w:hAnsi="Symbol" w:cs="Symbol" w:hint="default" w:eastAsia="黑体"/>
       </w:rPr>
     </w:lvl>
     <w:lvl w:ilvl="7">
@@ -2227,7 +2350,7 @@
         <w:ind w:left="5760" w:hanging="360"/>
       </w:pPr>
       <w:rPr>
-        <w:rFonts w:ascii="Courier New" w:hAnsi="Courier New" w:cs="Courier New" w:hint="default"/>
+        <w:rFonts w:ascii="Courier New" w:hAnsi="Courier New" w:cs="Courier New" w:hint="default" w:eastAsia="黑体"/>
       </w:rPr>
     </w:lvl>
     <w:lvl w:ilvl="8">
@@ -2238,7 +2361,7 @@
         <w:ind w:left="6480" w:hanging="360"/>
       </w:pPr>
       <w:rPr>
-        <w:rFonts w:ascii="Wingdings" w:hAnsi="Wingdings" w:cs="Wingdings" w:hint="default"/>
+        <w:rFonts w:ascii="Wingdings" w:hAnsi="Wingdings" w:cs="Wingdings" w:hint="default" w:eastAsia="黑体"/>
       </w:rPr>
     </w:lvl>
   </w:abstractNum>
@@ -2291,11 +2414,11 @@
 </file>
 
 <file path=word/styles.xml><?xml version="1.0" encoding="utf-8"?>
-<w:styles xmlns:mc="http://schemas.openxmlformats.org/markup-compatibility/2006" xmlns:r="http://schemas.openxmlformats.org/officeDocument/2006/relationships" xmlns:w="http://schemas.openxmlformats.org/wordprocessingml/2006/main" xmlns:w14="http://schemas.microsoft.com/office/word/2010/wordml" mc:Ignorable="w14">
+<w:styles xmlns:mc="http://schemas.openxmlformats.org/markup-compatibility/2006" xmlns:w="http://schemas.openxmlformats.org/wordprocessingml/2006/main" xmlns:r="http://schemas.openxmlformats.org/officeDocument/2006/relationships" xmlns:w14="http://schemas.microsoft.com/office/word/2010/wordml" mc:Ignorable="w14">
   <w:docDefaults>
     <w:rPrDefault>
       <w:rPr>
-        <w:rFonts w:asciiTheme="minorHAnsi" w:cstheme="minorBidi" w:eastAsiaTheme="minorEastAsia" w:hAnsiTheme="minorHAnsi"/>
+        <w:rFonts w:asciiTheme="minorHAnsi" w:cstheme="minorBidi" w:hAnsiTheme="minorHAnsi" w:eastAsia="黑体"/>
         <w:sz w:val="22"/>
         <w:szCs w:val="22"/>
         <w:lang w:bidi="ar-SA" w:eastAsia="en-US" w:val="en-US"/>
@@ -2517,7 +2640,7 @@
       <w:outlineLvl w:val="0"/>
     </w:pPr>
     <w:rPr>
-      <w:rFonts w:ascii="Times New Roman" w:asciiTheme="majorHAnsi" w:cstheme="majorBidi" w:eastAsia="黑体" w:eastAsiaTheme="majorEastAsia" w:hAnsi="Times New Roman" w:hAnsiTheme="majorHAnsi"/>
+      <w:rFonts w:ascii="Times New Roman" w:asciiTheme="majorHAnsi" w:cstheme="majorBidi" w:eastAsia="黑体" w:hAnsi="Times New Roman" w:hAnsiTheme="majorHAnsi"/>
       <w:b/>
       <w:bCs/>
       <w:color w:val="1F3864"/>
@@ -2541,7 +2664,7 @@
       <w:outlineLvl w:val="1"/>
     </w:pPr>
     <w:rPr>
-      <w:rFonts w:ascii="Times New Roman" w:asciiTheme="majorHAnsi" w:cstheme="majorBidi" w:eastAsia="黑体" w:eastAsiaTheme="majorEastAsia" w:hAnsi="Times New Roman" w:hAnsiTheme="majorHAnsi"/>
+      <w:rFonts w:ascii="Times New Roman" w:asciiTheme="majorHAnsi" w:cstheme="majorBidi" w:eastAsia="黑体" w:hAnsi="Times New Roman" w:hAnsiTheme="majorHAnsi"/>
       <w:b/>
       <w:bCs/>
       <w:color w:val="2E4E7E"/>
@@ -2565,7 +2688,7 @@
       <w:outlineLvl w:val="2"/>
     </w:pPr>
     <w:rPr>
-      <w:rFonts w:ascii="Times New Roman" w:asciiTheme="majorHAnsi" w:cstheme="majorBidi" w:eastAsia="黑体" w:eastAsiaTheme="majorEastAsia" w:hAnsi="Times New Roman" w:hAnsiTheme="majorHAnsi"/>
+      <w:rFonts w:ascii="Times New Roman" w:asciiTheme="majorHAnsi" w:cstheme="majorBidi" w:eastAsia="黑体" w:hAnsi="Times New Roman" w:hAnsiTheme="majorHAnsi"/>
       <w:b/>
       <w:bCs/>
       <w:color w:val="2E4E7E"/>
@@ -2589,7 +2712,7 @@
       <w:outlineLvl w:val="3"/>
     </w:pPr>
     <w:rPr>
-      <w:rFonts w:ascii="Times New Roman" w:asciiTheme="majorHAnsi" w:cstheme="majorBidi" w:eastAsia="黑体" w:eastAsiaTheme="majorEastAsia" w:hAnsi="Times New Roman" w:hAnsiTheme="majorHAnsi"/>
+      <w:rFonts w:ascii="Times New Roman" w:asciiTheme="majorHAnsi" w:cstheme="majorBidi" w:eastAsia="黑体" w:hAnsi="Times New Roman" w:hAnsiTheme="majorHAnsi"/>
       <w:b/>
       <w:bCs/>
       <w:i/>
@@ -2615,7 +2738,7 @@
       <w:outlineLvl w:val="4"/>
     </w:pPr>
     <w:rPr>
-      <w:rFonts w:ascii="Times New Roman" w:asciiTheme="majorHAnsi" w:cstheme="majorBidi" w:eastAsia="黑体" w:eastAsiaTheme="majorEastAsia" w:hAnsi="Times New Roman" w:hAnsiTheme="majorHAnsi"/>
+      <w:rFonts w:ascii="Times New Roman" w:asciiTheme="majorHAnsi" w:cstheme="majorBidi" w:eastAsia="黑体" w:hAnsi="Times New Roman" w:hAnsiTheme="majorHAnsi"/>
       <w:b/>
       <w:color w:val="333333"/>
       <w:sz w:val="22"/>
@@ -2638,7 +2761,7 @@
       <w:outlineLvl w:val="5"/>
     </w:pPr>
     <w:rPr>
-      <w:rFonts w:asciiTheme="majorHAnsi" w:cstheme="majorBidi" w:eastAsiaTheme="majorEastAsia" w:hAnsiTheme="majorHAnsi"/>
+      <w:rFonts w:asciiTheme="majorHAnsi" w:cstheme="majorBidi" w:hAnsiTheme="majorHAnsi" w:eastAsia="黑体"/>
       <w:i/>
       <w:iCs/>
       <w:color w:themeColor="accent1" w:themeShade="7F" w:val="243F60"/>
@@ -2661,7 +2784,7 @@
       <w:outlineLvl w:val="6"/>
     </w:pPr>
     <w:rPr>
-      <w:rFonts w:asciiTheme="majorHAnsi" w:cstheme="majorBidi" w:eastAsiaTheme="majorEastAsia" w:hAnsiTheme="majorHAnsi"/>
+      <w:rFonts w:asciiTheme="majorHAnsi" w:cstheme="majorBidi" w:hAnsiTheme="majorHAnsi" w:eastAsia="黑体"/>
       <w:i/>
       <w:iCs/>
       <w:color w:themeColor="text1" w:themeTint="BF" w:val="404040"/>
@@ -2684,7 +2807,7 @@
       <w:outlineLvl w:val="7"/>
     </w:pPr>
     <w:rPr>
-      <w:rFonts w:asciiTheme="majorHAnsi" w:cstheme="majorBidi" w:eastAsiaTheme="majorEastAsia" w:hAnsiTheme="majorHAnsi"/>
+      <w:rFonts w:asciiTheme="majorHAnsi" w:cstheme="majorBidi" w:hAnsiTheme="majorHAnsi" w:eastAsia="黑体"/>
       <w:color w:themeColor="accent1" w:val="4F81BD"/>
       <w:sz w:val="20"/>
       <w:szCs w:val="20"/>
@@ -2707,7 +2830,7 @@
       <w:outlineLvl w:val="8"/>
     </w:pPr>
     <w:rPr>
-      <w:rFonts w:asciiTheme="majorHAnsi" w:cstheme="majorBidi" w:eastAsiaTheme="majorEastAsia" w:hAnsiTheme="majorHAnsi"/>
+      <w:rFonts w:asciiTheme="majorHAnsi" w:cstheme="majorBidi" w:hAnsiTheme="majorHAnsi" w:eastAsia="黑体"/>
       <w:i/>
       <w:iCs/>
       <w:color w:themeColor="text1" w:themeTint="BF" w:val="404040"/>
@@ -2758,7 +2881,7 @@
     <w:uiPriority w:val="9"/>
     <w:rsid w:val="00FC693F"/>
     <w:rPr>
-      <w:rFonts w:asciiTheme="majorHAnsi" w:cstheme="majorBidi" w:eastAsiaTheme="majorEastAsia" w:hAnsiTheme="majorHAnsi"/>
+      <w:rFonts w:asciiTheme="majorHAnsi" w:cstheme="majorBidi" w:hAnsiTheme="majorHAnsi" w:eastAsia="黑体"/>
       <w:b/>
       <w:bCs/>
       <w:color w:themeColor="accent1" w:themeShade="BF" w:val="365F91"/>
@@ -2773,7 +2896,7 @@
     <w:uiPriority w:val="9"/>
     <w:rsid w:val="00FC693F"/>
     <w:rPr>
-      <w:rFonts w:asciiTheme="majorHAnsi" w:cstheme="majorBidi" w:eastAsiaTheme="majorEastAsia" w:hAnsiTheme="majorHAnsi"/>
+      <w:rFonts w:asciiTheme="majorHAnsi" w:cstheme="majorBidi" w:hAnsiTheme="majorHAnsi" w:eastAsia="黑体"/>
       <w:b/>
       <w:bCs/>
       <w:color w:themeColor="accent1" w:val="4F81BD"/>
@@ -2788,7 +2911,7 @@
     <w:uiPriority w:val="9"/>
     <w:rsid w:val="00FC693F"/>
     <w:rPr>
-      <w:rFonts w:asciiTheme="majorHAnsi" w:cstheme="majorBidi" w:eastAsiaTheme="majorEastAsia" w:hAnsiTheme="majorHAnsi"/>
+      <w:rFonts w:asciiTheme="majorHAnsi" w:cstheme="majorBidi" w:hAnsiTheme="majorHAnsi" w:eastAsia="黑体"/>
       <w:b/>
       <w:bCs/>
       <w:color w:themeColor="accent1" w:val="4F81BD"/>
@@ -2811,7 +2934,7 @@
       <w:contextualSpacing/>
     </w:pPr>
     <w:rPr>
-      <w:rFonts w:ascii="Times New Roman" w:asciiTheme="majorHAnsi" w:cstheme="majorBidi" w:eastAsia="黑体" w:eastAsiaTheme="majorEastAsia" w:hAnsi="Times New Roman" w:hAnsiTheme="majorHAnsi"/>
+      <w:rFonts w:ascii="Times New Roman" w:asciiTheme="majorHAnsi" w:cstheme="majorBidi" w:eastAsia="黑体" w:hAnsi="Times New Roman" w:hAnsiTheme="majorHAnsi"/>
       <w:b/>
       <w:color w:val="1F3864"/>
       <w:spacing w:val="5"/>
@@ -2827,7 +2950,7 @@
     <w:uiPriority w:val="10"/>
     <w:rsid w:val="00FC693F"/>
     <w:rPr>
-      <w:rFonts w:asciiTheme="majorHAnsi" w:cstheme="majorBidi" w:eastAsiaTheme="majorEastAsia" w:hAnsiTheme="majorHAnsi"/>
+      <w:rFonts w:asciiTheme="majorHAnsi" w:cstheme="majorBidi" w:hAnsiTheme="majorHAnsi" w:eastAsia="黑体"/>
       <w:color w:themeColor="text2" w:themeShade="BF" w:val="17365D"/>
       <w:spacing w:val="5"/>
       <w:kern w:val="28"/>
@@ -2849,7 +2972,7 @@
       </w:numPr>
     </w:pPr>
     <w:rPr>
-      <w:rFonts w:asciiTheme="majorHAnsi" w:cstheme="majorBidi" w:eastAsiaTheme="majorEastAsia" w:hAnsiTheme="majorHAnsi"/>
+      <w:rFonts w:asciiTheme="majorHAnsi" w:cstheme="majorBidi" w:hAnsiTheme="majorHAnsi" w:eastAsia="黑体"/>
       <w:i/>
       <w:iCs/>
       <w:color w:themeColor="accent1" w:val="4F81BD"/>
@@ -2865,7 +2988,7 @@
     <w:uiPriority w:val="11"/>
     <w:rsid w:val="00FC693F"/>
     <w:rPr>
-      <w:rFonts w:asciiTheme="majorHAnsi" w:cstheme="majorBidi" w:eastAsiaTheme="majorEastAsia" w:hAnsiTheme="majorHAnsi"/>
+      <w:rFonts w:asciiTheme="majorHAnsi" w:cstheme="majorBidi" w:hAnsiTheme="majorHAnsi" w:eastAsia="黑体"/>
       <w:i/>
       <w:iCs/>
       <w:color w:themeColor="accent1" w:val="4F81BD"/>
@@ -2932,6 +3055,7 @@
       <w:spacing w:after="120"/>
     </w:pPr>
     <w:rPr>
+      <w:rFonts w:eastAsia="黑体"/>
       <w:sz w:val="16"/>
       <w:szCs w:val="16"/>
     </w:rPr>
@@ -2943,6 +3067,7 @@
     <w:uiPriority w:val="99"/>
     <w:rsid w:val="00AA1D8D"/>
     <w:rPr>
+      <w:rFonts w:eastAsia="黑体"/>
       <w:sz w:val="16"/>
       <w:szCs w:val="16"/>
     </w:rPr>
@@ -3112,7 +3237,7 @@
       </w:tabs>
     </w:pPr>
     <w:rPr>
-      <w:rFonts w:ascii="Courier" w:hAnsi="Courier"/>
+      <w:rFonts w:ascii="Courier" w:hAnsi="Courier" w:eastAsia="黑体"/>
       <w:sz w:val="20"/>
       <w:szCs w:val="20"/>
     </w:rPr>
@@ -3124,7 +3249,7 @@
     <w:uiPriority w:val="99"/>
     <w:rsid w:val="0029639D"/>
     <w:rPr>
-      <w:rFonts w:ascii="Courier" w:hAnsi="Courier"/>
+      <w:rFonts w:ascii="Courier" w:hAnsi="Courier" w:eastAsia="黑体"/>
       <w:sz w:val="20"/>
       <w:szCs w:val="20"/>
     </w:rPr>
@@ -3160,6 +3285,7 @@
     <w:uiPriority w:val="29"/>
     <w:rsid w:val="00FC693F"/>
     <w:rPr>
+      <w:rFonts w:eastAsia="黑体"/>
       <w:i/>
       <w:iCs/>
       <w:color w:themeColor="text1" w:val="000000"/>
@@ -3173,7 +3299,7 @@
     <w:semiHidden/>
     <w:rsid w:val="00FC693F"/>
     <w:rPr>
-      <w:rFonts w:asciiTheme="majorHAnsi" w:cstheme="majorBidi" w:eastAsiaTheme="majorEastAsia" w:hAnsiTheme="majorHAnsi"/>
+      <w:rFonts w:asciiTheme="majorHAnsi" w:cstheme="majorBidi" w:hAnsiTheme="majorHAnsi" w:eastAsia="黑体"/>
       <w:b/>
       <w:bCs/>
       <w:i/>
@@ -3189,7 +3315,7 @@
     <w:semiHidden/>
     <w:rsid w:val="00FC693F"/>
     <w:rPr>
-      <w:rFonts w:asciiTheme="majorHAnsi" w:cstheme="majorBidi" w:eastAsiaTheme="majorEastAsia" w:hAnsiTheme="majorHAnsi"/>
+      <w:rFonts w:asciiTheme="majorHAnsi" w:cstheme="majorBidi" w:hAnsiTheme="majorHAnsi" w:eastAsia="黑体"/>
       <w:color w:themeColor="accent1" w:themeShade="7F" w:val="243F60"/>
     </w:rPr>
   </w:style>
@@ -3201,7 +3327,7 @@
     <w:semiHidden/>
     <w:rsid w:val="00FC693F"/>
     <w:rPr>
-      <w:rFonts w:asciiTheme="majorHAnsi" w:cstheme="majorBidi" w:eastAsiaTheme="majorEastAsia" w:hAnsiTheme="majorHAnsi"/>
+      <w:rFonts w:asciiTheme="majorHAnsi" w:cstheme="majorBidi" w:hAnsiTheme="majorHAnsi" w:eastAsia="黑体"/>
       <w:i/>
       <w:iCs/>
       <w:color w:themeColor="accent1" w:themeShade="7F" w:val="243F60"/>
@@ -3215,7 +3341,7 @@
     <w:semiHidden/>
     <w:rsid w:val="00FC693F"/>
     <w:rPr>
-      <w:rFonts w:asciiTheme="majorHAnsi" w:cstheme="majorBidi" w:eastAsiaTheme="majorEastAsia" w:hAnsiTheme="majorHAnsi"/>
+      <w:rFonts w:asciiTheme="majorHAnsi" w:cstheme="majorBidi" w:hAnsiTheme="majorHAnsi" w:eastAsia="黑体"/>
       <w:i/>
       <w:iCs/>
       <w:color w:themeColor="text1" w:themeTint="BF" w:val="404040"/>
@@ -3229,7 +3355,7 @@
     <w:semiHidden/>
     <w:rsid w:val="00FC693F"/>
     <w:rPr>
-      <w:rFonts w:asciiTheme="majorHAnsi" w:cstheme="majorBidi" w:eastAsiaTheme="majorEastAsia" w:hAnsiTheme="majorHAnsi"/>
+      <w:rFonts w:asciiTheme="majorHAnsi" w:cstheme="majorBidi" w:hAnsiTheme="majorHAnsi" w:eastAsia="黑体"/>
       <w:color w:themeColor="accent1" w:val="4F81BD"/>
       <w:sz w:val="20"/>
       <w:szCs w:val="20"/>
@@ -3243,7 +3369,7 @@
     <w:semiHidden/>
     <w:rsid w:val="00FC693F"/>
     <w:rPr>
-      <w:rFonts w:asciiTheme="majorHAnsi" w:cstheme="majorBidi" w:eastAsiaTheme="majorEastAsia" w:hAnsiTheme="majorHAnsi"/>
+      <w:rFonts w:asciiTheme="majorHAnsi" w:cstheme="majorBidi" w:hAnsiTheme="majorHAnsi" w:eastAsia="黑体"/>
       <w:i/>
       <w:iCs/>
       <w:color w:themeColor="text1" w:themeTint="BF" w:val="404040"/>
@@ -3264,6 +3390,7 @@
       <w:spacing w:line="240" w:lineRule="auto"/>
     </w:pPr>
     <w:rPr>
+      <w:rFonts w:eastAsia="黑体"/>
       <w:b/>
       <w:bCs/>
       <w:color w:themeColor="accent1" w:val="4F81BD"/>
@@ -3278,6 +3405,7 @@
     <w:qFormat/>
     <w:rsid w:val="00FC693F"/>
     <w:rPr>
+      <w:rFonts w:eastAsia="黑体"/>
       <w:b/>
       <w:bCs/>
     </w:rPr>
@@ -3289,6 +3417,7 @@
     <w:qFormat/>
     <w:rsid w:val="00FC693F"/>
     <w:rPr>
+      <w:rFonts w:eastAsia="黑体"/>
       <w:i/>
       <w:iCs/>
     </w:rPr>
@@ -3309,6 +3438,7 @@
       <w:ind w:left="936" w:right="936"/>
     </w:pPr>
     <w:rPr>
+      <w:rFonts w:eastAsia="黑体"/>
       <w:b/>
       <w:bCs/>
       <w:i/>
@@ -3323,6 +3453,7 @@
     <w:uiPriority w:val="30"/>
     <w:rsid w:val="00FC693F"/>
     <w:rPr>
+      <w:rFonts w:eastAsia="黑体"/>
       <w:b/>
       <w:bCs/>
       <w:i/>
@@ -3337,6 +3468,7 @@
     <w:qFormat/>
     <w:rsid w:val="00FC693F"/>
     <w:rPr>
+      <w:rFonts w:eastAsia="黑体"/>
       <w:i/>
       <w:iCs/>
       <w:color w:themeColor="text1" w:themeTint="7F" w:val="808080"/>
@@ -3349,6 +3481,7 @@
     <w:qFormat/>
     <w:rsid w:val="00FC693F"/>
     <w:rPr>
+      <w:rFonts w:eastAsia="黑体"/>
       <w:b/>
       <w:bCs/>
       <w:i/>
@@ -3363,6 +3496,7 @@
     <w:qFormat/>
     <w:rsid w:val="00FC693F"/>
     <w:rPr>
+      <w:rFonts w:eastAsia="黑体"/>
       <w:smallCaps/>
       <w:color w:themeColor="accent2" w:val="C0504D"/>
       <w:u w:val="single"/>
@@ -3375,6 +3509,7 @@
     <w:qFormat/>
     <w:rsid w:val="00FC693F"/>
     <w:rPr>
+      <w:rFonts w:eastAsia="黑体"/>
       <w:b/>
       <w:bCs/>
       <w:smallCaps/>
@@ -3390,6 +3525,7 @@
     <w:qFormat/>
     <w:rsid w:val="00FC693F"/>
     <w:rPr>
+      <w:rFonts w:eastAsia="黑体"/>
       <w:b/>
       <w:bCs/>
       <w:smallCaps/>
@@ -3444,6 +3580,7 @@
       <w:spacing w:after="0" w:line="240" w:lineRule="auto"/>
     </w:pPr>
     <w:rPr>
+      <w:rFonts w:eastAsia="黑体"/>
       <w:color w:themeColor="text1" w:themeShade="BF" w:val="000000"/>
     </w:rPr>
     <w:tblPr>
@@ -3466,6 +3603,7 @@
         <w:spacing w:after="0" w:before="0" w:line="240" w:lineRule="auto"/>
       </w:pPr>
       <w:rPr>
+        <w:rFonts w:eastAsia="黑体"/>
         <w:b/>
         <w:bCs/>
       </w:rPr>
@@ -3486,6 +3624,7 @@
         <w:spacing w:after="0" w:before="0" w:line="240" w:lineRule="auto"/>
       </w:pPr>
       <w:rPr>
+        <w:rFonts w:eastAsia="黑体"/>
         <w:b/>
         <w:bCs/>
       </w:rPr>
@@ -3503,12 +3642,14 @@
     </w:tblStylePr>
     <w:tblStylePr w:type="firstCol">
       <w:rPr>
+        <w:rFonts w:eastAsia="黑体"/>
         <w:b/>
         <w:bCs/>
       </w:rPr>
     </w:tblStylePr>
     <w:tblStylePr w:type="lastCol">
       <w:rPr>
+        <w:rFonts w:eastAsia="黑体"/>
         <w:b/>
         <w:bCs/>
       </w:rPr>
@@ -3547,6 +3688,7 @@
       <w:spacing w:after="0" w:line="240" w:lineRule="auto"/>
     </w:pPr>
     <w:rPr>
+      <w:rFonts w:eastAsia="黑体"/>
       <w:color w:themeColor="accent1" w:themeShade="BF" w:val="365F91"/>
     </w:rPr>
     <w:tblPr>
@@ -3569,6 +3711,7 @@
         <w:spacing w:after="0" w:before="0" w:line="240" w:lineRule="auto"/>
       </w:pPr>
       <w:rPr>
+        <w:rFonts w:eastAsia="黑体"/>
         <w:b/>
         <w:bCs/>
       </w:rPr>
@@ -3589,6 +3732,7 @@
         <w:spacing w:after="0" w:before="0" w:line="240" w:lineRule="auto"/>
       </w:pPr>
       <w:rPr>
+        <w:rFonts w:eastAsia="黑体"/>
         <w:b/>
         <w:bCs/>
       </w:rPr>
@@ -3606,12 +3750,14 @@
     </w:tblStylePr>
     <w:tblStylePr w:type="firstCol">
       <w:rPr>
+        <w:rFonts w:eastAsia="黑体"/>
         <w:b/>
         <w:bCs/>
       </w:rPr>
     </w:tblStylePr>
     <w:tblStylePr w:type="lastCol">
       <w:rPr>
+        <w:rFonts w:eastAsia="黑体"/>
         <w:b/>
         <w:bCs/>
       </w:rPr>
@@ -3650,6 +3796,7 @@
       <w:spacing w:after="0" w:line="240" w:lineRule="auto"/>
     </w:pPr>
     <w:rPr>
+      <w:rFonts w:eastAsia="黑体"/>
       <w:color w:themeColor="accent2" w:themeShade="BF" w:val="943634"/>
     </w:rPr>
     <w:tblPr>
@@ -3672,6 +3819,7 @@
         <w:spacing w:after="0" w:before="0" w:line="240" w:lineRule="auto"/>
       </w:pPr>
       <w:rPr>
+        <w:rFonts w:eastAsia="黑体"/>
         <w:b/>
         <w:bCs/>
       </w:rPr>
@@ -3692,6 +3840,7 @@
         <w:spacing w:after="0" w:before="0" w:line="240" w:lineRule="auto"/>
       </w:pPr>
       <w:rPr>
+        <w:rFonts w:eastAsia="黑体"/>
         <w:b/>
         <w:bCs/>
       </w:rPr>
@@ -3709,12 +3858,14 @@
     </w:tblStylePr>
     <w:tblStylePr w:type="firstCol">
       <w:rPr>
+        <w:rFonts w:eastAsia="黑体"/>
         <w:b/>
         <w:bCs/>
       </w:rPr>
     </w:tblStylePr>
     <w:tblStylePr w:type="lastCol">
       <w:rPr>
+        <w:rFonts w:eastAsia="黑体"/>
         <w:b/>
         <w:bCs/>
       </w:rPr>
@@ -3753,6 +3904,7 @@
       <w:spacing w:after="0" w:line="240" w:lineRule="auto"/>
     </w:pPr>
     <w:rPr>
+      <w:rFonts w:eastAsia="黑体"/>
       <w:color w:themeColor="accent3" w:themeShade="BF" w:val="76923C"/>
     </w:rPr>
     <w:tblPr>
@@ -3775,6 +3927,7 @@
         <w:spacing w:after="0" w:before="0" w:line="240" w:lineRule="auto"/>
       </w:pPr>
       <w:rPr>
+        <w:rFonts w:eastAsia="黑体"/>
         <w:b/>
         <w:bCs/>
       </w:rPr>
@@ -3795,6 +3948,7 @@
         <w:spacing w:after="0" w:before="0" w:line="240" w:lineRule="auto"/>
       </w:pPr>
       <w:rPr>
+        <w:rFonts w:eastAsia="黑体"/>
         <w:b/>
         <w:bCs/>
       </w:rPr>
@@ -3812,12 +3966,14 @@
     </w:tblStylePr>
     <w:tblStylePr w:type="firstCol">
       <w:rPr>
+        <w:rFonts w:eastAsia="黑体"/>
         <w:b/>
         <w:bCs/>
       </w:rPr>
     </w:tblStylePr>
     <w:tblStylePr w:type="lastCol">
       <w:rPr>
+        <w:rFonts w:eastAsia="黑体"/>
         <w:b/>
         <w:bCs/>
       </w:rPr>
@@ -3856,6 +4012,7 @@
       <w:spacing w:after="0" w:line="240" w:lineRule="auto"/>
     </w:pPr>
     <w:rPr>
+      <w:rFonts w:eastAsia="黑体"/>
       <w:color w:themeColor="accent4" w:themeShade="BF" w:val="5F497A"/>
     </w:rPr>
     <w:tblPr>
@@ -3878,6 +4035,7 @@
         <w:spacing w:after="0" w:before="0" w:line="240" w:lineRule="auto"/>
       </w:pPr>
       <w:rPr>
+        <w:rFonts w:eastAsia="黑体"/>
         <w:b/>
         <w:bCs/>
       </w:rPr>
@@ -3898,6 +4056,7 @@
         <w:spacing w:after="0" w:before="0" w:line="240" w:lineRule="auto"/>
       </w:pPr>
       <w:rPr>
+        <w:rFonts w:eastAsia="黑体"/>
         <w:b/>
         <w:bCs/>
       </w:rPr>
@@ -3915,12 +4074,14 @@
     </w:tblStylePr>
     <w:tblStylePr w:type="firstCol">
       <w:rPr>
+        <w:rFonts w:eastAsia="黑体"/>
         <w:b/>
         <w:bCs/>
       </w:rPr>
     </w:tblStylePr>
     <w:tblStylePr w:type="lastCol">
       <w:rPr>
+        <w:rFonts w:eastAsia="黑体"/>
         <w:b/>
         <w:bCs/>
       </w:rPr>
@@ -3959,6 +4120,7 @@
       <w:spacing w:after="0" w:line="240" w:lineRule="auto"/>
     </w:pPr>
     <w:rPr>
+      <w:rFonts w:eastAsia="黑体"/>
       <w:color w:themeColor="accent5" w:themeShade="BF" w:val="31849B"/>
     </w:rPr>
     <w:tblPr>
@@ -3981,6 +4143,7 @@
         <w:spacing w:after="0" w:before="0" w:line="240" w:lineRule="auto"/>
       </w:pPr>
       <w:rPr>
+        <w:rFonts w:eastAsia="黑体"/>
         <w:b/>
         <w:bCs/>
       </w:rPr>
@@ -4001,6 +4164,7 @@
         <w:spacing w:after="0" w:before="0" w:line="240" w:lineRule="auto"/>
       </w:pPr>
       <w:rPr>
+        <w:rFonts w:eastAsia="黑体"/>
         <w:b/>
         <w:bCs/>
       </w:rPr>
@@ -4018,12 +4182,14 @@
     </w:tblStylePr>
     <w:tblStylePr w:type="firstCol">
       <w:rPr>
+        <w:rFonts w:eastAsia="黑体"/>
         <w:b/>
         <w:bCs/>
       </w:rPr>
     </w:tblStylePr>
     <w:tblStylePr w:type="lastCol">
       <w:rPr>
+        <w:rFonts w:eastAsia="黑体"/>
         <w:b/>
         <w:bCs/>
       </w:rPr>
@@ -4062,6 +4228,7 @@
       <w:spacing w:after="0" w:line="240" w:lineRule="auto"/>
     </w:pPr>
     <w:rPr>
+      <w:rFonts w:eastAsia="黑体"/>
       <w:color w:themeColor="accent6" w:themeShade="BF" w:val="E36C0A"/>
     </w:rPr>
     <w:tblPr>
@@ -4084,6 +4251,7 @@
         <w:spacing w:after="0" w:before="0" w:line="240" w:lineRule="auto"/>
       </w:pPr>
       <w:rPr>
+        <w:rFonts w:eastAsia="黑体"/>
         <w:b/>
         <w:bCs/>
       </w:rPr>
@@ -4104,6 +4272,7 @@
         <w:spacing w:after="0" w:before="0" w:line="240" w:lineRule="auto"/>
       </w:pPr>
       <w:rPr>
+        <w:rFonts w:eastAsia="黑体"/>
         <w:b/>
         <w:bCs/>
       </w:rPr>
@@ -4121,12 +4290,14 @@
     </w:tblStylePr>
     <w:tblStylePr w:type="firstCol">
       <w:rPr>
+        <w:rFonts w:eastAsia="黑体"/>
         <w:b/>
         <w:bCs/>
       </w:rPr>
     </w:tblStylePr>
     <w:tblStylePr w:type="lastCol">
       <w:rPr>
+        <w:rFonts w:eastAsia="黑体"/>
         <w:b/>
         <w:bCs/>
       </w:rPr>
@@ -4186,6 +4357,7 @@
         <w:spacing w:after="0" w:before="0" w:line="240" w:lineRule="auto"/>
       </w:pPr>
       <w:rPr>
+        <w:rFonts w:eastAsia="黑体"/>
         <w:b/>
         <w:bCs/>
         <w:color w:themeColor="background1" w:val="FFFFFF"/>
@@ -4200,6 +4372,7 @@
         <w:spacing w:after="0" w:before="0" w:line="240" w:lineRule="auto"/>
       </w:pPr>
       <w:rPr>
+        <w:rFonts w:eastAsia="黑体"/>
         <w:b/>
         <w:bCs/>
       </w:rPr>
@@ -4215,12 +4388,14 @@
     </w:tblStylePr>
     <w:tblStylePr w:type="firstCol">
       <w:rPr>
+        <w:rFonts w:eastAsia="黑体"/>
         <w:b/>
         <w:bCs/>
       </w:rPr>
     </w:tblStylePr>
     <w:tblStylePr w:type="lastCol">
       <w:rPr>
+        <w:rFonts w:eastAsia="黑体"/>
         <w:b/>
         <w:bCs/>
       </w:rPr>
@@ -4278,6 +4453,7 @@
         <w:spacing w:after="0" w:before="0" w:line="240" w:lineRule="auto"/>
       </w:pPr>
       <w:rPr>
+        <w:rFonts w:eastAsia="黑体"/>
         <w:b/>
         <w:bCs/>
         <w:color w:themeColor="background1" w:val="FFFFFF"/>
@@ -4292,6 +4468,7 @@
         <w:spacing w:after="0" w:before="0" w:line="240" w:lineRule="auto"/>
       </w:pPr>
       <w:rPr>
+        <w:rFonts w:eastAsia="黑体"/>
         <w:b/>
         <w:bCs/>
       </w:rPr>
@@ -4307,12 +4484,14 @@
     </w:tblStylePr>
     <w:tblStylePr w:type="firstCol">
       <w:rPr>
+        <w:rFonts w:eastAsia="黑体"/>
         <w:b/>
         <w:bCs/>
       </w:rPr>
     </w:tblStylePr>
     <w:tblStylePr w:type="lastCol">
       <w:rPr>
+        <w:rFonts w:eastAsia="黑体"/>
         <w:b/>
         <w:bCs/>
       </w:rPr>
@@ -4370,6 +4549,7 @@
         <w:spacing w:after="0" w:before="0" w:line="240" w:lineRule="auto"/>
       </w:pPr>
       <w:rPr>
+        <w:rFonts w:eastAsia="黑体"/>
         <w:b/>
         <w:bCs/>
         <w:color w:themeColor="background1" w:val="FFFFFF"/>
@@ -4384,6 +4564,7 @@
         <w:spacing w:after="0" w:before="0" w:line="240" w:lineRule="auto"/>
       </w:pPr>
       <w:rPr>
+        <w:rFonts w:eastAsia="黑体"/>
         <w:b/>
         <w:bCs/>
       </w:rPr>
@@ -4399,12 +4580,14 @@
     </w:tblStylePr>
     <w:tblStylePr w:type="firstCol">
       <w:rPr>
+        <w:rFonts w:eastAsia="黑体"/>
         <w:b/>
         <w:bCs/>
       </w:rPr>
     </w:tblStylePr>
     <w:tblStylePr w:type="lastCol">
       <w:rPr>
+        <w:rFonts w:eastAsia="黑体"/>
         <w:b/>
         <w:bCs/>
       </w:rPr>
@@ -4462,6 +4645,7 @@
         <w:spacing w:after="0" w:before="0" w:line="240" w:lineRule="auto"/>
       </w:pPr>
       <w:rPr>
+        <w:rFonts w:eastAsia="黑体"/>
         <w:b/>
         <w:bCs/>
         <w:color w:themeColor="background1" w:val="FFFFFF"/>
@@ -4476,6 +4660,7 @@
         <w:spacing w:after="0" w:before="0" w:line="240" w:lineRule="auto"/>
       </w:pPr>
       <w:rPr>
+        <w:rFonts w:eastAsia="黑体"/>
         <w:b/>
         <w:bCs/>
       </w:rPr>
@@ -4491,12 +4676,14 @@
     </w:tblStylePr>
     <w:tblStylePr w:type="firstCol">
       <w:rPr>
+        <w:rFonts w:eastAsia="黑体"/>
         <w:b/>
         <w:bCs/>
       </w:rPr>
     </w:tblStylePr>
     <w:tblStylePr w:type="lastCol">
       <w:rPr>
+        <w:rFonts w:eastAsia="黑体"/>
         <w:b/>
         <w:bCs/>
       </w:rPr>
@@ -4554,6 +4741,7 @@
         <w:spacing w:after="0" w:before="0" w:line="240" w:lineRule="auto"/>
       </w:pPr>
       <w:rPr>
+        <w:rFonts w:eastAsia="黑体"/>
         <w:b/>
         <w:bCs/>
         <w:color w:themeColor="background1" w:val="FFFFFF"/>
@@ -4568,6 +4756,7 @@
         <w:spacing w:after="0" w:before="0" w:line="240" w:lineRule="auto"/>
       </w:pPr>
       <w:rPr>
+        <w:rFonts w:eastAsia="黑体"/>
         <w:b/>
         <w:bCs/>
       </w:rPr>
@@ -4583,12 +4772,14 @@
     </w:tblStylePr>
     <w:tblStylePr w:type="firstCol">
       <w:rPr>
+        <w:rFonts w:eastAsia="黑体"/>
         <w:b/>
         <w:bCs/>
       </w:rPr>
     </w:tblStylePr>
     <w:tblStylePr w:type="lastCol">
       <w:rPr>
+        <w:rFonts w:eastAsia="黑体"/>
         <w:b/>
         <w:bCs/>
       </w:rPr>
@@ -4646,6 +4837,7 @@
         <w:spacing w:after="0" w:before="0" w:line="240" w:lineRule="auto"/>
       </w:pPr>
       <w:rPr>
+        <w:rFonts w:eastAsia="黑体"/>
         <w:b/>
         <w:bCs/>
         <w:color w:themeColor="background1" w:val="FFFFFF"/>
@@ -4660,6 +4852,7 @@
         <w:spacing w:after="0" w:before="0" w:line="240" w:lineRule="auto"/>
       </w:pPr>
       <w:rPr>
+        <w:rFonts w:eastAsia="黑体"/>
         <w:b/>
         <w:bCs/>
       </w:rPr>
@@ -4675,12 +4868,14 @@
     </w:tblStylePr>
     <w:tblStylePr w:type="firstCol">
       <w:rPr>
+        <w:rFonts w:eastAsia="黑体"/>
         <w:b/>
         <w:bCs/>
       </w:rPr>
     </w:tblStylePr>
     <w:tblStylePr w:type="lastCol">
       <w:rPr>
+        <w:rFonts w:eastAsia="黑体"/>
         <w:b/>
         <w:bCs/>
       </w:rPr>
@@ -4738,6 +4933,7 @@
         <w:spacing w:after="0" w:before="0" w:line="240" w:lineRule="auto"/>
       </w:pPr>
       <w:rPr>
+        <w:rFonts w:eastAsia="黑体"/>
         <w:b/>
         <w:bCs/>
         <w:color w:themeColor="background1" w:val="FFFFFF"/>
@@ -4752,6 +4948,7 @@
         <w:spacing w:after="0" w:before="0" w:line="240" w:lineRule="auto"/>
       </w:pPr>
       <w:rPr>
+        <w:rFonts w:eastAsia="黑体"/>
         <w:b/>
         <w:bCs/>
       </w:rPr>
@@ -4767,12 +4964,14 @@
     </w:tblStylePr>
     <w:tblStylePr w:type="firstCol">
       <w:rPr>
+        <w:rFonts w:eastAsia="黑体"/>
         <w:b/>
         <w:bCs/>
       </w:rPr>
     </w:tblStylePr>
     <w:tblStylePr w:type="lastCol">
       <w:rPr>
+        <w:rFonts w:eastAsia="黑体"/>
         <w:b/>
         <w:bCs/>
       </w:rPr>
@@ -4832,7 +5031,7 @@
         <w:spacing w:after="0" w:before="0" w:line="240" w:lineRule="auto"/>
       </w:pPr>
       <w:rPr>
-        <w:rFonts w:asciiTheme="majorHAnsi" w:cstheme="majorBidi" w:eastAsiaTheme="majorEastAsia" w:hAnsiTheme="majorHAnsi"/>
+        <w:rFonts w:asciiTheme="majorHAnsi" w:cstheme="majorBidi" w:hAnsiTheme="majorHAnsi" w:eastAsia="黑体"/>
         <w:b/>
         <w:bCs/>
       </w:rPr>
@@ -4853,7 +5052,7 @@
         <w:spacing w:after="0" w:before="0" w:line="240" w:lineRule="auto"/>
       </w:pPr>
       <w:rPr>
-        <w:rFonts w:asciiTheme="majorHAnsi" w:cstheme="majorBidi" w:eastAsiaTheme="majorEastAsia" w:hAnsiTheme="majorHAnsi"/>
+        <w:rFonts w:asciiTheme="majorHAnsi" w:cstheme="majorBidi" w:hAnsiTheme="majorHAnsi" w:eastAsia="黑体"/>
         <w:b/>
         <w:bCs/>
       </w:rPr>
@@ -4871,14 +5070,14 @@
     </w:tblStylePr>
     <w:tblStylePr w:type="firstCol">
       <w:rPr>
-        <w:rFonts w:asciiTheme="majorHAnsi" w:cstheme="majorBidi" w:eastAsiaTheme="majorEastAsia" w:hAnsiTheme="majorHAnsi"/>
+        <w:rFonts w:asciiTheme="majorHAnsi" w:cstheme="majorBidi" w:hAnsiTheme="majorHAnsi" w:eastAsia="黑体"/>
         <w:b/>
         <w:bCs/>
       </w:rPr>
     </w:tblStylePr>
     <w:tblStylePr w:type="lastCol">
       <w:rPr>
-        <w:rFonts w:asciiTheme="majorHAnsi" w:cstheme="majorBidi" w:eastAsiaTheme="majorEastAsia" w:hAnsiTheme="majorHAnsi"/>
+        <w:rFonts w:asciiTheme="majorHAnsi" w:cstheme="majorBidi" w:hAnsiTheme="majorHAnsi" w:eastAsia="黑体"/>
         <w:b/>
         <w:bCs/>
       </w:rPr>
@@ -4962,7 +5161,7 @@
         <w:spacing w:after="0" w:before="0" w:line="240" w:lineRule="auto"/>
       </w:pPr>
       <w:rPr>
-        <w:rFonts w:asciiTheme="majorHAnsi" w:cstheme="majorBidi" w:eastAsiaTheme="majorEastAsia" w:hAnsiTheme="majorHAnsi"/>
+        <w:rFonts w:asciiTheme="majorHAnsi" w:cstheme="majorBidi" w:hAnsiTheme="majorHAnsi" w:eastAsia="黑体"/>
         <w:b/>
         <w:bCs/>
       </w:rPr>
@@ -4983,7 +5182,7 @@
         <w:spacing w:after="0" w:before="0" w:line="240" w:lineRule="auto"/>
       </w:pPr>
       <w:rPr>
-        <w:rFonts w:asciiTheme="majorHAnsi" w:cstheme="majorBidi" w:eastAsiaTheme="majorEastAsia" w:hAnsiTheme="majorHAnsi"/>
+        <w:rFonts w:asciiTheme="majorHAnsi" w:cstheme="majorBidi" w:hAnsiTheme="majorHAnsi" w:eastAsia="黑体"/>
         <w:b/>
         <w:bCs/>
       </w:rPr>
@@ -5001,14 +5200,14 @@
     </w:tblStylePr>
     <w:tblStylePr w:type="firstCol">
       <w:rPr>
-        <w:rFonts w:asciiTheme="majorHAnsi" w:cstheme="majorBidi" w:eastAsiaTheme="majorEastAsia" w:hAnsiTheme="majorHAnsi"/>
+        <w:rFonts w:asciiTheme="majorHAnsi" w:cstheme="majorBidi" w:hAnsiTheme="majorHAnsi" w:eastAsia="黑体"/>
         <w:b/>
         <w:bCs/>
       </w:rPr>
     </w:tblStylePr>
     <w:tblStylePr w:type="lastCol">
       <w:rPr>
-        <w:rFonts w:asciiTheme="majorHAnsi" w:cstheme="majorBidi" w:eastAsiaTheme="majorEastAsia" w:hAnsiTheme="majorHAnsi"/>
+        <w:rFonts w:asciiTheme="majorHAnsi" w:cstheme="majorBidi" w:hAnsiTheme="majorHAnsi" w:eastAsia="黑体"/>
         <w:b/>
         <w:bCs/>
       </w:rPr>
@@ -5092,7 +5291,7 @@
         <w:spacing w:after="0" w:before="0" w:line="240" w:lineRule="auto"/>
       </w:pPr>
       <w:rPr>
-        <w:rFonts w:asciiTheme="majorHAnsi" w:cstheme="majorBidi" w:eastAsiaTheme="majorEastAsia" w:hAnsiTheme="majorHAnsi"/>
+        <w:rFonts w:asciiTheme="majorHAnsi" w:cstheme="majorBidi" w:hAnsiTheme="majorHAnsi" w:eastAsia="黑体"/>
         <w:b/>
         <w:bCs/>
       </w:rPr>
@@ -5113,7 +5312,7 @@
         <w:spacing w:after="0" w:before="0" w:line="240" w:lineRule="auto"/>
       </w:pPr>
       <w:rPr>
-        <w:rFonts w:asciiTheme="majorHAnsi" w:cstheme="majorBidi" w:eastAsiaTheme="majorEastAsia" w:hAnsiTheme="majorHAnsi"/>
+        <w:rFonts w:asciiTheme="majorHAnsi" w:cstheme="majorBidi" w:hAnsiTheme="majorHAnsi" w:eastAsia="黑体"/>
         <w:b/>
         <w:bCs/>
       </w:rPr>
@@ -5131,14 +5330,14 @@
     </w:tblStylePr>
     <w:tblStylePr w:type="firstCol">
       <w:rPr>
-        <w:rFonts w:asciiTheme="majorHAnsi" w:cstheme="majorBidi" w:eastAsiaTheme="majorEastAsia" w:hAnsiTheme="majorHAnsi"/>
+        <w:rFonts w:asciiTheme="majorHAnsi" w:cstheme="majorBidi" w:hAnsiTheme="majorHAnsi" w:eastAsia="黑体"/>
         <w:b/>
         <w:bCs/>
       </w:rPr>
     </w:tblStylePr>
     <w:tblStylePr w:type="lastCol">
       <w:rPr>
-        <w:rFonts w:asciiTheme="majorHAnsi" w:cstheme="majorBidi" w:eastAsiaTheme="majorEastAsia" w:hAnsiTheme="majorHAnsi"/>
+        <w:rFonts w:asciiTheme="majorHAnsi" w:cstheme="majorBidi" w:hAnsiTheme="majorHAnsi" w:eastAsia="黑体"/>
         <w:b/>
         <w:bCs/>
       </w:rPr>
@@ -5222,7 +5421,7 @@
         <w:spacing w:after="0" w:before="0" w:line="240" w:lineRule="auto"/>
       </w:pPr>
       <w:rPr>
-        <w:rFonts w:asciiTheme="majorHAnsi" w:cstheme="majorBidi" w:eastAsiaTheme="majorEastAsia" w:hAnsiTheme="majorHAnsi"/>
+        <w:rFonts w:asciiTheme="majorHAnsi" w:cstheme="majorBidi" w:hAnsiTheme="majorHAnsi" w:eastAsia="黑体"/>
         <w:b/>
         <w:bCs/>
       </w:rPr>
@@ -5243,7 +5442,7 @@
         <w:spacing w:after="0" w:before="0" w:line="240" w:lineRule="auto"/>
       </w:pPr>
       <w:rPr>
-        <w:rFonts w:asciiTheme="majorHAnsi" w:cstheme="majorBidi" w:eastAsiaTheme="majorEastAsia" w:hAnsiTheme="majorHAnsi"/>
+        <w:rFonts w:asciiTheme="majorHAnsi" w:cstheme="majorBidi" w:hAnsiTheme="majorHAnsi" w:eastAsia="黑体"/>
         <w:b/>
         <w:bCs/>
       </w:rPr>
@@ -5261,14 +5460,14 @@
     </w:tblStylePr>
     <w:tblStylePr w:type="firstCol">
       <w:rPr>
-        <w:rFonts w:asciiTheme="majorHAnsi" w:cstheme="majorBidi" w:eastAsiaTheme="majorEastAsia" w:hAnsiTheme="majorHAnsi"/>
+        <w:rFonts w:asciiTheme="majorHAnsi" w:cstheme="majorBidi" w:hAnsiTheme="majorHAnsi" w:eastAsia="黑体"/>
         <w:b/>
         <w:bCs/>
       </w:rPr>
     </w:tblStylePr>
     <w:tblStylePr w:type="lastCol">
       <w:rPr>
-        <w:rFonts w:asciiTheme="majorHAnsi" w:cstheme="majorBidi" w:eastAsiaTheme="majorEastAsia" w:hAnsiTheme="majorHAnsi"/>
+        <w:rFonts w:asciiTheme="majorHAnsi" w:cstheme="majorBidi" w:hAnsiTheme="majorHAnsi" w:eastAsia="黑体"/>
         <w:b/>
         <w:bCs/>
       </w:rPr>
@@ -5352,7 +5551,7 @@
         <w:spacing w:after="0" w:before="0" w:line="240" w:lineRule="auto"/>
       </w:pPr>
       <w:rPr>
-        <w:rFonts w:asciiTheme="majorHAnsi" w:cstheme="majorBidi" w:eastAsiaTheme="majorEastAsia" w:hAnsiTheme="majorHAnsi"/>
+        <w:rFonts w:asciiTheme="majorHAnsi" w:cstheme="majorBidi" w:hAnsiTheme="majorHAnsi" w:eastAsia="黑体"/>
         <w:b/>
         <w:bCs/>
       </w:rPr>
@@ -5373,7 +5572,7 @@
         <w:spacing w:after="0" w:before="0" w:line="240" w:lineRule="auto"/>
       </w:pPr>
       <w:rPr>
-        <w:rFonts w:asciiTheme="majorHAnsi" w:cstheme="majorBidi" w:eastAsiaTheme="majorEastAsia" w:hAnsiTheme="majorHAnsi"/>
+        <w:rFonts w:asciiTheme="majorHAnsi" w:cstheme="majorBidi" w:hAnsiTheme="majorHAnsi" w:eastAsia="黑体"/>
         <w:b/>
         <w:bCs/>
       </w:rPr>
@@ -5391,14 +5590,14 @@
     </w:tblStylePr>
     <w:tblStylePr w:type="firstCol">
       <w:rPr>
-        <w:rFonts w:asciiTheme="majorHAnsi" w:cstheme="majorBidi" w:eastAsiaTheme="majorEastAsia" w:hAnsiTheme="majorHAnsi"/>
+        <w:rFonts w:asciiTheme="majorHAnsi" w:cstheme="majorBidi" w:hAnsiTheme="majorHAnsi" w:eastAsia="黑体"/>
         <w:b/>
         <w:bCs/>
       </w:rPr>
     </w:tblStylePr>
     <w:tblStylePr w:type="lastCol">
       <w:rPr>
-        <w:rFonts w:asciiTheme="majorHAnsi" w:cstheme="majorBidi" w:eastAsiaTheme="majorEastAsia" w:hAnsiTheme="majorHAnsi"/>
+        <w:rFonts w:asciiTheme="majorHAnsi" w:cstheme="majorBidi" w:hAnsiTheme="majorHAnsi" w:eastAsia="黑体"/>
         <w:b/>
         <w:bCs/>
       </w:rPr>
@@ -5482,7 +5681,7 @@
         <w:spacing w:after="0" w:before="0" w:line="240" w:lineRule="auto"/>
       </w:pPr>
       <w:rPr>
-        <w:rFonts w:asciiTheme="majorHAnsi" w:cstheme="majorBidi" w:eastAsiaTheme="majorEastAsia" w:hAnsiTheme="majorHAnsi"/>
+        <w:rFonts w:asciiTheme="majorHAnsi" w:cstheme="majorBidi" w:hAnsiTheme="majorHAnsi" w:eastAsia="黑体"/>
         <w:b/>
         <w:bCs/>
       </w:rPr>
@@ -5503,7 +5702,7 @@
         <w:spacing w:after="0" w:before="0" w:line="240" w:lineRule="auto"/>
       </w:pPr>
       <w:rPr>
-        <w:rFonts w:asciiTheme="majorHAnsi" w:cstheme="majorBidi" w:eastAsiaTheme="majorEastAsia" w:hAnsiTheme="majorHAnsi"/>
+        <w:rFonts w:asciiTheme="majorHAnsi" w:cstheme="majorBidi" w:hAnsiTheme="majorHAnsi" w:eastAsia="黑体"/>
         <w:b/>
         <w:bCs/>
       </w:rPr>
@@ -5521,14 +5720,14 @@
     </w:tblStylePr>
     <w:tblStylePr w:type="firstCol">
       <w:rPr>
-        <w:rFonts w:asciiTheme="majorHAnsi" w:cstheme="majorBidi" w:eastAsiaTheme="majorEastAsia" w:hAnsiTheme="majorHAnsi"/>
+        <w:rFonts w:asciiTheme="majorHAnsi" w:cstheme="majorBidi" w:hAnsiTheme="majorHAnsi" w:eastAsia="黑体"/>
         <w:b/>
         <w:bCs/>
       </w:rPr>
     </w:tblStylePr>
     <w:tblStylePr w:type="lastCol">
       <w:rPr>
-        <w:rFonts w:asciiTheme="majorHAnsi" w:cstheme="majorBidi" w:eastAsiaTheme="majorEastAsia" w:hAnsiTheme="majorHAnsi"/>
+        <w:rFonts w:asciiTheme="majorHAnsi" w:cstheme="majorBidi" w:hAnsiTheme="majorHAnsi" w:eastAsia="黑体"/>
         <w:b/>
         <w:bCs/>
       </w:rPr>
@@ -5612,7 +5811,7 @@
         <w:spacing w:after="0" w:before="0" w:line="240" w:lineRule="auto"/>
       </w:pPr>
       <w:rPr>
-        <w:rFonts w:asciiTheme="majorHAnsi" w:cstheme="majorBidi" w:eastAsiaTheme="majorEastAsia" w:hAnsiTheme="majorHAnsi"/>
+        <w:rFonts w:asciiTheme="majorHAnsi" w:cstheme="majorBidi" w:hAnsiTheme="majorHAnsi" w:eastAsia="黑体"/>
         <w:b/>
         <w:bCs/>
       </w:rPr>
@@ -5633,7 +5832,7 @@
         <w:spacing w:after="0" w:before="0" w:line="240" w:lineRule="auto"/>
       </w:pPr>
       <w:rPr>
-        <w:rFonts w:asciiTheme="majorHAnsi" w:cstheme="majorBidi" w:eastAsiaTheme="majorEastAsia" w:hAnsiTheme="majorHAnsi"/>
+        <w:rFonts w:asciiTheme="majorHAnsi" w:cstheme="majorBidi" w:hAnsiTheme="majorHAnsi" w:eastAsia="黑体"/>
         <w:b/>
         <w:bCs/>
       </w:rPr>
@@ -5651,14 +5850,14 @@
     </w:tblStylePr>
     <w:tblStylePr w:type="firstCol">
       <w:rPr>
-        <w:rFonts w:asciiTheme="majorHAnsi" w:cstheme="majorBidi" w:eastAsiaTheme="majorEastAsia" w:hAnsiTheme="majorHAnsi"/>
+        <w:rFonts w:asciiTheme="majorHAnsi" w:cstheme="majorBidi" w:hAnsiTheme="majorHAnsi" w:eastAsia="黑体"/>
         <w:b/>
         <w:bCs/>
       </w:rPr>
     </w:tblStylePr>
     <w:tblStylePr w:type="lastCol">
       <w:rPr>
-        <w:rFonts w:asciiTheme="majorHAnsi" w:cstheme="majorBidi" w:eastAsiaTheme="majorEastAsia" w:hAnsiTheme="majorHAnsi"/>
+        <w:rFonts w:asciiTheme="majorHAnsi" w:cstheme="majorBidi" w:hAnsiTheme="majorHAnsi" w:eastAsia="黑体"/>
         <w:b/>
         <w:bCs/>
       </w:rPr>
@@ -5741,6 +5940,7 @@
         <w:spacing w:after="0" w:before="0" w:line="240" w:lineRule="auto"/>
       </w:pPr>
       <w:rPr>
+        <w:rFonts w:eastAsia="黑体"/>
         <w:b/>
         <w:bCs/>
         <w:color w:themeColor="background1" w:val="FFFFFF"/>
@@ -5763,6 +5963,7 @@
         <w:spacing w:after="0" w:before="0" w:line="240" w:lineRule="auto"/>
       </w:pPr>
       <w:rPr>
+        <w:rFonts w:eastAsia="黑体"/>
         <w:b/>
         <w:bCs/>
       </w:rPr>
@@ -5780,12 +5981,14 @@
     </w:tblStylePr>
     <w:tblStylePr w:type="firstCol">
       <w:rPr>
+        <w:rFonts w:eastAsia="黑体"/>
         <w:b/>
         <w:bCs/>
       </w:rPr>
     </w:tblStylePr>
     <w:tblStylePr w:type="lastCol">
       <w:rPr>
+        <w:rFonts w:eastAsia="黑体"/>
         <w:b/>
         <w:bCs/>
       </w:rPr>
@@ -5847,6 +6050,7 @@
         <w:spacing w:after="0" w:before="0" w:line="240" w:lineRule="auto"/>
       </w:pPr>
       <w:rPr>
+        <w:rFonts w:eastAsia="黑体"/>
         <w:b/>
         <w:bCs/>
         <w:color w:themeColor="background1" w:val="FFFFFF"/>
@@ -5869,6 +6073,7 @@
         <w:spacing w:after="0" w:before="0" w:line="240" w:lineRule="auto"/>
       </w:pPr>
       <w:rPr>
+        <w:rFonts w:eastAsia="黑体"/>
         <w:b/>
         <w:bCs/>
       </w:rPr>
@@ -5886,12 +6091,14 @@
     </w:tblStylePr>
     <w:tblStylePr w:type="firstCol">
       <w:rPr>
+        <w:rFonts w:eastAsia="黑体"/>
         <w:b/>
         <w:bCs/>
       </w:rPr>
     </w:tblStylePr>
     <w:tblStylePr w:type="lastCol">
       <w:rPr>
+        <w:rFonts w:eastAsia="黑体"/>
         <w:b/>
         <w:bCs/>
       </w:rPr>
@@ -5953,6 +6160,7 @@
         <w:spacing w:after="0" w:before="0" w:line="240" w:lineRule="auto"/>
       </w:pPr>
       <w:rPr>
+        <w:rFonts w:eastAsia="黑体"/>
         <w:b/>
         <w:bCs/>
         <w:color w:themeColor="background1" w:val="FFFFFF"/>
@@ -5975,6 +6183,7 @@
         <w:spacing w:after="0" w:before="0" w:line="240" w:lineRule="auto"/>
       </w:pPr>
       <w:rPr>
+        <w:rFonts w:eastAsia="黑体"/>
         <w:b/>
         <w:bCs/>
       </w:rPr>
@@ -5992,12 +6201,14 @@
     </w:tblStylePr>
     <w:tblStylePr w:type="firstCol">
       <w:rPr>
+        <w:rFonts w:eastAsia="黑体"/>
         <w:b/>
         <w:bCs/>
       </w:rPr>
     </w:tblStylePr>
     <w:tblStylePr w:type="lastCol">
       <w:rPr>
+        <w:rFonts w:eastAsia="黑体"/>
         <w:b/>
         <w:bCs/>
       </w:rPr>
@@ -6059,6 +6270,7 @@
         <w:spacing w:after="0" w:before="0" w:line="240" w:lineRule="auto"/>
       </w:pPr>
       <w:rPr>
+        <w:rFonts w:eastAsia="黑体"/>
         <w:b/>
         <w:bCs/>
         <w:color w:themeColor="background1" w:val="FFFFFF"/>
@@ -6081,6 +6293,7 @@
         <w:spacing w:after="0" w:before="0" w:line="240" w:lineRule="auto"/>
       </w:pPr>
       <w:rPr>
+        <w:rFonts w:eastAsia="黑体"/>
         <w:b/>
         <w:bCs/>
       </w:rPr>
@@ -6098,12 +6311,14 @@
     </w:tblStylePr>
     <w:tblStylePr w:type="firstCol">
       <w:rPr>
+        <w:rFonts w:eastAsia="黑体"/>
         <w:b/>
         <w:bCs/>
       </w:rPr>
     </w:tblStylePr>
     <w:tblStylePr w:type="lastCol">
       <w:rPr>
+        <w:rFonts w:eastAsia="黑体"/>
         <w:b/>
         <w:bCs/>
       </w:rPr>
@@ -6165,6 +6380,7 @@
         <w:spacing w:after="0" w:before="0" w:line="240" w:lineRule="auto"/>
       </w:pPr>
       <w:rPr>
+        <w:rFonts w:eastAsia="黑体"/>
         <w:b/>
         <w:bCs/>
         <w:color w:themeColor="background1" w:val="FFFFFF"/>
@@ -6187,6 +6403,7 @@
         <w:spacing w:after="0" w:before="0" w:line="240" w:lineRule="auto"/>
       </w:pPr>
       <w:rPr>
+        <w:rFonts w:eastAsia="黑体"/>
         <w:b/>
         <w:bCs/>
       </w:rPr>
@@ -6204,12 +6421,14 @@
     </w:tblStylePr>
     <w:tblStylePr w:type="firstCol">
       <w:rPr>
+        <w:rFonts w:eastAsia="黑体"/>
         <w:b/>
         <w:bCs/>
       </w:rPr>
     </w:tblStylePr>
     <w:tblStylePr w:type="lastCol">
       <w:rPr>
+        <w:rFonts w:eastAsia="黑体"/>
         <w:b/>
         <w:bCs/>
       </w:rPr>
@@ -6271,6 +6490,7 @@
         <w:spacing w:after="0" w:before="0" w:line="240" w:lineRule="auto"/>
       </w:pPr>
       <w:rPr>
+        <w:rFonts w:eastAsia="黑体"/>
         <w:b/>
         <w:bCs/>
         <w:color w:themeColor="background1" w:val="FFFFFF"/>
@@ -6293,6 +6513,7 @@
         <w:spacing w:after="0" w:before="0" w:line="240" w:lineRule="auto"/>
       </w:pPr>
       <w:rPr>
+        <w:rFonts w:eastAsia="黑体"/>
         <w:b/>
         <w:bCs/>
       </w:rPr>
@@ -6310,12 +6531,14 @@
     </w:tblStylePr>
     <w:tblStylePr w:type="firstCol">
       <w:rPr>
+        <w:rFonts w:eastAsia="黑体"/>
         <w:b/>
         <w:bCs/>
       </w:rPr>
     </w:tblStylePr>
     <w:tblStylePr w:type="lastCol">
       <w:rPr>
+        <w:rFonts w:eastAsia="黑体"/>
         <w:b/>
         <w:bCs/>
       </w:rPr>
@@ -6377,6 +6600,7 @@
         <w:spacing w:after="0" w:before="0" w:line="240" w:lineRule="auto"/>
       </w:pPr>
       <w:rPr>
+        <w:rFonts w:eastAsia="黑体"/>
         <w:b/>
         <w:bCs/>
         <w:color w:themeColor="background1" w:val="FFFFFF"/>
@@ -6399,6 +6623,7 @@
         <w:spacing w:after="0" w:before="0" w:line="240" w:lineRule="auto"/>
       </w:pPr>
       <w:rPr>
+        <w:rFonts w:eastAsia="黑体"/>
         <w:b/>
         <w:bCs/>
       </w:rPr>
@@ -6416,12 +6641,14 @@
     </w:tblStylePr>
     <w:tblStylePr w:type="firstCol">
       <w:rPr>
+        <w:rFonts w:eastAsia="黑体"/>
         <w:b/>
         <w:bCs/>
       </w:rPr>
     </w:tblStylePr>
     <w:tblStylePr w:type="lastCol">
       <w:rPr>
+        <w:rFonts w:eastAsia="黑体"/>
         <w:b/>
         <w:bCs/>
       </w:rPr>
@@ -6480,6 +6707,7 @@
         <w:spacing w:after="0" w:before="0" w:line="240" w:lineRule="auto"/>
       </w:pPr>
       <w:rPr>
+        <w:rFonts w:eastAsia="黑体"/>
         <w:b/>
         <w:bCs/>
         <w:color w:themeColor="background1" w:val="FFFFFF"/>
@@ -6502,6 +6730,7 @@
         <w:spacing w:after="0" w:before="0" w:line="240" w:lineRule="auto"/>
       </w:pPr>
       <w:rPr>
+        <w:rFonts w:eastAsia="黑体"/>
         <w:color w:val="auto"/>
       </w:rPr>
       <w:tblPr/>
@@ -6519,6 +6748,7 @@
     </w:tblStylePr>
     <w:tblStylePr w:type="firstCol">
       <w:rPr>
+        <w:rFonts w:eastAsia="黑体"/>
         <w:b/>
         <w:bCs/>
         <w:color w:themeColor="background1" w:val="FFFFFF"/>
@@ -6538,6 +6768,7 @@
     </w:tblStylePr>
     <w:tblStylePr w:type="lastCol">
       <w:rPr>
+        <w:rFonts w:eastAsia="黑体"/>
         <w:b/>
         <w:bCs/>
         <w:color w:themeColor="background1" w:val="FFFFFF"/>
@@ -6586,6 +6817,7 @@
     </w:tblStylePr>
     <w:tblStylePr w:type="nwCell">
       <w:rPr>
+        <w:rFonts w:eastAsia="黑体"/>
         <w:color w:themeColor="background1" w:val="FFFFFF"/>
       </w:rPr>
       <w:tblPr/>
@@ -6629,6 +6861,7 @@
         <w:spacing w:after="0" w:before="0" w:line="240" w:lineRule="auto"/>
       </w:pPr>
       <w:rPr>
+        <w:rFonts w:eastAsia="黑体"/>
         <w:b/>
         <w:bCs/>
         <w:color w:themeColor="background1" w:val="FFFFFF"/>
@@ -6651,6 +6884,7 @@
         <w:spacing w:after="0" w:before="0" w:line="240" w:lineRule="auto"/>
       </w:pPr>
       <w:rPr>
+        <w:rFonts w:eastAsia="黑体"/>
         <w:color w:val="auto"/>
       </w:rPr>
       <w:tblPr/>
@@ -6668,6 +6902,7 @@
     </w:tblStylePr>
     <w:tblStylePr w:type="firstCol">
       <w:rPr>
+        <w:rFonts w:eastAsia="黑体"/>
         <w:b/>
         <w:bCs/>
         <w:color w:themeColor="background1" w:val="FFFFFF"/>
@@ -6687,6 +6922,7 @@
     </w:tblStylePr>
     <w:tblStylePr w:type="lastCol">
       <w:rPr>
+        <w:rFonts w:eastAsia="黑体"/>
         <w:b/>
         <w:bCs/>
         <w:color w:themeColor="background1" w:val="FFFFFF"/>
@@ -6735,6 +6971,7 @@
     </w:tblStylePr>
     <w:tblStylePr w:type="nwCell">
       <w:rPr>
+        <w:rFonts w:eastAsia="黑体"/>
         <w:color w:themeColor="background1" w:val="FFFFFF"/>
       </w:rPr>
       <w:tblPr/>
@@ -6778,6 +7015,7 @@
         <w:spacing w:after="0" w:before="0" w:line="240" w:lineRule="auto"/>
       </w:pPr>
       <w:rPr>
+        <w:rFonts w:eastAsia="黑体"/>
         <w:b/>
         <w:bCs/>
         <w:color w:themeColor="background1" w:val="FFFFFF"/>
@@ -6800,6 +7038,7 @@
         <w:spacing w:after="0" w:before="0" w:line="240" w:lineRule="auto"/>
       </w:pPr>
       <w:rPr>
+        <w:rFonts w:eastAsia="黑体"/>
         <w:color w:val="auto"/>
       </w:rPr>
       <w:tblPr/>
@@ -6817,6 +7056,7 @@
     </w:tblStylePr>
     <w:tblStylePr w:type="firstCol">
       <w:rPr>
+        <w:rFonts w:eastAsia="黑体"/>
         <w:b/>
         <w:bCs/>
         <w:color w:themeColor="background1" w:val="FFFFFF"/>
@@ -6836,6 +7076,7 @@
     </w:tblStylePr>
     <w:tblStylePr w:type="lastCol">
       <w:rPr>
+        <w:rFonts w:eastAsia="黑体"/>
         <w:b/>
         <w:bCs/>
         <w:color w:themeColor="background1" w:val="FFFFFF"/>
@@ -6884,6 +7125,7 @@
     </w:tblStylePr>
     <w:tblStylePr w:type="nwCell">
       <w:rPr>
+        <w:rFonts w:eastAsia="黑体"/>
         <w:color w:themeColor="background1" w:val="FFFFFF"/>
       </w:rPr>
       <w:tblPr/>
@@ -6927,6 +7169,7 @@
         <w:spacing w:after="0" w:before="0" w:line="240" w:lineRule="auto"/>
       </w:pPr>
       <w:rPr>
+        <w:rFonts w:eastAsia="黑体"/>
         <w:b/>
         <w:bCs/>
         <w:color w:themeColor="background1" w:val="FFFFFF"/>
@@ -6949,6 +7192,7 @@
         <w:spacing w:after="0" w:before="0" w:line="240" w:lineRule="auto"/>
       </w:pPr>
       <w:rPr>
+        <w:rFonts w:eastAsia="黑体"/>
         <w:color w:val="auto"/>
       </w:rPr>
       <w:tblPr/>
@@ -6966,6 +7210,7 @@
     </w:tblStylePr>
     <w:tblStylePr w:type="firstCol">
       <w:rPr>
+        <w:rFonts w:eastAsia="黑体"/>
         <w:b/>
         <w:bCs/>
         <w:color w:themeColor="background1" w:val="FFFFFF"/>
@@ -6985,6 +7230,7 @@
     </w:tblStylePr>
     <w:tblStylePr w:type="lastCol">
       <w:rPr>
+        <w:rFonts w:eastAsia="黑体"/>
         <w:b/>
         <w:bCs/>
         <w:color w:themeColor="background1" w:val="FFFFFF"/>
@@ -7033,6 +7279,7 @@
     </w:tblStylePr>
     <w:tblStylePr w:type="nwCell">
       <w:rPr>
+        <w:rFonts w:eastAsia="黑体"/>
         <w:color w:themeColor="background1" w:val="FFFFFF"/>
       </w:rPr>
       <w:tblPr/>
@@ -7076,6 +7323,7 @@
         <w:spacing w:after="0" w:before="0" w:line="240" w:lineRule="auto"/>
       </w:pPr>
       <w:rPr>
+        <w:rFonts w:eastAsia="黑体"/>
         <w:b/>
         <w:bCs/>
         <w:color w:themeColor="background1" w:val="FFFFFF"/>
@@ -7098,6 +7346,7 @@
         <w:spacing w:after="0" w:before="0" w:line="240" w:lineRule="auto"/>
       </w:pPr>
       <w:rPr>
+        <w:rFonts w:eastAsia="黑体"/>
         <w:color w:val="auto"/>
       </w:rPr>
       <w:tblPr/>
@@ -7115,6 +7364,7 @@
     </w:tblStylePr>
     <w:tblStylePr w:type="firstCol">
       <w:rPr>
+        <w:rFonts w:eastAsia="黑体"/>
         <w:b/>
         <w:bCs/>
         <w:color w:themeColor="background1" w:val="FFFFFF"/>
@@ -7134,6 +7384,7 @@
     </w:tblStylePr>
     <w:tblStylePr w:type="lastCol">
       <w:rPr>
+        <w:rFonts w:eastAsia="黑体"/>
         <w:b/>
         <w:bCs/>
         <w:color w:themeColor="background1" w:val="FFFFFF"/>
@@ -7182,6 +7433,7 @@
     </w:tblStylePr>
     <w:tblStylePr w:type="nwCell">
       <w:rPr>
+        <w:rFonts w:eastAsia="黑体"/>
         <w:color w:themeColor="background1" w:val="FFFFFF"/>
       </w:rPr>
       <w:tblPr/>
@@ -7225,6 +7477,7 @@
         <w:spacing w:after="0" w:before="0" w:line="240" w:lineRule="auto"/>
       </w:pPr>
       <w:rPr>
+        <w:rFonts w:eastAsia="黑体"/>
         <w:b/>
         <w:bCs/>
         <w:color w:themeColor="background1" w:val="FFFFFF"/>
@@ -7247,6 +7500,7 @@
         <w:spacing w:after="0" w:before="0" w:line="240" w:lineRule="auto"/>
       </w:pPr>
       <w:rPr>
+        <w:rFonts w:eastAsia="黑体"/>
         <w:color w:val="auto"/>
       </w:rPr>
       <w:tblPr/>
@@ -7264,6 +7518,7 @@
     </w:tblStylePr>
     <w:tblStylePr w:type="firstCol">
       <w:rPr>
+        <w:rFonts w:eastAsia="黑体"/>
         <w:b/>
         <w:bCs/>
         <w:color w:themeColor="background1" w:val="FFFFFF"/>
@@ -7283,6 +7538,7 @@
     </w:tblStylePr>
     <w:tblStylePr w:type="lastCol">
       <w:rPr>
+        <w:rFonts w:eastAsia="黑体"/>
         <w:b/>
         <w:bCs/>
         <w:color w:themeColor="background1" w:val="FFFFFF"/>
@@ -7331,6 +7587,7 @@
     </w:tblStylePr>
     <w:tblStylePr w:type="nwCell">
       <w:rPr>
+        <w:rFonts w:eastAsia="黑体"/>
         <w:color w:themeColor="background1" w:val="FFFFFF"/>
       </w:rPr>
       <w:tblPr/>
@@ -7374,6 +7631,7 @@
         <w:spacing w:after="0" w:before="0" w:line="240" w:lineRule="auto"/>
       </w:pPr>
       <w:rPr>
+        <w:rFonts w:eastAsia="黑体"/>
         <w:b/>
         <w:bCs/>
         <w:color w:themeColor="background1" w:val="FFFFFF"/>
@@ -7396,6 +7654,7 @@
         <w:spacing w:after="0" w:before="0" w:line="240" w:lineRule="auto"/>
       </w:pPr>
       <w:rPr>
+        <w:rFonts w:eastAsia="黑体"/>
         <w:color w:val="auto"/>
       </w:rPr>
       <w:tblPr/>
@@ -7413,6 +7672,7 @@
     </w:tblStylePr>
     <w:tblStylePr w:type="firstCol">
       <w:rPr>
+        <w:rFonts w:eastAsia="黑体"/>
         <w:b/>
         <w:bCs/>
         <w:color w:themeColor="background1" w:val="FFFFFF"/>
@@ -7432,6 +7692,7 @@
     </w:tblStylePr>
     <w:tblStylePr w:type="lastCol">
       <w:rPr>
+        <w:rFonts w:eastAsia="黑体"/>
         <w:b/>
         <w:bCs/>
         <w:color w:themeColor="background1" w:val="FFFFFF"/>
@@ -7480,6 +7741,7 @@
     </w:tblStylePr>
     <w:tblStylePr w:type="nwCell">
       <w:rPr>
+        <w:rFonts w:eastAsia="黑体"/>
         <w:color w:themeColor="background1" w:val="FFFFFF"/>
       </w:rPr>
       <w:tblPr/>
@@ -7504,6 +7766,7 @@
       <w:spacing w:after="0" w:line="240" w:lineRule="auto"/>
     </w:pPr>
     <w:rPr>
+      <w:rFonts w:eastAsia="黑体"/>
       <w:color w:themeColor="text1" w:val="000000"/>
     </w:rPr>
     <w:tblPr>
@@ -7523,7 +7786,7 @@
     </w:tblPr>
     <w:tblStylePr w:type="firstRow">
       <w:rPr>
-        <w:rFonts w:asciiTheme="majorHAnsi" w:cstheme="majorBidi" w:eastAsiaTheme="majorEastAsia" w:hAnsiTheme="majorHAnsi"/>
+        <w:rFonts w:asciiTheme="majorHAnsi" w:cstheme="majorBidi" w:hAnsiTheme="majorHAnsi" w:eastAsia="黑体"/>
       </w:rPr>
       <w:tblPr/>
       <w:tcPr>
@@ -7535,6 +7798,7 @@
     </w:tblStylePr>
     <w:tblStylePr w:type="lastRow">
       <w:rPr>
+        <w:rFonts w:eastAsia="黑体"/>
         <w:b/>
         <w:bCs/>
         <w:color w:themeColor="text2" w:val="1F497D"/>
@@ -7549,12 +7813,14 @@
     </w:tblStylePr>
     <w:tblStylePr w:type="firstCol">
       <w:rPr>
+        <w:rFonts w:eastAsia="黑体"/>
         <w:b/>
         <w:bCs/>
       </w:rPr>
     </w:tblStylePr>
     <w:tblStylePr w:type="lastCol">
       <w:rPr>
+        <w:rFonts w:eastAsia="黑体"/>
         <w:b/>
         <w:bCs/>
       </w:rPr>
@@ -7588,6 +7854,7 @@
       <w:spacing w:after="0" w:line="240" w:lineRule="auto"/>
     </w:pPr>
     <w:rPr>
+      <w:rFonts w:eastAsia="黑体"/>
       <w:color w:themeColor="text1" w:val="000000"/>
     </w:rPr>
     <w:tblPr>
@@ -7607,7 +7874,7 @@
     </w:tblPr>
     <w:tblStylePr w:type="firstRow">
       <w:rPr>
-        <w:rFonts w:asciiTheme="majorHAnsi" w:cstheme="majorBidi" w:eastAsiaTheme="majorEastAsia" w:hAnsiTheme="majorHAnsi"/>
+        <w:rFonts w:asciiTheme="majorHAnsi" w:cstheme="majorBidi" w:hAnsiTheme="majorHAnsi" w:eastAsia="黑体"/>
       </w:rPr>
       <w:tblPr/>
       <w:tcPr>
@@ -7619,6 +7886,7 @@
     </w:tblStylePr>
     <w:tblStylePr w:type="lastRow">
       <w:rPr>
+        <w:rFonts w:eastAsia="黑体"/>
         <w:b/>
         <w:bCs/>
         <w:color w:themeColor="text2" w:val="1F497D"/>
@@ -7633,12 +7901,14 @@
     </w:tblStylePr>
     <w:tblStylePr w:type="firstCol">
       <w:rPr>
+        <w:rFonts w:eastAsia="黑体"/>
         <w:b/>
         <w:bCs/>
       </w:rPr>
     </w:tblStylePr>
     <w:tblStylePr w:type="lastCol">
       <w:rPr>
+        <w:rFonts w:eastAsia="黑体"/>
         <w:b/>
         <w:bCs/>
       </w:rPr>
@@ -7672,6 +7942,7 @@
       <w:spacing w:after="0" w:line="240" w:lineRule="auto"/>
     </w:pPr>
     <w:rPr>
+      <w:rFonts w:eastAsia="黑体"/>
       <w:color w:themeColor="text1" w:val="000000"/>
     </w:rPr>
     <w:tblPr>
@@ -7691,7 +7962,7 @@
     </w:tblPr>
     <w:tblStylePr w:type="firstRow">
       <w:rPr>
-        <w:rFonts w:asciiTheme="majorHAnsi" w:cstheme="majorBidi" w:eastAsiaTheme="majorEastAsia" w:hAnsiTheme="majorHAnsi"/>
+        <w:rFonts w:asciiTheme="majorHAnsi" w:cstheme="majorBidi" w:hAnsiTheme="majorHAnsi" w:eastAsia="黑体"/>
       </w:rPr>
       <w:tblPr/>
       <w:tcPr>
@@ -7703,6 +7974,7 @@
     </w:tblStylePr>
     <w:tblStylePr w:type="lastRow">
       <w:rPr>
+        <w:rFonts w:eastAsia="黑体"/>
         <w:b/>
         <w:bCs/>
         <w:color w:themeColor="text2" w:val="1F497D"/>
@@ -7717,12 +7989,14 @@
     </w:tblStylePr>
     <w:tblStylePr w:type="firstCol">
       <w:rPr>
+        <w:rFonts w:eastAsia="黑体"/>
         <w:b/>
         <w:bCs/>
       </w:rPr>
     </w:tblStylePr>
     <w:tblStylePr w:type="lastCol">
       <w:rPr>
+        <w:rFonts w:eastAsia="黑体"/>
         <w:b/>
         <w:bCs/>
       </w:rPr>
@@ -7756,6 +8030,7 @@
       <w:spacing w:after="0" w:line="240" w:lineRule="auto"/>
     </w:pPr>
     <w:rPr>
+      <w:rFonts w:eastAsia="黑体"/>
       <w:color w:themeColor="text1" w:val="000000"/>
     </w:rPr>
     <w:tblPr>
@@ -7775,7 +8050,7 @@
     </w:tblPr>
     <w:tblStylePr w:type="firstRow">
       <w:rPr>
-        <w:rFonts w:asciiTheme="majorHAnsi" w:cstheme="majorBidi" w:eastAsiaTheme="majorEastAsia" w:hAnsiTheme="majorHAnsi"/>
+        <w:rFonts w:asciiTheme="majorHAnsi" w:cstheme="majorBidi" w:hAnsiTheme="majorHAnsi" w:eastAsia="黑体"/>
       </w:rPr>
       <w:tblPr/>
       <w:tcPr>
@@ -7787,6 +8062,7 @@
     </w:tblStylePr>
     <w:tblStylePr w:type="lastRow">
       <w:rPr>
+        <w:rFonts w:eastAsia="黑体"/>
         <w:b/>
         <w:bCs/>
         <w:color w:themeColor="text2" w:val="1F497D"/>
@@ -7801,12 +8077,14 @@
     </w:tblStylePr>
     <w:tblStylePr w:type="firstCol">
       <w:rPr>
+        <w:rFonts w:eastAsia="黑体"/>
         <w:b/>
         <w:bCs/>
       </w:rPr>
     </w:tblStylePr>
     <w:tblStylePr w:type="lastCol">
       <w:rPr>
+        <w:rFonts w:eastAsia="黑体"/>
         <w:b/>
         <w:bCs/>
       </w:rPr>
@@ -7840,6 +8118,7 @@
       <w:spacing w:after="0" w:line="240" w:lineRule="auto"/>
     </w:pPr>
     <w:rPr>
+      <w:rFonts w:eastAsia="黑体"/>
       <w:color w:themeColor="text1" w:val="000000"/>
     </w:rPr>
     <w:tblPr>
@@ -7859,7 +8138,7 @@
     </w:tblPr>
     <w:tblStylePr w:type="firstRow">
       <w:rPr>
-        <w:rFonts w:asciiTheme="majorHAnsi" w:cstheme="majorBidi" w:eastAsiaTheme="majorEastAsia" w:hAnsiTheme="majorHAnsi"/>
+        <w:rFonts w:asciiTheme="majorHAnsi" w:cstheme="majorBidi" w:hAnsiTheme="majorHAnsi" w:eastAsia="黑体"/>
       </w:rPr>
       <w:tblPr/>
       <w:tcPr>
@@ -7871,6 +8150,7 @@
     </w:tblStylePr>
     <w:tblStylePr w:type="lastRow">
       <w:rPr>
+        <w:rFonts w:eastAsia="黑体"/>
         <w:b/>
         <w:bCs/>
         <w:color w:themeColor="text2" w:val="1F497D"/>
@@ -7885,12 +8165,14 @@
     </w:tblStylePr>
     <w:tblStylePr w:type="firstCol">
       <w:rPr>
+        <w:rFonts w:eastAsia="黑体"/>
         <w:b/>
         <w:bCs/>
       </w:rPr>
     </w:tblStylePr>
     <w:tblStylePr w:type="lastCol">
       <w:rPr>
+        <w:rFonts w:eastAsia="黑体"/>
         <w:b/>
         <w:bCs/>
       </w:rPr>
@@ -7924,6 +8206,7 @@
       <w:spacing w:after="0" w:line="240" w:lineRule="auto"/>
     </w:pPr>
     <w:rPr>
+      <w:rFonts w:eastAsia="黑体"/>
       <w:color w:themeColor="text1" w:val="000000"/>
     </w:rPr>
     <w:tblPr>
@@ -7943,7 +8226,7 @@
     </w:tblPr>
     <w:tblStylePr w:type="firstRow">
       <w:rPr>
-        <w:rFonts w:asciiTheme="majorHAnsi" w:cstheme="majorBidi" w:eastAsiaTheme="majorEastAsia" w:hAnsiTheme="majorHAnsi"/>
+        <w:rFonts w:asciiTheme="majorHAnsi" w:cstheme="majorBidi" w:hAnsiTheme="majorHAnsi" w:eastAsia="黑体"/>
       </w:rPr>
       <w:tblPr/>
       <w:tcPr>
@@ -7955,6 +8238,7 @@
     </w:tblStylePr>
     <w:tblStylePr w:type="lastRow">
       <w:rPr>
+        <w:rFonts w:eastAsia="黑体"/>
         <w:b/>
         <w:bCs/>
         <w:color w:themeColor="text2" w:val="1F497D"/>
@@ -7969,12 +8253,14 @@
     </w:tblStylePr>
     <w:tblStylePr w:type="firstCol">
       <w:rPr>
+        <w:rFonts w:eastAsia="黑体"/>
         <w:b/>
         <w:bCs/>
       </w:rPr>
     </w:tblStylePr>
     <w:tblStylePr w:type="lastCol">
       <w:rPr>
+        <w:rFonts w:eastAsia="黑体"/>
         <w:b/>
         <w:bCs/>
       </w:rPr>
@@ -8008,6 +8294,7 @@
       <w:spacing w:after="0" w:line="240" w:lineRule="auto"/>
     </w:pPr>
     <w:rPr>
+      <w:rFonts w:eastAsia="黑体"/>
       <w:color w:themeColor="text1" w:val="000000"/>
     </w:rPr>
     <w:tblPr>
@@ -8027,7 +8314,7 @@
     </w:tblPr>
     <w:tblStylePr w:type="firstRow">
       <w:rPr>
-        <w:rFonts w:asciiTheme="majorHAnsi" w:cstheme="majorBidi" w:eastAsiaTheme="majorEastAsia" w:hAnsiTheme="majorHAnsi"/>
+        <w:rFonts w:asciiTheme="majorHAnsi" w:cstheme="majorBidi" w:hAnsiTheme="majorHAnsi" w:eastAsia="黑体"/>
       </w:rPr>
       <w:tblPr/>
       <w:tcPr>
@@ -8039,6 +8326,7 @@
     </w:tblStylePr>
     <w:tblStylePr w:type="lastRow">
       <w:rPr>
+        <w:rFonts w:eastAsia="黑体"/>
         <w:b/>
         <w:bCs/>
         <w:color w:themeColor="text2" w:val="1F497D"/>
@@ -8053,12 +8341,14 @@
     </w:tblStylePr>
     <w:tblStylePr w:type="firstCol">
       <w:rPr>
+        <w:rFonts w:eastAsia="黑体"/>
         <w:b/>
         <w:bCs/>
       </w:rPr>
     </w:tblStylePr>
     <w:tblStylePr w:type="lastCol">
       <w:rPr>
+        <w:rFonts w:eastAsia="黑体"/>
         <w:b/>
         <w:bCs/>
       </w:rPr>
@@ -8092,7 +8382,7 @@
       <w:spacing w:after="0" w:line="240" w:lineRule="auto"/>
     </w:pPr>
     <w:rPr>
-      <w:rFonts w:asciiTheme="majorHAnsi" w:cstheme="majorBidi" w:eastAsiaTheme="majorEastAsia" w:hAnsiTheme="majorHAnsi"/>
+      <w:rFonts w:asciiTheme="majorHAnsi" w:cstheme="majorBidi" w:hAnsiTheme="majorHAnsi" w:eastAsia="黑体"/>
       <w:color w:themeColor="text1" w:val="000000"/>
     </w:rPr>
     <w:tblPr>
@@ -8114,6 +8404,7 @@
     </w:tblPr>
     <w:tblStylePr w:type="firstRow">
       <w:rPr>
+        <w:rFonts w:eastAsia="黑体"/>
         <w:sz w:val="24"/>
         <w:szCs w:val="24"/>
       </w:rPr>
@@ -8220,7 +8511,7 @@
       <w:spacing w:after="0" w:line="240" w:lineRule="auto"/>
     </w:pPr>
     <w:rPr>
-      <w:rFonts w:asciiTheme="majorHAnsi" w:cstheme="majorBidi" w:eastAsiaTheme="majorEastAsia" w:hAnsiTheme="majorHAnsi"/>
+      <w:rFonts w:asciiTheme="majorHAnsi" w:cstheme="majorBidi" w:hAnsiTheme="majorHAnsi" w:eastAsia="黑体"/>
       <w:color w:themeColor="text1" w:val="000000"/>
     </w:rPr>
     <w:tblPr>
@@ -8242,6 +8533,7 @@
     </w:tblPr>
     <w:tblStylePr w:type="firstRow">
       <w:rPr>
+        <w:rFonts w:eastAsia="黑体"/>
         <w:sz w:val="24"/>
         <w:szCs w:val="24"/>
       </w:rPr>
@@ -8348,7 +8640,7 @@
       <w:spacing w:after="0" w:line="240" w:lineRule="auto"/>
     </w:pPr>
     <w:rPr>
-      <w:rFonts w:asciiTheme="majorHAnsi" w:cstheme="majorBidi" w:eastAsiaTheme="majorEastAsia" w:hAnsiTheme="majorHAnsi"/>
+      <w:rFonts w:asciiTheme="majorHAnsi" w:cstheme="majorBidi" w:hAnsiTheme="majorHAnsi" w:eastAsia="黑体"/>
       <w:color w:themeColor="text1" w:val="000000"/>
     </w:rPr>
     <w:tblPr>
@@ -8370,6 +8662,7 @@
     </w:tblPr>
     <w:tblStylePr w:type="firstRow">
       <w:rPr>
+        <w:rFonts w:eastAsia="黑体"/>
         <w:sz w:val="24"/>
         <w:szCs w:val="24"/>
       </w:rPr>
@@ -8476,7 +8769,7 @@
       <w:spacing w:after="0" w:line="240" w:lineRule="auto"/>
     </w:pPr>
     <w:rPr>
-      <w:rFonts w:asciiTheme="majorHAnsi" w:cstheme="majorBidi" w:eastAsiaTheme="majorEastAsia" w:hAnsiTheme="majorHAnsi"/>
+      <w:rFonts w:asciiTheme="majorHAnsi" w:cstheme="majorBidi" w:hAnsiTheme="majorHAnsi" w:eastAsia="黑体"/>
       <w:color w:themeColor="text1" w:val="000000"/>
     </w:rPr>
     <w:tblPr>
@@ -8498,6 +8791,7 @@
     </w:tblPr>
     <w:tblStylePr w:type="firstRow">
       <w:rPr>
+        <w:rFonts w:eastAsia="黑体"/>
         <w:sz w:val="24"/>
         <w:szCs w:val="24"/>
       </w:rPr>
@@ -8604,7 +8898,7 @@
       <w:spacing w:after="0" w:line="240" w:lineRule="auto"/>
     </w:pPr>
     <w:rPr>
-      <w:rFonts w:asciiTheme="majorHAnsi" w:cstheme="majorBidi" w:eastAsiaTheme="majorEastAsia" w:hAnsiTheme="majorHAnsi"/>
+      <w:rFonts w:asciiTheme="majorHAnsi" w:cstheme="majorBidi" w:hAnsiTheme="majorHAnsi" w:eastAsia="黑体"/>
       <w:color w:themeColor="text1" w:val="000000"/>
     </w:rPr>
     <w:tblPr>
@@ -8626,6 +8920,7 @@
     </w:tblPr>
     <w:tblStylePr w:type="firstRow">
       <w:rPr>
+        <w:rFonts w:eastAsia="黑体"/>
         <w:sz w:val="24"/>
         <w:szCs w:val="24"/>
       </w:rPr>
@@ -8732,7 +9027,7 @@
       <w:spacing w:after="0" w:line="240" w:lineRule="auto"/>
     </w:pPr>
     <w:rPr>
-      <w:rFonts w:asciiTheme="majorHAnsi" w:cstheme="majorBidi" w:eastAsiaTheme="majorEastAsia" w:hAnsiTheme="majorHAnsi"/>
+      <w:rFonts w:asciiTheme="majorHAnsi" w:cstheme="majorBidi" w:hAnsiTheme="majorHAnsi" w:eastAsia="黑体"/>
       <w:color w:themeColor="text1" w:val="000000"/>
     </w:rPr>
     <w:tblPr>
@@ -8754,6 +9049,7 @@
     </w:tblPr>
     <w:tblStylePr w:type="firstRow">
       <w:rPr>
+        <w:rFonts w:eastAsia="黑体"/>
         <w:sz w:val="24"/>
         <w:szCs w:val="24"/>
       </w:rPr>
@@ -8860,7 +9156,7 @@
       <w:spacing w:after="0" w:line="240" w:lineRule="auto"/>
     </w:pPr>
     <w:rPr>
-      <w:rFonts w:asciiTheme="majorHAnsi" w:cstheme="majorBidi" w:eastAsiaTheme="majorEastAsia" w:hAnsiTheme="majorHAnsi"/>
+      <w:rFonts w:asciiTheme="majorHAnsi" w:cstheme="majorBidi" w:hAnsiTheme="majorHAnsi" w:eastAsia="黑体"/>
       <w:color w:themeColor="text1" w:val="000000"/>
     </w:rPr>
     <w:tblPr>
@@ -8882,6 +9178,7 @@
     </w:tblPr>
     <w:tblStylePr w:type="firstRow">
       <w:rPr>
+        <w:rFonts w:eastAsia="黑体"/>
         <w:sz w:val="24"/>
         <w:szCs w:val="24"/>
       </w:rPr>
@@ -9011,12 +9308,14 @@
     </w:tcPr>
     <w:tblStylePr w:type="firstRow">
       <w:rPr>
+        <w:rFonts w:eastAsia="黑体"/>
         <w:b/>
         <w:bCs/>
       </w:rPr>
     </w:tblStylePr>
     <w:tblStylePr w:type="lastRow">
       <w:rPr>
+        <w:rFonts w:eastAsia="黑体"/>
         <w:b/>
         <w:bCs/>
       </w:rPr>
@@ -9029,12 +9328,14 @@
     </w:tblStylePr>
     <w:tblStylePr w:type="firstCol">
       <w:rPr>
+        <w:rFonts w:eastAsia="黑体"/>
         <w:b/>
         <w:bCs/>
       </w:rPr>
     </w:tblStylePr>
     <w:tblStylePr w:type="lastCol">
       <w:rPr>
+        <w:rFonts w:eastAsia="黑体"/>
         <w:b/>
         <w:bCs/>
       </w:rPr>
@@ -9084,12 +9385,14 @@
     </w:tcPr>
     <w:tblStylePr w:type="firstRow">
       <w:rPr>
+        <w:rFonts w:eastAsia="黑体"/>
         <w:b/>
         <w:bCs/>
       </w:rPr>
     </w:tblStylePr>
     <w:tblStylePr w:type="lastRow">
       <w:rPr>
+        <w:rFonts w:eastAsia="黑体"/>
         <w:b/>
         <w:bCs/>
       </w:rPr>
@@ -9102,12 +9405,14 @@
     </w:tblStylePr>
     <w:tblStylePr w:type="firstCol">
       <w:rPr>
+        <w:rFonts w:eastAsia="黑体"/>
         <w:b/>
         <w:bCs/>
       </w:rPr>
     </w:tblStylePr>
     <w:tblStylePr w:type="lastCol">
       <w:rPr>
+        <w:rFonts w:eastAsia="黑体"/>
         <w:b/>
         <w:bCs/>
       </w:rPr>
@@ -9157,12 +9462,14 @@
     </w:tcPr>
     <w:tblStylePr w:type="firstRow">
       <w:rPr>
+        <w:rFonts w:eastAsia="黑体"/>
         <w:b/>
         <w:bCs/>
       </w:rPr>
     </w:tblStylePr>
     <w:tblStylePr w:type="lastRow">
       <w:rPr>
+        <w:rFonts w:eastAsia="黑体"/>
         <w:b/>
         <w:bCs/>
       </w:rPr>
@@ -9175,12 +9482,14 @@
     </w:tblStylePr>
     <w:tblStylePr w:type="firstCol">
       <w:rPr>
+        <w:rFonts w:eastAsia="黑体"/>
         <w:b/>
         <w:bCs/>
       </w:rPr>
     </w:tblStylePr>
     <w:tblStylePr w:type="lastCol">
       <w:rPr>
+        <w:rFonts w:eastAsia="黑体"/>
         <w:b/>
         <w:bCs/>
       </w:rPr>
@@ -9230,12 +9539,14 @@
     </w:tcPr>
     <w:tblStylePr w:type="firstRow">
       <w:rPr>
+        <w:rFonts w:eastAsia="黑体"/>
         <w:b/>
         <w:bCs/>
       </w:rPr>
     </w:tblStylePr>
     <w:tblStylePr w:type="lastRow">
       <w:rPr>
+        <w:rFonts w:eastAsia="黑体"/>
         <w:b/>
         <w:bCs/>
       </w:rPr>
@@ -9248,12 +9559,14 @@
     </w:tblStylePr>
     <w:tblStylePr w:type="firstCol">
       <w:rPr>
+        <w:rFonts w:eastAsia="黑体"/>
         <w:b/>
         <w:bCs/>
       </w:rPr>
     </w:tblStylePr>
     <w:tblStylePr w:type="lastCol">
       <w:rPr>
+        <w:rFonts w:eastAsia="黑体"/>
         <w:b/>
         <w:bCs/>
       </w:rPr>
@@ -9303,12 +9616,14 @@
     </w:tcPr>
     <w:tblStylePr w:type="firstRow">
       <w:rPr>
+        <w:rFonts w:eastAsia="黑体"/>
         <w:b/>
         <w:bCs/>
       </w:rPr>
     </w:tblStylePr>
     <w:tblStylePr w:type="lastRow">
       <w:rPr>
+        <w:rFonts w:eastAsia="黑体"/>
         <w:b/>
         <w:bCs/>
       </w:rPr>
@@ -9321,12 +9636,14 @@
     </w:tblStylePr>
     <w:tblStylePr w:type="firstCol">
       <w:rPr>
+        <w:rFonts w:eastAsia="黑体"/>
         <w:b/>
         <w:bCs/>
       </w:rPr>
     </w:tblStylePr>
     <w:tblStylePr w:type="lastCol">
       <w:rPr>
+        <w:rFonts w:eastAsia="黑体"/>
         <w:b/>
         <w:bCs/>
       </w:rPr>
@@ -9376,12 +9693,14 @@
     </w:tcPr>
     <w:tblStylePr w:type="firstRow">
       <w:rPr>
+        <w:rFonts w:eastAsia="黑体"/>
         <w:b/>
         <w:bCs/>
       </w:rPr>
     </w:tblStylePr>
     <w:tblStylePr w:type="lastRow">
       <w:rPr>
+        <w:rFonts w:eastAsia="黑体"/>
         <w:b/>
         <w:bCs/>
       </w:rPr>
@@ -9394,12 +9713,14 @@
     </w:tblStylePr>
     <w:tblStylePr w:type="firstCol">
       <w:rPr>
+        <w:rFonts w:eastAsia="黑体"/>
         <w:b/>
         <w:bCs/>
       </w:rPr>
     </w:tblStylePr>
     <w:tblStylePr w:type="lastCol">
       <w:rPr>
+        <w:rFonts w:eastAsia="黑体"/>
         <w:b/>
         <w:bCs/>
       </w:rPr>
@@ -9449,12 +9770,14 @@
     </w:tcPr>
     <w:tblStylePr w:type="firstRow">
       <w:rPr>
+        <w:rFonts w:eastAsia="黑体"/>
         <w:b/>
         <w:bCs/>
       </w:rPr>
     </w:tblStylePr>
     <w:tblStylePr w:type="lastRow">
       <w:rPr>
+        <w:rFonts w:eastAsia="黑体"/>
         <w:b/>
         <w:bCs/>
       </w:rPr>
@@ -9467,12 +9790,14 @@
     </w:tblStylePr>
     <w:tblStylePr w:type="firstCol">
       <w:rPr>
+        <w:rFonts w:eastAsia="黑体"/>
         <w:b/>
         <w:bCs/>
       </w:rPr>
     </w:tblStylePr>
     <w:tblStylePr w:type="lastCol">
       <w:rPr>
+        <w:rFonts w:eastAsia="黑体"/>
         <w:b/>
         <w:bCs/>
       </w:rPr>
@@ -9499,7 +9824,7 @@
       <w:spacing w:after="0" w:line="240" w:lineRule="auto"/>
     </w:pPr>
     <w:rPr>
-      <w:rFonts w:asciiTheme="majorHAnsi" w:cstheme="majorBidi" w:eastAsiaTheme="majorEastAsia" w:hAnsiTheme="majorHAnsi"/>
+      <w:rFonts w:asciiTheme="majorHAnsi" w:cstheme="majorBidi" w:hAnsiTheme="majorHAnsi" w:eastAsia="黑体"/>
       <w:color w:themeColor="text1" w:val="000000"/>
     </w:rPr>
     <w:tblPr>
@@ -9526,6 +9851,7 @@
     </w:tcPr>
     <w:tblStylePr w:type="firstRow">
       <w:rPr>
+        <w:rFonts w:eastAsia="黑体"/>
         <w:b/>
         <w:bCs/>
         <w:color w:themeColor="text1" w:val="000000"/>
@@ -9537,6 +9863,7 @@
     </w:tblStylePr>
     <w:tblStylePr w:type="lastRow">
       <w:rPr>
+        <w:rFonts w:eastAsia="黑体"/>
         <w:b/>
         <w:bCs/>
         <w:color w:themeColor="text1" w:val="000000"/>
@@ -9556,6 +9883,7 @@
     </w:tblStylePr>
     <w:tblStylePr w:type="firstCol">
       <w:rPr>
+        <w:rFonts w:eastAsia="黑体"/>
         <w:b/>
         <w:bCs/>
         <w:color w:themeColor="text1" w:val="000000"/>
@@ -9575,6 +9903,7 @@
     </w:tblStylePr>
     <w:tblStylePr w:type="lastCol">
       <w:rPr>
+        <w:rFonts w:eastAsia="黑体"/>
         <w:b w:val="0"/>
         <w:bCs w:val="0"/>
         <w:color w:themeColor="text1" w:val="000000"/>
@@ -9624,7 +9953,7 @@
       <w:spacing w:after="0" w:line="240" w:lineRule="auto"/>
     </w:pPr>
     <w:rPr>
-      <w:rFonts w:asciiTheme="majorHAnsi" w:cstheme="majorBidi" w:eastAsiaTheme="majorEastAsia" w:hAnsiTheme="majorHAnsi"/>
+      <w:rFonts w:asciiTheme="majorHAnsi" w:cstheme="majorBidi" w:hAnsiTheme="majorHAnsi" w:eastAsia="黑体"/>
       <w:color w:themeColor="text1" w:val="000000"/>
     </w:rPr>
     <w:tblPr>
@@ -9651,6 +9980,7 @@
     </w:tcPr>
     <w:tblStylePr w:type="firstRow">
       <w:rPr>
+        <w:rFonts w:eastAsia="黑体"/>
         <w:b/>
         <w:bCs/>
         <w:color w:themeColor="text1" w:val="000000"/>
@@ -9662,6 +9992,7 @@
     </w:tblStylePr>
     <w:tblStylePr w:type="lastRow">
       <w:rPr>
+        <w:rFonts w:eastAsia="黑体"/>
         <w:b/>
         <w:bCs/>
         <w:color w:themeColor="text1" w:val="000000"/>
@@ -9681,6 +10012,7 @@
     </w:tblStylePr>
     <w:tblStylePr w:type="firstCol">
       <w:rPr>
+        <w:rFonts w:eastAsia="黑体"/>
         <w:b/>
         <w:bCs/>
         <w:color w:themeColor="text1" w:val="000000"/>
@@ -9700,6 +10032,7 @@
     </w:tblStylePr>
     <w:tblStylePr w:type="lastCol">
       <w:rPr>
+        <w:rFonts w:eastAsia="黑体"/>
         <w:b w:val="0"/>
         <w:bCs w:val="0"/>
         <w:color w:themeColor="text1" w:val="000000"/>
@@ -9749,7 +10082,7 @@
       <w:spacing w:after="0" w:line="240" w:lineRule="auto"/>
     </w:pPr>
     <w:rPr>
-      <w:rFonts w:asciiTheme="majorHAnsi" w:cstheme="majorBidi" w:eastAsiaTheme="majorEastAsia" w:hAnsiTheme="majorHAnsi"/>
+      <w:rFonts w:asciiTheme="majorHAnsi" w:cstheme="majorBidi" w:hAnsiTheme="majorHAnsi" w:eastAsia="黑体"/>
       <w:color w:themeColor="text1" w:val="000000"/>
     </w:rPr>
     <w:tblPr>
@@ -9776,6 +10109,7 @@
     </w:tcPr>
     <w:tblStylePr w:type="firstRow">
       <w:rPr>
+        <w:rFonts w:eastAsia="黑体"/>
         <w:b/>
         <w:bCs/>
         <w:color w:themeColor="text1" w:val="000000"/>
@@ -9787,6 +10121,7 @@
     </w:tblStylePr>
     <w:tblStylePr w:type="lastRow">
       <w:rPr>
+        <w:rFonts w:eastAsia="黑体"/>
         <w:b/>
         <w:bCs/>
         <w:color w:themeColor="text1" w:val="000000"/>
@@ -9806,6 +10141,7 @@
     </w:tblStylePr>
     <w:tblStylePr w:type="firstCol">
       <w:rPr>
+        <w:rFonts w:eastAsia="黑体"/>
         <w:b/>
         <w:bCs/>
         <w:color w:themeColor="text1" w:val="000000"/>
@@ -9825,6 +10161,7 @@
     </w:tblStylePr>
     <w:tblStylePr w:type="lastCol">
       <w:rPr>
+        <w:rFonts w:eastAsia="黑体"/>
         <w:b w:val="0"/>
         <w:bCs w:val="0"/>
         <w:color w:themeColor="text1" w:val="000000"/>
@@ -9874,7 +10211,7 @@
       <w:spacing w:after="0" w:line="240" w:lineRule="auto"/>
     </w:pPr>
     <w:rPr>
-      <w:rFonts w:asciiTheme="majorHAnsi" w:cstheme="majorBidi" w:eastAsiaTheme="majorEastAsia" w:hAnsiTheme="majorHAnsi"/>
+      <w:rFonts w:asciiTheme="majorHAnsi" w:cstheme="majorBidi" w:hAnsiTheme="majorHAnsi" w:eastAsia="黑体"/>
       <w:color w:themeColor="text1" w:val="000000"/>
     </w:rPr>
     <w:tblPr>
@@ -9901,6 +10238,7 @@
     </w:tcPr>
     <w:tblStylePr w:type="firstRow">
       <w:rPr>
+        <w:rFonts w:eastAsia="黑体"/>
         <w:b/>
         <w:bCs/>
         <w:color w:themeColor="text1" w:val="000000"/>
@@ -9912,6 +10250,7 @@
     </w:tblStylePr>
     <w:tblStylePr w:type="lastRow">
       <w:rPr>
+        <w:rFonts w:eastAsia="黑体"/>
         <w:b/>
         <w:bCs/>
         <w:color w:themeColor="text1" w:val="000000"/>
@@ -9931,6 +10270,7 @@
     </w:tblStylePr>
     <w:tblStylePr w:type="firstCol">
       <w:rPr>
+        <w:rFonts w:eastAsia="黑体"/>
         <w:b/>
         <w:bCs/>
         <w:color w:themeColor="text1" w:val="000000"/>
@@ -9950,6 +10290,7 @@
     </w:tblStylePr>
     <w:tblStylePr w:type="lastCol">
       <w:rPr>
+        <w:rFonts w:eastAsia="黑体"/>
         <w:b w:val="0"/>
         <w:bCs w:val="0"/>
         <w:color w:themeColor="text1" w:val="000000"/>
@@ -9999,7 +10340,7 @@
       <w:spacing w:after="0" w:line="240" w:lineRule="auto"/>
     </w:pPr>
     <w:rPr>
-      <w:rFonts w:asciiTheme="majorHAnsi" w:cstheme="majorBidi" w:eastAsiaTheme="majorEastAsia" w:hAnsiTheme="majorHAnsi"/>
+      <w:rFonts w:asciiTheme="majorHAnsi" w:cstheme="majorBidi" w:hAnsiTheme="majorHAnsi" w:eastAsia="黑体"/>
       <w:color w:themeColor="text1" w:val="000000"/>
     </w:rPr>
     <w:tblPr>
@@ -10026,6 +10367,7 @@
     </w:tcPr>
     <w:tblStylePr w:type="firstRow">
       <w:rPr>
+        <w:rFonts w:eastAsia="黑体"/>
         <w:b/>
         <w:bCs/>
         <w:color w:themeColor="text1" w:val="000000"/>
@@ -10037,6 +10379,7 @@
     </w:tblStylePr>
     <w:tblStylePr w:type="lastRow">
       <w:rPr>
+        <w:rFonts w:eastAsia="黑体"/>
         <w:b/>
         <w:bCs/>
         <w:color w:themeColor="text1" w:val="000000"/>
@@ -10056,6 +10399,7 @@
     </w:tblStylePr>
     <w:tblStylePr w:type="firstCol">
       <w:rPr>
+        <w:rFonts w:eastAsia="黑体"/>
         <w:b/>
         <w:bCs/>
         <w:color w:themeColor="text1" w:val="000000"/>
@@ -10075,6 +10419,7 @@
     </w:tblStylePr>
     <w:tblStylePr w:type="lastCol">
       <w:rPr>
+        <w:rFonts w:eastAsia="黑体"/>
         <w:b w:val="0"/>
         <w:bCs w:val="0"/>
         <w:color w:themeColor="text1" w:val="000000"/>
@@ -10124,7 +10469,7 @@
       <w:spacing w:after="0" w:line="240" w:lineRule="auto"/>
     </w:pPr>
     <w:rPr>
-      <w:rFonts w:asciiTheme="majorHAnsi" w:cstheme="majorBidi" w:eastAsiaTheme="majorEastAsia" w:hAnsiTheme="majorHAnsi"/>
+      <w:rFonts w:asciiTheme="majorHAnsi" w:cstheme="majorBidi" w:hAnsiTheme="majorHAnsi" w:eastAsia="黑体"/>
       <w:color w:themeColor="text1" w:val="000000"/>
     </w:rPr>
     <w:tblPr>
@@ -10151,6 +10496,7 @@
     </w:tcPr>
     <w:tblStylePr w:type="firstRow">
       <w:rPr>
+        <w:rFonts w:eastAsia="黑体"/>
         <w:b/>
         <w:bCs/>
         <w:color w:themeColor="text1" w:val="000000"/>
@@ -10162,6 +10508,7 @@
     </w:tblStylePr>
     <w:tblStylePr w:type="lastRow">
       <w:rPr>
+        <w:rFonts w:eastAsia="黑体"/>
         <w:b/>
         <w:bCs/>
         <w:color w:themeColor="text1" w:val="000000"/>
@@ -10181,6 +10528,7 @@
     </w:tblStylePr>
     <w:tblStylePr w:type="firstCol">
       <w:rPr>
+        <w:rFonts w:eastAsia="黑体"/>
         <w:b/>
         <w:bCs/>
         <w:color w:themeColor="text1" w:val="000000"/>
@@ -10200,6 +10548,7 @@
     </w:tblStylePr>
     <w:tblStylePr w:type="lastCol">
       <w:rPr>
+        <w:rFonts w:eastAsia="黑体"/>
         <w:b w:val="0"/>
         <w:bCs w:val="0"/>
         <w:color w:themeColor="text1" w:val="000000"/>
@@ -10249,7 +10598,7 @@
       <w:spacing w:after="0" w:line="240" w:lineRule="auto"/>
     </w:pPr>
     <w:rPr>
-      <w:rFonts w:asciiTheme="majorHAnsi" w:cstheme="majorBidi" w:eastAsiaTheme="majorEastAsia" w:hAnsiTheme="majorHAnsi"/>
+      <w:rFonts w:asciiTheme="majorHAnsi" w:cstheme="majorBidi" w:hAnsiTheme="majorHAnsi" w:eastAsia="黑体"/>
       <w:color w:themeColor="text1" w:val="000000"/>
     </w:rPr>
     <w:tblPr>
@@ -10276,6 +10625,7 @@
     </w:tcPr>
     <w:tblStylePr w:type="firstRow">
       <w:rPr>
+        <w:rFonts w:eastAsia="黑体"/>
         <w:b/>
         <w:bCs/>
         <w:color w:themeColor="text1" w:val="000000"/>
@@ -10287,6 +10637,7 @@
     </w:tblStylePr>
     <w:tblStylePr w:type="lastRow">
       <w:rPr>
+        <w:rFonts w:eastAsia="黑体"/>
         <w:b/>
         <w:bCs/>
         <w:color w:themeColor="text1" w:val="000000"/>
@@ -10306,6 +10657,7 @@
     </w:tblStylePr>
     <w:tblStylePr w:type="firstCol">
       <w:rPr>
+        <w:rFonts w:eastAsia="黑体"/>
         <w:b/>
         <w:bCs/>
         <w:color w:themeColor="text1" w:val="000000"/>
@@ -10325,6 +10677,7 @@
     </w:tblStylePr>
     <w:tblStylePr w:type="lastCol">
       <w:rPr>
+        <w:rFonts w:eastAsia="黑体"/>
         <w:b w:val="0"/>
         <w:bCs w:val="0"/>
         <w:color w:themeColor="text1" w:val="000000"/>
@@ -10397,6 +10750,7 @@
     </w:tcPr>
     <w:tblStylePr w:type="firstRow">
       <w:rPr>
+        <w:rFonts w:eastAsia="黑体"/>
         <w:b/>
         <w:bCs/>
         <w:i w:val="0"/>
@@ -10418,6 +10772,7 @@
     </w:tblStylePr>
     <w:tblStylePr w:type="lastRow">
       <w:rPr>
+        <w:rFonts w:eastAsia="黑体"/>
         <w:b/>
         <w:bCs/>
         <w:i w:val="0"/>
@@ -10439,6 +10794,7 @@
     </w:tblStylePr>
     <w:tblStylePr w:type="firstCol">
       <w:rPr>
+        <w:rFonts w:eastAsia="黑体"/>
         <w:b/>
         <w:bCs/>
         <w:i w:val="0"/>
@@ -10458,6 +10814,7 @@
     </w:tblStylePr>
     <w:tblStylePr w:type="lastCol">
       <w:rPr>
+        <w:rFonts w:eastAsia="黑体"/>
         <w:b/>
         <w:bCs/>
         <w:i w:val="0"/>
@@ -10538,6 +10895,7 @@
     </w:tcPr>
     <w:tblStylePr w:type="firstRow">
       <w:rPr>
+        <w:rFonts w:eastAsia="黑体"/>
         <w:b/>
         <w:bCs/>
         <w:i w:val="0"/>
@@ -10559,6 +10917,7 @@
     </w:tblStylePr>
     <w:tblStylePr w:type="lastRow">
       <w:rPr>
+        <w:rFonts w:eastAsia="黑体"/>
         <w:b/>
         <w:bCs/>
         <w:i w:val="0"/>
@@ -10580,6 +10939,7 @@
     </w:tblStylePr>
     <w:tblStylePr w:type="firstCol">
       <w:rPr>
+        <w:rFonts w:eastAsia="黑体"/>
         <w:b/>
         <w:bCs/>
         <w:i w:val="0"/>
@@ -10599,6 +10959,7 @@
     </w:tblStylePr>
     <w:tblStylePr w:type="lastCol">
       <w:rPr>
+        <w:rFonts w:eastAsia="黑体"/>
         <w:b/>
         <w:bCs/>
         <w:i w:val="0"/>
@@ -10679,6 +11040,7 @@
     </w:tcPr>
     <w:tblStylePr w:type="firstRow">
       <w:rPr>
+        <w:rFonts w:eastAsia="黑体"/>
         <w:b/>
         <w:bCs/>
         <w:i w:val="0"/>
@@ -10700,6 +11062,7 @@
     </w:tblStylePr>
     <w:tblStylePr w:type="lastRow">
       <w:rPr>
+        <w:rFonts w:eastAsia="黑体"/>
         <w:b/>
         <w:bCs/>
         <w:i w:val="0"/>
@@ -10721,6 +11084,7 @@
     </w:tblStylePr>
     <w:tblStylePr w:type="firstCol">
       <w:rPr>
+        <w:rFonts w:eastAsia="黑体"/>
         <w:b/>
         <w:bCs/>
         <w:i w:val="0"/>
@@ -10740,6 +11104,7 @@
     </w:tblStylePr>
     <w:tblStylePr w:type="lastCol">
       <w:rPr>
+        <w:rFonts w:eastAsia="黑体"/>
         <w:b/>
         <w:bCs/>
         <w:i w:val="0"/>
@@ -10820,6 +11185,7 @@
     </w:tcPr>
     <w:tblStylePr w:type="firstRow">
       <w:rPr>
+        <w:rFonts w:eastAsia="黑体"/>
         <w:b/>
         <w:bCs/>
         <w:i w:val="0"/>
@@ -10841,6 +11207,7 @@
     </w:tblStylePr>
     <w:tblStylePr w:type="lastRow">
       <w:rPr>
+        <w:rFonts w:eastAsia="黑体"/>
         <w:b/>
         <w:bCs/>
         <w:i w:val="0"/>
@@ -10862,6 +11229,7 @@
     </w:tblStylePr>
     <w:tblStylePr w:type="firstCol">
       <w:rPr>
+        <w:rFonts w:eastAsia="黑体"/>
         <w:b/>
         <w:bCs/>
         <w:i w:val="0"/>
@@ -10881,6 +11249,7 @@
     </w:tblStylePr>
     <w:tblStylePr w:type="lastCol">
       <w:rPr>
+        <w:rFonts w:eastAsia="黑体"/>
         <w:b/>
         <w:bCs/>
         <w:i w:val="0"/>
@@ -10961,6 +11330,7 @@
     </w:tcPr>
     <w:tblStylePr w:type="firstRow">
       <w:rPr>
+        <w:rFonts w:eastAsia="黑体"/>
         <w:b/>
         <w:bCs/>
         <w:i w:val="0"/>
@@ -10982,6 +11352,7 @@
     </w:tblStylePr>
     <w:tblStylePr w:type="lastRow">
       <w:rPr>
+        <w:rFonts w:eastAsia="黑体"/>
         <w:b/>
         <w:bCs/>
         <w:i w:val="0"/>
@@ -11003,6 +11374,7 @@
     </w:tblStylePr>
     <w:tblStylePr w:type="firstCol">
       <w:rPr>
+        <w:rFonts w:eastAsia="黑体"/>
         <w:b/>
         <w:bCs/>
         <w:i w:val="0"/>
@@ -11022,6 +11394,7 @@
     </w:tblStylePr>
     <w:tblStylePr w:type="lastCol">
       <w:rPr>
+        <w:rFonts w:eastAsia="黑体"/>
         <w:b/>
         <w:bCs/>
         <w:i w:val="0"/>
@@ -11102,6 +11475,7 @@
     </w:tcPr>
     <w:tblStylePr w:type="firstRow">
       <w:rPr>
+        <w:rFonts w:eastAsia="黑体"/>
         <w:b/>
         <w:bCs/>
         <w:i w:val="0"/>
@@ -11123,6 +11497,7 @@
     </w:tblStylePr>
     <w:tblStylePr w:type="lastRow">
       <w:rPr>
+        <w:rFonts w:eastAsia="黑体"/>
         <w:b/>
         <w:bCs/>
         <w:i w:val="0"/>
@@ -11144,6 +11519,7 @@
     </w:tblStylePr>
     <w:tblStylePr w:type="firstCol">
       <w:rPr>
+        <w:rFonts w:eastAsia="黑体"/>
         <w:b/>
         <w:bCs/>
         <w:i w:val="0"/>
@@ -11163,6 +11539,7 @@
     </w:tblStylePr>
     <w:tblStylePr w:type="lastCol">
       <w:rPr>
+        <w:rFonts w:eastAsia="黑体"/>
         <w:b/>
         <w:bCs/>
         <w:i w:val="0"/>
@@ -11243,6 +11620,7 @@
     </w:tcPr>
     <w:tblStylePr w:type="firstRow">
       <w:rPr>
+        <w:rFonts w:eastAsia="黑体"/>
         <w:b/>
         <w:bCs/>
         <w:i w:val="0"/>
@@ -11264,6 +11642,7 @@
     </w:tblStylePr>
     <w:tblStylePr w:type="lastRow">
       <w:rPr>
+        <w:rFonts w:eastAsia="黑体"/>
         <w:b/>
         <w:bCs/>
         <w:i w:val="0"/>
@@ -11285,6 +11664,7 @@
     </w:tblStylePr>
     <w:tblStylePr w:type="firstCol">
       <w:rPr>
+        <w:rFonts w:eastAsia="黑体"/>
         <w:b/>
         <w:bCs/>
         <w:i w:val="0"/>
@@ -11304,6 +11684,7 @@
     </w:tblStylePr>
     <w:tblStylePr w:type="lastCol">
       <w:rPr>
+        <w:rFonts w:eastAsia="黑体"/>
         <w:b/>
         <w:bCs/>
         <w:i w:val="0"/>
@@ -11361,6 +11742,7 @@
       <w:spacing w:after="0" w:line="240" w:lineRule="auto"/>
     </w:pPr>
     <w:rPr>
+      <w:rFonts w:eastAsia="黑体"/>
       <w:color w:themeColor="background1" w:val="FFFFFF"/>
     </w:rPr>
     <w:tblPr>
@@ -11379,6 +11761,7 @@
     </w:tcPr>
     <w:tblStylePr w:type="firstRow">
       <w:rPr>
+        <w:rFonts w:eastAsia="黑体"/>
         <w:b/>
         <w:bCs/>
       </w:rPr>
@@ -11475,6 +11858,7 @@
       <w:spacing w:after="0" w:line="240" w:lineRule="auto"/>
     </w:pPr>
     <w:rPr>
+      <w:rFonts w:eastAsia="黑体"/>
       <w:color w:themeColor="background1" w:val="FFFFFF"/>
     </w:rPr>
     <w:tblPr>
@@ -11493,6 +11877,7 @@
     </w:tcPr>
     <w:tblStylePr w:type="firstRow">
       <w:rPr>
+        <w:rFonts w:eastAsia="黑体"/>
         <w:b/>
         <w:bCs/>
       </w:rPr>
@@ -11589,6 +11974,7 @@
       <w:spacing w:after="0" w:line="240" w:lineRule="auto"/>
     </w:pPr>
     <w:rPr>
+      <w:rFonts w:eastAsia="黑体"/>
       <w:color w:themeColor="background1" w:val="FFFFFF"/>
     </w:rPr>
     <w:tblPr>
@@ -11607,6 +11993,7 @@
     </w:tcPr>
     <w:tblStylePr w:type="firstRow">
       <w:rPr>
+        <w:rFonts w:eastAsia="黑体"/>
         <w:b/>
         <w:bCs/>
       </w:rPr>
@@ -11703,6 +12090,7 @@
       <w:spacing w:after="0" w:line="240" w:lineRule="auto"/>
     </w:pPr>
     <w:rPr>
+      <w:rFonts w:eastAsia="黑体"/>
       <w:color w:themeColor="background1" w:val="FFFFFF"/>
     </w:rPr>
     <w:tblPr>
@@ -11721,6 +12109,7 @@
     </w:tcPr>
     <w:tblStylePr w:type="firstRow">
       <w:rPr>
+        <w:rFonts w:eastAsia="黑体"/>
         <w:b/>
         <w:bCs/>
       </w:rPr>
@@ -11817,6 +12206,7 @@
       <w:spacing w:after="0" w:line="240" w:lineRule="auto"/>
     </w:pPr>
     <w:rPr>
+      <w:rFonts w:eastAsia="黑体"/>
       <w:color w:themeColor="background1" w:val="FFFFFF"/>
     </w:rPr>
     <w:tblPr>
@@ -11835,6 +12225,7 @@
     </w:tcPr>
     <w:tblStylePr w:type="firstRow">
       <w:rPr>
+        <w:rFonts w:eastAsia="黑体"/>
         <w:b/>
         <w:bCs/>
       </w:rPr>
@@ -11931,6 +12322,7 @@
       <w:spacing w:after="0" w:line="240" w:lineRule="auto"/>
     </w:pPr>
     <w:rPr>
+      <w:rFonts w:eastAsia="黑体"/>
       <w:color w:themeColor="background1" w:val="FFFFFF"/>
     </w:rPr>
     <w:tblPr>
@@ -11949,6 +12341,7 @@
     </w:tcPr>
     <w:tblStylePr w:type="firstRow">
       <w:rPr>
+        <w:rFonts w:eastAsia="黑体"/>
         <w:b/>
         <w:bCs/>
       </w:rPr>
@@ -12045,6 +12438,7 @@
       <w:spacing w:after="0" w:line="240" w:lineRule="auto"/>
     </w:pPr>
     <w:rPr>
+      <w:rFonts w:eastAsia="黑体"/>
       <w:color w:themeColor="background1" w:val="FFFFFF"/>
     </w:rPr>
     <w:tblPr>
@@ -12063,6 +12457,7 @@
     </w:tcPr>
     <w:tblStylePr w:type="firstRow">
       <w:rPr>
+        <w:rFonts w:eastAsia="黑体"/>
         <w:b/>
         <w:bCs/>
       </w:rPr>
@@ -12159,6 +12554,7 @@
       <w:spacing w:after="0" w:line="240" w:lineRule="auto"/>
     </w:pPr>
     <w:rPr>
+      <w:rFonts w:eastAsia="黑体"/>
       <w:color w:themeColor="text1" w:val="000000"/>
     </w:rPr>
     <w:tblPr>
@@ -12185,6 +12581,7 @@
     </w:tcPr>
     <w:tblStylePr w:type="firstRow">
       <w:rPr>
+        <w:rFonts w:eastAsia="黑体"/>
         <w:b/>
         <w:bCs/>
       </w:rPr>
@@ -12203,6 +12600,7 @@
     </w:tblStylePr>
     <w:tblStylePr w:type="lastRow">
       <w:rPr>
+        <w:rFonts w:eastAsia="黑体"/>
         <w:b/>
         <w:bCs/>
         <w:color w:themeColor="background1" w:val="FFFFFF"/>
@@ -12217,6 +12615,7 @@
     </w:tblStylePr>
     <w:tblStylePr w:type="firstCol">
       <w:rPr>
+        <w:rFonts w:eastAsia="黑体"/>
         <w:color w:themeColor="background1" w:val="FFFFFF"/>
       </w:rPr>
       <w:tblPr/>
@@ -12234,6 +12633,7 @@
     </w:tblStylePr>
     <w:tblStylePr w:type="lastCol">
       <w:rPr>
+        <w:rFonts w:eastAsia="黑体"/>
         <w:color w:themeColor="background1" w:val="FFFFFF"/>
       </w:rPr>
       <w:tblPr/>
@@ -12263,11 +12663,13 @@
     </w:tblStylePr>
     <w:tblStylePr w:type="neCell">
       <w:rPr>
+        <w:rFonts w:eastAsia="黑体"/>
         <w:color w:themeColor="text1" w:val="000000"/>
       </w:rPr>
     </w:tblStylePr>
     <w:tblStylePr w:type="nwCell">
       <w:rPr>
+        <w:rFonts w:eastAsia="黑体"/>
         <w:color w:themeColor="text1" w:val="000000"/>
       </w:rPr>
     </w:tblStylePr>
@@ -12281,6 +12683,7 @@
       <w:spacing w:after="0" w:line="240" w:lineRule="auto"/>
     </w:pPr>
     <w:rPr>
+      <w:rFonts w:eastAsia="黑体"/>
       <w:color w:themeColor="text1" w:val="000000"/>
     </w:rPr>
     <w:tblPr>
@@ -12307,6 +12710,7 @@
     </w:tcPr>
     <w:tblStylePr w:type="firstRow">
       <w:rPr>
+        <w:rFonts w:eastAsia="黑体"/>
         <w:b/>
         <w:bCs/>
       </w:rPr>
@@ -12325,6 +12729,7 @@
     </w:tblStylePr>
     <w:tblStylePr w:type="lastRow">
       <w:rPr>
+        <w:rFonts w:eastAsia="黑体"/>
         <w:b/>
         <w:bCs/>
         <w:color w:themeColor="background1" w:val="FFFFFF"/>
@@ -12339,6 +12744,7 @@
     </w:tblStylePr>
     <w:tblStylePr w:type="firstCol">
       <w:rPr>
+        <w:rFonts w:eastAsia="黑体"/>
         <w:color w:themeColor="background1" w:val="FFFFFF"/>
       </w:rPr>
       <w:tblPr/>
@@ -12356,6 +12762,7 @@
     </w:tblStylePr>
     <w:tblStylePr w:type="lastCol">
       <w:rPr>
+        <w:rFonts w:eastAsia="黑体"/>
         <w:color w:themeColor="background1" w:val="FFFFFF"/>
       </w:rPr>
       <w:tblPr/>
@@ -12385,11 +12792,13 @@
     </w:tblStylePr>
     <w:tblStylePr w:type="neCell">
       <w:rPr>
+        <w:rFonts w:eastAsia="黑体"/>
         <w:color w:themeColor="text1" w:val="000000"/>
       </w:rPr>
     </w:tblStylePr>
     <w:tblStylePr w:type="nwCell">
       <w:rPr>
+        <w:rFonts w:eastAsia="黑体"/>
         <w:color w:themeColor="text1" w:val="000000"/>
       </w:rPr>
     </w:tblStylePr>
@@ -12403,6 +12812,7 @@
       <w:spacing w:after="0" w:line="240" w:lineRule="auto"/>
     </w:pPr>
     <w:rPr>
+      <w:rFonts w:eastAsia="黑体"/>
       <w:color w:themeColor="text1" w:val="000000"/>
     </w:rPr>
     <w:tblPr>
@@ -12429,6 +12839,7 @@
     </w:tcPr>
     <w:tblStylePr w:type="firstRow">
       <w:rPr>
+        <w:rFonts w:eastAsia="黑体"/>
         <w:b/>
         <w:bCs/>
       </w:rPr>
@@ -12447,6 +12858,7 @@
     </w:tblStylePr>
     <w:tblStylePr w:type="lastRow">
       <w:rPr>
+        <w:rFonts w:eastAsia="黑体"/>
         <w:b/>
         <w:bCs/>
         <w:color w:themeColor="background1" w:val="FFFFFF"/>
@@ -12461,6 +12873,7 @@
     </w:tblStylePr>
     <w:tblStylePr w:type="firstCol">
       <w:rPr>
+        <w:rFonts w:eastAsia="黑体"/>
         <w:color w:themeColor="background1" w:val="FFFFFF"/>
       </w:rPr>
       <w:tblPr/>
@@ -12478,6 +12891,7 @@
     </w:tblStylePr>
     <w:tblStylePr w:type="lastCol">
       <w:rPr>
+        <w:rFonts w:eastAsia="黑体"/>
         <w:color w:themeColor="background1" w:val="FFFFFF"/>
       </w:rPr>
       <w:tblPr/>
@@ -12507,11 +12921,13 @@
     </w:tblStylePr>
     <w:tblStylePr w:type="neCell">
       <w:rPr>
+        <w:rFonts w:eastAsia="黑体"/>
         <w:color w:themeColor="text1" w:val="000000"/>
       </w:rPr>
     </w:tblStylePr>
     <w:tblStylePr w:type="nwCell">
       <w:rPr>
+        <w:rFonts w:eastAsia="黑体"/>
         <w:color w:themeColor="text1" w:val="000000"/>
       </w:rPr>
     </w:tblStylePr>
@@ -12525,6 +12941,7 @@
       <w:spacing w:after="0" w:line="240" w:lineRule="auto"/>
     </w:pPr>
     <w:rPr>
+      <w:rFonts w:eastAsia="黑体"/>
       <w:color w:themeColor="text1" w:val="000000"/>
     </w:rPr>
     <w:tblPr>
@@ -12551,6 +12968,7 @@
     </w:tcPr>
     <w:tblStylePr w:type="firstRow">
       <w:rPr>
+        <w:rFonts w:eastAsia="黑体"/>
         <w:b/>
         <w:bCs/>
       </w:rPr>
@@ -12569,6 +12987,7 @@
     </w:tblStylePr>
     <w:tblStylePr w:type="lastRow">
       <w:rPr>
+        <w:rFonts w:eastAsia="黑体"/>
         <w:b/>
         <w:bCs/>
         <w:color w:themeColor="background1" w:val="FFFFFF"/>
@@ -12583,6 +13002,7 @@
     </w:tblStylePr>
     <w:tblStylePr w:type="firstCol">
       <w:rPr>
+        <w:rFonts w:eastAsia="黑体"/>
         <w:color w:themeColor="background1" w:val="FFFFFF"/>
       </w:rPr>
       <w:tblPr/>
@@ -12600,6 +13020,7 @@
     </w:tblStylePr>
     <w:tblStylePr w:type="lastCol">
       <w:rPr>
+        <w:rFonts w:eastAsia="黑体"/>
         <w:color w:themeColor="background1" w:val="FFFFFF"/>
       </w:rPr>
       <w:tblPr/>
@@ -12637,6 +13058,7 @@
       <w:spacing w:after="0" w:line="240" w:lineRule="auto"/>
     </w:pPr>
     <w:rPr>
+      <w:rFonts w:eastAsia="黑体"/>
       <w:color w:themeColor="text1" w:val="000000"/>
     </w:rPr>
     <w:tblPr>
@@ -12663,6 +13085,7 @@
     </w:tcPr>
     <w:tblStylePr w:type="firstRow">
       <w:rPr>
+        <w:rFonts w:eastAsia="黑体"/>
         <w:b/>
         <w:bCs/>
       </w:rPr>
@@ -12681,6 +13104,7 @@
     </w:tblStylePr>
     <w:tblStylePr w:type="lastRow">
       <w:rPr>
+        <w:rFonts w:eastAsia="黑体"/>
         <w:b/>
         <w:bCs/>
         <w:color w:themeColor="background1" w:val="FFFFFF"/>
@@ -12695,6 +13119,7 @@
     </w:tblStylePr>
     <w:tblStylePr w:type="firstCol">
       <w:rPr>
+        <w:rFonts w:eastAsia="黑体"/>
         <w:color w:themeColor="background1" w:val="FFFFFF"/>
       </w:rPr>
       <w:tblPr/>
@@ -12712,6 +13137,7 @@
     </w:tblStylePr>
     <w:tblStylePr w:type="lastCol">
       <w:rPr>
+        <w:rFonts w:eastAsia="黑体"/>
         <w:color w:themeColor="background1" w:val="FFFFFF"/>
       </w:rPr>
       <w:tblPr/>
@@ -12741,11 +13167,13 @@
     </w:tblStylePr>
     <w:tblStylePr w:type="neCell">
       <w:rPr>
+        <w:rFonts w:eastAsia="黑体"/>
         <w:color w:themeColor="text1" w:val="000000"/>
       </w:rPr>
     </w:tblStylePr>
     <w:tblStylePr w:type="nwCell">
       <w:rPr>
+        <w:rFonts w:eastAsia="黑体"/>
         <w:color w:themeColor="text1" w:val="000000"/>
       </w:rPr>
     </w:tblStylePr>
@@ -12759,6 +13187,7 @@
       <w:spacing w:after="0" w:line="240" w:lineRule="auto"/>
     </w:pPr>
     <w:rPr>
+      <w:rFonts w:eastAsia="黑体"/>
       <w:color w:themeColor="text1" w:val="000000"/>
     </w:rPr>
     <w:tblPr>
@@ -12785,6 +13214,7 @@
     </w:tcPr>
     <w:tblStylePr w:type="firstRow">
       <w:rPr>
+        <w:rFonts w:eastAsia="黑体"/>
         <w:b/>
         <w:bCs/>
       </w:rPr>
@@ -12803,6 +13233,7 @@
     </w:tblStylePr>
     <w:tblStylePr w:type="lastRow">
       <w:rPr>
+        <w:rFonts w:eastAsia="黑体"/>
         <w:b/>
         <w:bCs/>
         <w:color w:themeColor="background1" w:val="FFFFFF"/>
@@ -12817,6 +13248,7 @@
     </w:tblStylePr>
     <w:tblStylePr w:type="firstCol">
       <w:rPr>
+        <w:rFonts w:eastAsia="黑体"/>
         <w:color w:themeColor="background1" w:val="FFFFFF"/>
       </w:rPr>
       <w:tblPr/>
@@ -12834,6 +13266,7 @@
     </w:tblStylePr>
     <w:tblStylePr w:type="lastCol">
       <w:rPr>
+        <w:rFonts w:eastAsia="黑体"/>
         <w:color w:themeColor="background1" w:val="FFFFFF"/>
       </w:rPr>
       <w:tblPr/>
@@ -12863,11 +13296,13 @@
     </w:tblStylePr>
     <w:tblStylePr w:type="neCell">
       <w:rPr>
+        <w:rFonts w:eastAsia="黑体"/>
         <w:color w:themeColor="text1" w:val="000000"/>
       </w:rPr>
     </w:tblStylePr>
     <w:tblStylePr w:type="nwCell">
       <w:rPr>
+        <w:rFonts w:eastAsia="黑体"/>
         <w:color w:themeColor="text1" w:val="000000"/>
       </w:rPr>
     </w:tblStylePr>
@@ -12881,6 +13316,7 @@
       <w:spacing w:after="0" w:line="240" w:lineRule="auto"/>
     </w:pPr>
     <w:rPr>
+      <w:rFonts w:eastAsia="黑体"/>
       <w:color w:themeColor="text1" w:val="000000"/>
     </w:rPr>
     <w:tblPr>
@@ -12907,6 +13343,7 @@
     </w:tcPr>
     <w:tblStylePr w:type="firstRow">
       <w:rPr>
+        <w:rFonts w:eastAsia="黑体"/>
         <w:b/>
         <w:bCs/>
       </w:rPr>
@@ -12925,6 +13362,7 @@
     </w:tblStylePr>
     <w:tblStylePr w:type="lastRow">
       <w:rPr>
+        <w:rFonts w:eastAsia="黑体"/>
         <w:b/>
         <w:bCs/>
         <w:color w:themeColor="background1" w:val="FFFFFF"/>
@@ -12939,6 +13377,7 @@
     </w:tblStylePr>
     <w:tblStylePr w:type="firstCol">
       <w:rPr>
+        <w:rFonts w:eastAsia="黑体"/>
         <w:color w:themeColor="background1" w:val="FFFFFF"/>
       </w:rPr>
       <w:tblPr/>
@@ -12956,6 +13395,7 @@
     </w:tblStylePr>
     <w:tblStylePr w:type="lastCol">
       <w:rPr>
+        <w:rFonts w:eastAsia="黑体"/>
         <w:color w:themeColor="background1" w:val="FFFFFF"/>
       </w:rPr>
       <w:tblPr/>
@@ -12985,11 +13425,13 @@
     </w:tblStylePr>
     <w:tblStylePr w:type="neCell">
       <w:rPr>
+        <w:rFonts w:eastAsia="黑体"/>
         <w:color w:themeColor="text1" w:val="000000"/>
       </w:rPr>
     </w:tblStylePr>
     <w:tblStylePr w:type="nwCell">
       <w:rPr>
+        <w:rFonts w:eastAsia="黑体"/>
         <w:color w:themeColor="text1" w:val="000000"/>
       </w:rPr>
     </w:tblStylePr>
@@ -13003,6 +13445,7 @@
       <w:spacing w:after="0" w:line="240" w:lineRule="auto"/>
     </w:pPr>
     <w:rPr>
+      <w:rFonts w:eastAsia="黑体"/>
       <w:color w:themeColor="text1" w:val="000000"/>
     </w:rPr>
     <w:tblPr>
@@ -13021,6 +13464,7 @@
     </w:tcPr>
     <w:tblStylePr w:type="firstRow">
       <w:rPr>
+        <w:rFonts w:eastAsia="黑体"/>
         <w:b/>
         <w:bCs/>
         <w:color w:themeColor="background1" w:val="FFFFFF"/>
@@ -13035,6 +13479,7 @@
     </w:tblStylePr>
     <w:tblStylePr w:type="lastRow">
       <w:rPr>
+        <w:rFonts w:eastAsia="黑体"/>
         <w:b/>
         <w:bCs/>
         <w:color w:themeColor="accent2" w:themeShade="CC" w:val="9E3A38"/>
@@ -13049,12 +13494,14 @@
     </w:tblStylePr>
     <w:tblStylePr w:type="firstCol">
       <w:rPr>
+        <w:rFonts w:eastAsia="黑体"/>
         <w:b/>
         <w:bCs/>
       </w:rPr>
     </w:tblStylePr>
     <w:tblStylePr w:type="lastCol">
       <w:rPr>
+        <w:rFonts w:eastAsia="黑体"/>
         <w:b/>
         <w:bCs/>
       </w:rPr>
@@ -13089,6 +13536,7 @@
       <w:spacing w:after="0" w:line="240" w:lineRule="auto"/>
     </w:pPr>
     <w:rPr>
+      <w:rFonts w:eastAsia="黑体"/>
       <w:color w:themeColor="text1" w:val="000000"/>
     </w:rPr>
     <w:tblPr>
@@ -13107,6 +13555,7 @@
     </w:tcPr>
     <w:tblStylePr w:type="firstRow">
       <w:rPr>
+        <w:rFonts w:eastAsia="黑体"/>
         <w:b/>
         <w:bCs/>
         <w:color w:themeColor="background1" w:val="FFFFFF"/>
@@ -13121,6 +13570,7 @@
     </w:tblStylePr>
     <w:tblStylePr w:type="lastRow">
       <w:rPr>
+        <w:rFonts w:eastAsia="黑体"/>
         <w:b/>
         <w:bCs/>
         <w:color w:themeColor="accent2" w:themeShade="CC" w:val="9E3A38"/>
@@ -13135,12 +13585,14 @@
     </w:tblStylePr>
     <w:tblStylePr w:type="firstCol">
       <w:rPr>
+        <w:rFonts w:eastAsia="黑体"/>
         <w:b/>
         <w:bCs/>
       </w:rPr>
     </w:tblStylePr>
     <w:tblStylePr w:type="lastCol">
       <w:rPr>
+        <w:rFonts w:eastAsia="黑体"/>
         <w:b/>
         <w:bCs/>
       </w:rPr>
@@ -13175,6 +13627,7 @@
       <w:spacing w:after="0" w:line="240" w:lineRule="auto"/>
     </w:pPr>
     <w:rPr>
+      <w:rFonts w:eastAsia="黑体"/>
       <w:color w:themeColor="text1" w:val="000000"/>
     </w:rPr>
     <w:tblPr>
@@ -13193,6 +13646,7 @@
     </w:tcPr>
     <w:tblStylePr w:type="firstRow">
       <w:rPr>
+        <w:rFonts w:eastAsia="黑体"/>
         <w:b/>
         <w:bCs/>
         <w:color w:themeColor="background1" w:val="FFFFFF"/>
@@ -13207,6 +13661,7 @@
     </w:tblStylePr>
     <w:tblStylePr w:type="lastRow">
       <w:rPr>
+        <w:rFonts w:eastAsia="黑体"/>
         <w:b/>
         <w:bCs/>
         <w:color w:themeColor="accent2" w:themeShade="CC" w:val="9E3A38"/>
@@ -13221,12 +13676,14 @@
     </w:tblStylePr>
     <w:tblStylePr w:type="firstCol">
       <w:rPr>
+        <w:rFonts w:eastAsia="黑体"/>
         <w:b/>
         <w:bCs/>
       </w:rPr>
     </w:tblStylePr>
     <w:tblStylePr w:type="lastCol">
       <w:rPr>
+        <w:rFonts w:eastAsia="黑体"/>
         <w:b/>
         <w:bCs/>
       </w:rPr>
@@ -13261,6 +13718,7 @@
       <w:spacing w:after="0" w:line="240" w:lineRule="auto"/>
     </w:pPr>
     <w:rPr>
+      <w:rFonts w:eastAsia="黑体"/>
       <w:color w:themeColor="text1" w:val="000000"/>
     </w:rPr>
     <w:tblPr>
@@ -13279,6 +13737,7 @@
     </w:tcPr>
     <w:tblStylePr w:type="firstRow">
       <w:rPr>
+        <w:rFonts w:eastAsia="黑体"/>
         <w:b/>
         <w:bCs/>
         <w:color w:themeColor="background1" w:val="FFFFFF"/>
@@ -13293,6 +13752,7 @@
     </w:tblStylePr>
     <w:tblStylePr w:type="lastRow">
       <w:rPr>
+        <w:rFonts w:eastAsia="黑体"/>
         <w:b/>
         <w:bCs/>
         <w:color w:themeColor="accent4" w:themeShade="CC" w:val="664E82"/>
@@ -13307,12 +13767,14 @@
     </w:tblStylePr>
     <w:tblStylePr w:type="firstCol">
       <w:rPr>
+        <w:rFonts w:eastAsia="黑体"/>
         <w:b/>
         <w:bCs/>
       </w:rPr>
     </w:tblStylePr>
     <w:tblStylePr w:type="lastCol">
       <w:rPr>
+        <w:rFonts w:eastAsia="黑体"/>
         <w:b/>
         <w:bCs/>
       </w:rPr>
@@ -13347,6 +13809,7 @@
       <w:spacing w:after="0" w:line="240" w:lineRule="auto"/>
     </w:pPr>
     <w:rPr>
+      <w:rFonts w:eastAsia="黑体"/>
       <w:color w:themeColor="text1" w:val="000000"/>
     </w:rPr>
     <w:tblPr>
@@ -13365,6 +13828,7 @@
     </w:tcPr>
     <w:tblStylePr w:type="firstRow">
       <w:rPr>
+        <w:rFonts w:eastAsia="黑体"/>
         <w:b/>
         <w:bCs/>
         <w:color w:themeColor="background1" w:val="FFFFFF"/>
@@ -13379,6 +13843,7 @@
     </w:tblStylePr>
     <w:tblStylePr w:type="lastRow">
       <w:rPr>
+        <w:rFonts w:eastAsia="黑体"/>
         <w:b/>
         <w:bCs/>
         <w:color w:themeColor="accent3" w:themeShade="CC" w:val="7E9C40"/>
@@ -13393,12 +13858,14 @@
     </w:tblStylePr>
     <w:tblStylePr w:type="firstCol">
       <w:rPr>
+        <w:rFonts w:eastAsia="黑体"/>
         <w:b/>
         <w:bCs/>
       </w:rPr>
     </w:tblStylePr>
     <w:tblStylePr w:type="lastCol">
       <w:rPr>
+        <w:rFonts w:eastAsia="黑体"/>
         <w:b/>
         <w:bCs/>
       </w:rPr>
@@ -13433,6 +13900,7 @@
       <w:spacing w:after="0" w:line="240" w:lineRule="auto"/>
     </w:pPr>
     <w:rPr>
+      <w:rFonts w:eastAsia="黑体"/>
       <w:color w:themeColor="text1" w:val="000000"/>
     </w:rPr>
     <w:tblPr>
@@ -13451,6 +13919,7 @@
     </w:tcPr>
     <w:tblStylePr w:type="firstRow">
       <w:rPr>
+        <w:rFonts w:eastAsia="黑体"/>
         <w:b/>
         <w:bCs/>
         <w:color w:themeColor="background1" w:val="FFFFFF"/>
@@ -13465,6 +13934,7 @@
     </w:tblStylePr>
     <w:tblStylePr w:type="lastRow">
       <w:rPr>
+        <w:rFonts w:eastAsia="黑体"/>
         <w:b/>
         <w:bCs/>
         <w:color w:themeColor="accent6" w:themeShade="CC" w:val="F2730A"/>
@@ -13479,12 +13949,14 @@
     </w:tblStylePr>
     <w:tblStylePr w:type="firstCol">
       <w:rPr>
+        <w:rFonts w:eastAsia="黑体"/>
         <w:b/>
         <w:bCs/>
       </w:rPr>
     </w:tblStylePr>
     <w:tblStylePr w:type="lastCol">
       <w:rPr>
+        <w:rFonts w:eastAsia="黑体"/>
         <w:b/>
         <w:bCs/>
       </w:rPr>
@@ -13519,6 +13991,7 @@
       <w:spacing w:after="0" w:line="240" w:lineRule="auto"/>
     </w:pPr>
     <w:rPr>
+      <w:rFonts w:eastAsia="黑体"/>
       <w:color w:themeColor="text1" w:val="000000"/>
     </w:rPr>
     <w:tblPr>
@@ -13537,6 +14010,7 @@
     </w:tcPr>
     <w:tblStylePr w:type="firstRow">
       <w:rPr>
+        <w:rFonts w:eastAsia="黑体"/>
         <w:b/>
         <w:bCs/>
         <w:color w:themeColor="background1" w:val="FFFFFF"/>
@@ -13551,6 +14025,7 @@
     </w:tblStylePr>
     <w:tblStylePr w:type="lastRow">
       <w:rPr>
+        <w:rFonts w:eastAsia="黑体"/>
         <w:b/>
         <w:bCs/>
         <w:color w:themeColor="accent5" w:themeShade="CC" w:val="348DA5"/>
@@ -13565,12 +14040,14 @@
     </w:tblStylePr>
     <w:tblStylePr w:type="firstCol">
       <w:rPr>
+        <w:rFonts w:eastAsia="黑体"/>
         <w:b/>
         <w:bCs/>
       </w:rPr>
     </w:tblStylePr>
     <w:tblStylePr w:type="lastCol">
       <w:rPr>
+        <w:rFonts w:eastAsia="黑体"/>
         <w:b/>
         <w:bCs/>
       </w:rPr>
@@ -13605,6 +14082,7 @@
       <w:spacing w:after="0" w:line="240" w:lineRule="auto"/>
     </w:pPr>
     <w:rPr>
+      <w:rFonts w:eastAsia="黑体"/>
       <w:color w:themeColor="text1" w:val="000000"/>
     </w:rPr>
     <w:tblPr>
@@ -13626,6 +14104,7 @@
     </w:tcPr>
     <w:tblStylePr w:type="firstRow">
       <w:rPr>
+        <w:rFonts w:eastAsia="黑体"/>
         <w:b/>
         <w:bCs/>
       </w:rPr>
@@ -13636,6 +14115,7 @@
     </w:tblStylePr>
     <w:tblStylePr w:type="lastRow">
       <w:rPr>
+        <w:rFonts w:eastAsia="黑体"/>
         <w:b/>
         <w:bCs/>
         <w:color w:themeColor="text1" w:val="000000"/>
@@ -13647,6 +14127,7 @@
     </w:tblStylePr>
     <w:tblStylePr w:type="firstCol">
       <w:rPr>
+        <w:rFonts w:eastAsia="黑体"/>
         <w:color w:themeColor="background1" w:val="FFFFFF"/>
       </w:rPr>
       <w:tblPr/>
@@ -13656,6 +14137,7 @@
     </w:tblStylePr>
     <w:tblStylePr w:type="lastCol">
       <w:rPr>
+        <w:rFonts w:eastAsia="黑体"/>
         <w:color w:themeColor="background1" w:val="FFFFFF"/>
       </w:rPr>
       <w:tblPr/>
@@ -13685,6 +14167,7 @@
       <w:spacing w:after="0" w:line="240" w:lineRule="auto"/>
     </w:pPr>
     <w:rPr>
+      <w:rFonts w:eastAsia="黑体"/>
       <w:color w:themeColor="text1" w:val="000000"/>
     </w:rPr>
     <w:tblPr>
@@ -13706,6 +14189,7 @@
     </w:tcPr>
     <w:tblStylePr w:type="firstRow">
       <w:rPr>
+        <w:rFonts w:eastAsia="黑体"/>
         <w:b/>
         <w:bCs/>
       </w:rPr>
@@ -13716,6 +14200,7 @@
     </w:tblStylePr>
     <w:tblStylePr w:type="lastRow">
       <w:rPr>
+        <w:rFonts w:eastAsia="黑体"/>
         <w:b/>
         <w:bCs/>
         <w:color w:themeColor="text1" w:val="000000"/>
@@ -13727,6 +14212,7 @@
     </w:tblStylePr>
     <w:tblStylePr w:type="firstCol">
       <w:rPr>
+        <w:rFonts w:eastAsia="黑体"/>
         <w:color w:themeColor="background1" w:val="FFFFFF"/>
       </w:rPr>
       <w:tblPr/>
@@ -13736,6 +14222,7 @@
     </w:tblStylePr>
     <w:tblStylePr w:type="lastCol">
       <w:rPr>
+        <w:rFonts w:eastAsia="黑体"/>
         <w:color w:themeColor="background1" w:val="FFFFFF"/>
       </w:rPr>
       <w:tblPr/>
@@ -13765,6 +14252,7 @@
       <w:spacing w:after="0" w:line="240" w:lineRule="auto"/>
     </w:pPr>
     <w:rPr>
+      <w:rFonts w:eastAsia="黑体"/>
       <w:color w:themeColor="text1" w:val="000000"/>
     </w:rPr>
     <w:tblPr>
@@ -13786,6 +14274,7 @@
     </w:tcPr>
     <w:tblStylePr w:type="firstRow">
       <w:rPr>
+        <w:rFonts w:eastAsia="黑体"/>
         <w:b/>
         <w:bCs/>
       </w:rPr>
@@ -13796,6 +14285,7 @@
     </w:tblStylePr>
     <w:tblStylePr w:type="lastRow">
       <w:rPr>
+        <w:rFonts w:eastAsia="黑体"/>
         <w:b/>
         <w:bCs/>
         <w:color w:themeColor="text1" w:val="000000"/>
@@ -13807,6 +14297,7 @@
     </w:tblStylePr>
     <w:tblStylePr w:type="firstCol">
       <w:rPr>
+        <w:rFonts w:eastAsia="黑体"/>
         <w:color w:themeColor="background1" w:val="FFFFFF"/>
       </w:rPr>
       <w:tblPr/>
@@ -13816,6 +14307,7 @@
     </w:tblStylePr>
     <w:tblStylePr w:type="lastCol">
       <w:rPr>
+        <w:rFonts w:eastAsia="黑体"/>
         <w:color w:themeColor="background1" w:val="FFFFFF"/>
       </w:rPr>
       <w:tblPr/>
@@ -13845,6 +14337,7 @@
       <w:spacing w:after="0" w:line="240" w:lineRule="auto"/>
     </w:pPr>
     <w:rPr>
+      <w:rFonts w:eastAsia="黑体"/>
       <w:color w:themeColor="text1" w:val="000000"/>
     </w:rPr>
     <w:tblPr>
@@ -13866,6 +14359,7 @@
     </w:tcPr>
     <w:tblStylePr w:type="firstRow">
       <w:rPr>
+        <w:rFonts w:eastAsia="黑体"/>
         <w:b/>
         <w:bCs/>
       </w:rPr>
@@ -13876,6 +14370,7 @@
     </w:tblStylePr>
     <w:tblStylePr w:type="lastRow">
       <w:rPr>
+        <w:rFonts w:eastAsia="黑体"/>
         <w:b/>
         <w:bCs/>
         <w:color w:themeColor="text1" w:val="000000"/>
@@ -13887,6 +14382,7 @@
     </w:tblStylePr>
     <w:tblStylePr w:type="firstCol">
       <w:rPr>
+        <w:rFonts w:eastAsia="黑体"/>
         <w:color w:themeColor="background1" w:val="FFFFFF"/>
       </w:rPr>
       <w:tblPr/>
@@ -13896,6 +14392,7 @@
     </w:tblStylePr>
     <w:tblStylePr w:type="lastCol">
       <w:rPr>
+        <w:rFonts w:eastAsia="黑体"/>
         <w:color w:themeColor="background1" w:val="FFFFFF"/>
       </w:rPr>
       <w:tblPr/>
@@ -13925,6 +14422,7 @@
       <w:spacing w:after="0" w:line="240" w:lineRule="auto"/>
     </w:pPr>
     <w:rPr>
+      <w:rFonts w:eastAsia="黑体"/>
       <w:color w:themeColor="text1" w:val="000000"/>
     </w:rPr>
     <w:tblPr>
@@ -13946,6 +14444,7 @@
     </w:tcPr>
     <w:tblStylePr w:type="firstRow">
       <w:rPr>
+        <w:rFonts w:eastAsia="黑体"/>
         <w:b/>
         <w:bCs/>
       </w:rPr>
@@ -13956,6 +14455,7 @@
     </w:tblStylePr>
     <w:tblStylePr w:type="lastRow">
       <w:rPr>
+        <w:rFonts w:eastAsia="黑体"/>
         <w:b/>
         <w:bCs/>
         <w:color w:themeColor="text1" w:val="000000"/>
@@ -13967,6 +14467,7 @@
     </w:tblStylePr>
     <w:tblStylePr w:type="firstCol">
       <w:rPr>
+        <w:rFonts w:eastAsia="黑体"/>
         <w:color w:themeColor="background1" w:val="FFFFFF"/>
       </w:rPr>
       <w:tblPr/>
@@ -13976,6 +14477,7 @@
     </w:tblStylePr>
     <w:tblStylePr w:type="lastCol">
       <w:rPr>
+        <w:rFonts w:eastAsia="黑体"/>
         <w:color w:themeColor="background1" w:val="FFFFFF"/>
       </w:rPr>
       <w:tblPr/>
@@ -14005,6 +14507,7 @@
       <w:spacing w:after="0" w:line="240" w:lineRule="auto"/>
     </w:pPr>
     <w:rPr>
+      <w:rFonts w:eastAsia="黑体"/>
       <w:color w:themeColor="text1" w:val="000000"/>
     </w:rPr>
     <w:tblPr>
@@ -14026,6 +14529,7 @@
     </w:tcPr>
     <w:tblStylePr w:type="firstRow">
       <w:rPr>
+        <w:rFonts w:eastAsia="黑体"/>
         <w:b/>
         <w:bCs/>
       </w:rPr>
@@ -14036,6 +14540,7 @@
     </w:tblStylePr>
     <w:tblStylePr w:type="lastRow">
       <w:rPr>
+        <w:rFonts w:eastAsia="黑体"/>
         <w:b/>
         <w:bCs/>
         <w:color w:themeColor="text1" w:val="000000"/>
@@ -14047,6 +14552,7 @@
     </w:tblStylePr>
     <w:tblStylePr w:type="firstCol">
       <w:rPr>
+        <w:rFonts w:eastAsia="黑体"/>
         <w:color w:themeColor="background1" w:val="FFFFFF"/>
       </w:rPr>
       <w:tblPr/>
@@ -14056,6 +14562,7 @@
     </w:tblStylePr>
     <w:tblStylePr w:type="lastCol">
       <w:rPr>
+        <w:rFonts w:eastAsia="黑体"/>
         <w:color w:themeColor="background1" w:val="FFFFFF"/>
       </w:rPr>
       <w:tblPr/>
@@ -14085,6 +14592,7 @@
       <w:spacing w:after="0" w:line="240" w:lineRule="auto"/>
     </w:pPr>
     <w:rPr>
+      <w:rFonts w:eastAsia="黑体"/>
       <w:color w:themeColor="text1" w:val="000000"/>
     </w:rPr>
     <w:tblPr>
@@ -14106,6 +14614,7 @@
     </w:tcPr>
     <w:tblStylePr w:type="firstRow">
       <w:rPr>
+        <w:rFonts w:eastAsia="黑体"/>
         <w:b/>
         <w:bCs/>
       </w:rPr>
@@ -14116,6 +14625,7 @@
     </w:tblStylePr>
     <w:tblStylePr w:type="lastRow">
       <w:rPr>
+        <w:rFonts w:eastAsia="黑体"/>
         <w:b/>
         <w:bCs/>
         <w:color w:themeColor="text1" w:val="000000"/>
@@ -14127,6 +14637,7 @@
     </w:tblStylePr>
     <w:tblStylePr w:type="firstCol">
       <w:rPr>
+        <w:rFonts w:eastAsia="黑体"/>
         <w:color w:themeColor="background1" w:val="FFFFFF"/>
       </w:rPr>
       <w:tblPr/>
@@ -14136,6 +14647,7 @@
     </w:tblStylePr>
     <w:tblStylePr w:type="lastCol">
       <w:rPr>
+        <w:rFonts w:eastAsia="黑体"/>
         <w:color w:themeColor="background1" w:val="FFFFFF"/>
       </w:rPr>
       <w:tblPr/>
@@ -14168,6 +14680,7 @@
     <w:name w:val="KeywordTok"/>
     <w:basedOn w:val="VerbatimChar"/>
     <w:rPr>
+      <w:rFonts w:eastAsia="黑体"/>
       <w:b/>
       <w:color w:val="007020"/>
     </w:rPr>
@@ -14176,6 +14689,7 @@
     <w:name w:val="DataTypeTok"/>
     <w:basedOn w:val="VerbatimChar"/>
     <w:rPr>
+      <w:rFonts w:eastAsia="黑体"/>
       <w:color w:val="902000"/>
     </w:rPr>
   </w:style>
@@ -14183,6 +14697,7 @@
     <w:name w:val="DecValTok"/>
     <w:basedOn w:val="VerbatimChar"/>
     <w:rPr>
+      <w:rFonts w:eastAsia="黑体"/>
       <w:color w:val="40a070"/>
     </w:rPr>
   </w:style>
@@ -14190,6 +14705,7 @@
     <w:name w:val="BaseNTok"/>
     <w:basedOn w:val="VerbatimChar"/>
     <w:rPr>
+      <w:rFonts w:eastAsia="黑体"/>
       <w:color w:val="40a070"/>
     </w:rPr>
   </w:style>
@@ -14197,6 +14713,7 @@
     <w:name w:val="FloatTok"/>
     <w:basedOn w:val="VerbatimChar"/>
     <w:rPr>
+      <w:rFonts w:eastAsia="黑体"/>
       <w:color w:val="40a070"/>
     </w:rPr>
   </w:style>
@@ -14204,6 +14721,7 @@
     <w:name w:val="ConstantTok"/>
     <w:basedOn w:val="VerbatimChar"/>
     <w:rPr>
+      <w:rFonts w:eastAsia="黑体"/>
       <w:color w:val="880000"/>
     </w:rPr>
   </w:style>
@@ -14211,6 +14729,7 @@
     <w:name w:val="CharTok"/>
     <w:basedOn w:val="VerbatimChar"/>
     <w:rPr>
+      <w:rFonts w:eastAsia="黑体"/>
       <w:color w:val="4070a0"/>
     </w:rPr>
   </w:style>
@@ -14218,6 +14737,7 @@
     <w:name w:val="SpecialCharTok"/>
     <w:basedOn w:val="VerbatimChar"/>
     <w:rPr>
+      <w:rFonts w:eastAsia="黑体"/>
       <w:color w:val="4070a0"/>
     </w:rPr>
   </w:style>
@@ -14225,6 +14745,7 @@
     <w:name w:val="StringTok"/>
     <w:basedOn w:val="VerbatimChar"/>
     <w:rPr>
+      <w:rFonts w:eastAsia="黑体"/>
       <w:color w:val="4070a0"/>
     </w:rPr>
   </w:style>
@@ -14232,6 +14753,7 @@
     <w:name w:val="VerbatimStringTok"/>
     <w:basedOn w:val="VerbatimChar"/>
     <w:rPr>
+      <w:rFonts w:eastAsia="黑体"/>
       <w:color w:val="4070a0"/>
     </w:rPr>
   </w:style>
@@ -14239,6 +14761,7 @@
     <w:name w:val="SpecialStringTok"/>
     <w:basedOn w:val="VerbatimChar"/>
     <w:rPr>
+      <w:rFonts w:eastAsia="黑体"/>
       <w:color w:val="bb6688"/>
     </w:rPr>
   </w:style>
@@ -14246,6 +14769,7 @@
     <w:name w:val="ImportTok"/>
     <w:basedOn w:val="VerbatimChar"/>
     <w:rPr>
+      <w:rFonts w:eastAsia="黑体"/>
       <w:b/>
       <w:color w:val="008000"/>
     </w:rPr>
@@ -14254,6 +14778,7 @@
     <w:name w:val="CommentTok"/>
     <w:basedOn w:val="VerbatimChar"/>
     <w:rPr>
+      <w:rFonts w:eastAsia="黑体"/>
       <w:i/>
       <w:color w:val="60a0b0"/>
     </w:rPr>
@@ -14262,6 +14787,7 @@
     <w:name w:val="DocumentationTok"/>
     <w:basedOn w:val="VerbatimChar"/>
     <w:rPr>
+      <w:rFonts w:eastAsia="黑体"/>
       <w:i/>
       <w:color w:val="ba2121"/>
     </w:rPr>
@@ -14270,6 +14796,7 @@
     <w:name w:val="AnnotationTok"/>
     <w:basedOn w:val="VerbatimChar"/>
     <w:rPr>
+      <w:rFonts w:eastAsia="黑体"/>
       <w:b/>
       <w:i/>
       <w:color w:val="60a0b0"/>
@@ -14279,6 +14806,7 @@
     <w:name w:val="CommentVarTok"/>
     <w:basedOn w:val="VerbatimChar"/>
     <w:rPr>
+      <w:rFonts w:eastAsia="黑体"/>
       <w:b/>
       <w:i/>
       <w:color w:val="60a0b0"/>
@@ -14288,6 +14816,7 @@
     <w:name w:val="OtherTok"/>
     <w:basedOn w:val="VerbatimChar"/>
     <w:rPr>
+      <w:rFonts w:eastAsia="黑体"/>
       <w:color w:val="007020"/>
     </w:rPr>
   </w:style>
@@ -14295,6 +14824,7 @@
     <w:name w:val="FunctionTok"/>
     <w:basedOn w:val="VerbatimChar"/>
     <w:rPr>
+      <w:rFonts w:eastAsia="黑体"/>
       <w:color w:val="06287e"/>
     </w:rPr>
   </w:style>
@@ -14302,6 +14832,7 @@
     <w:name w:val="VariableTok"/>
     <w:basedOn w:val="VerbatimChar"/>
     <w:rPr>
+      <w:rFonts w:eastAsia="黑体"/>
       <w:color w:val="19177c"/>
     </w:rPr>
   </w:style>
@@ -14309,6 +14840,7 @@
     <w:name w:val="ControlFlowTok"/>
     <w:basedOn w:val="VerbatimChar"/>
     <w:rPr>
+      <w:rFonts w:eastAsia="黑体"/>
       <w:b/>
       <w:color w:val="007020"/>
     </w:rPr>
@@ -14317,6 +14849,7 @@
     <w:name w:val="OperatorTok"/>
     <w:basedOn w:val="VerbatimChar"/>
     <w:rPr>
+      <w:rFonts w:eastAsia="黑体"/>
       <w:color w:val="666666"/>
     </w:rPr>
   </w:style>
@@ -14324,18 +14857,22 @@
     <w:name w:val="BuiltInTok"/>
     <w:basedOn w:val="VerbatimChar"/>
     <w:rPr>
+      <w:rFonts w:eastAsia="黑体"/>
       <w:color w:val="008000"/>
     </w:rPr>
   </w:style>
   <w:style w:type="character" w:customStyle="1" w:styleId="ExtensionTok">
     <w:name w:val="ExtensionTok"/>
     <w:basedOn w:val="VerbatimChar"/>
-    <w:rPr/>
+    <w:rPr>
+      <w:rFonts w:eastAsia="黑体"/>
+    </w:rPr>
   </w:style>
   <w:style w:type="character" w:customStyle="1" w:styleId="PreprocessorTok">
     <w:name w:val="PreprocessorTok"/>
     <w:basedOn w:val="VerbatimChar"/>
     <w:rPr>
+      <w:rFonts w:eastAsia="黑体"/>
       <w:color w:val="bc7a00"/>
     </w:rPr>
   </w:style>
@@ -14343,18 +14880,22 @@
     <w:name w:val="AttributeTok"/>
     <w:basedOn w:val="VerbatimChar"/>
     <w:rPr>
+      <w:rFonts w:eastAsia="黑体"/>
       <w:color w:val="7d9029"/>
     </w:rPr>
   </w:style>
   <w:style w:type="character" w:customStyle="1" w:styleId="RegionMarkerTok">
     <w:name w:val="RegionMarkerTok"/>
     <w:basedOn w:val="VerbatimChar"/>
-    <w:rPr/>
+    <w:rPr>
+      <w:rFonts w:eastAsia="黑体"/>
+    </w:rPr>
   </w:style>
   <w:style w:type="character" w:customStyle="1" w:styleId="InformationTok">
     <w:name w:val="InformationTok"/>
     <w:basedOn w:val="VerbatimChar"/>
     <w:rPr>
+      <w:rFonts w:eastAsia="黑体"/>
       <w:b/>
       <w:i/>
       <w:color w:val="60a0b0"/>
@@ -14364,6 +14905,7 @@
     <w:name w:val="WarningTok"/>
     <w:basedOn w:val="VerbatimChar"/>
     <w:rPr>
+      <w:rFonts w:eastAsia="黑体"/>
       <w:b/>
       <w:i/>
       <w:color w:val="60a0b0"/>
@@ -14373,6 +14915,7 @@
     <w:name w:val="AlertTok"/>
     <w:basedOn w:val="VerbatimChar"/>
     <w:rPr>
+      <w:rFonts w:eastAsia="黑体"/>
       <w:b/>
       <w:color w:val="ff0000"/>
     </w:rPr>
@@ -14381,6 +14924,7 @@
     <w:name w:val="ErrorTok"/>
     <w:basedOn w:val="VerbatimChar"/>
     <w:rPr>
+      <w:rFonts w:eastAsia="黑体"/>
       <w:b/>
       <w:color w:val="ff0000"/>
     </w:rPr>
@@ -14388,7 +14932,9 @@
   <w:style w:type="character" w:customStyle="1" w:styleId="NormalTok">
     <w:name w:val="NormalTok"/>
     <w:basedOn w:val="VerbatimChar"/>
-    <w:rPr/>
+    <w:rPr>
+      <w:rFonts w:eastAsia="黑体"/>
+    </w:rPr>
   </w:style>
 </w:styles>
 </file>
@@ -14437,12 +14983,12 @@
     <a:fontScheme name="Office">
       <a:majorFont>
         <a:latin typeface="Calibri"/>
-        <a:ea typeface=""/>
+        <a:ea typeface="黑体"/>
         <a:cs typeface=""/>
         <a:font script="Jpan" typeface="ＭＳ ゴシック"/>
         <a:font script="Hang" typeface="맑은 고딕"/>
-        <a:font script="Hans" typeface="宋体"/>
-        <a:font script="Hant" typeface="新細明體"/>
+        <a:font script="Hans" typeface="黑体"/>
+        <a:font script="Hant" typeface="黑体"/>
         <a:font script="Arab" typeface="Times New Roman"/>
         <a:font script="Hebr" typeface="Times New Roman"/>
         <a:font script="Thai" typeface="Angsana New"/>
@@ -14472,12 +15018,12 @@
       </a:majorFont>
       <a:minorFont>
         <a:latin typeface="Cambria"/>
-        <a:ea typeface=""/>
+        <a:ea typeface="黑体"/>
         <a:cs typeface=""/>
         <a:font script="Jpan" typeface="ＭＳ 明朝"/>
         <a:font script="Hang" typeface="맑은 고딕"/>
-        <a:font script="Hans" typeface="宋体"/>
-        <a:font script="Hant" typeface="新細明體"/>
+        <a:font script="Hans" typeface="黑体"/>
+        <a:font script="Hant" typeface="黑体"/>
         <a:font script="Arab" typeface="Arial"/>
         <a:font script="Hebr" typeface="Arial"/>
         <a:font script="Thai" typeface="Cordia New"/>

--- a/12-通用拓扑结构/02-并联/纯并联结构/纯并联结构.docx
+++ b/12-通用拓扑结构/02-并联/纯并联结构/纯并联结构.docx
@@ -1915,7 +1915,7 @@
           <w:color w:val="555555"/>
           <w:sz w:val="21"/>
         </w:rPr>
-        <w:t>材料收集者：杜文杰，WX手机：19519196569，QQ:3478827729</w:t>
+        <w:t>材料收集者：杜文杰，微信/手机：19519196569，QQ:3478827729</w:t>
       </w:r>
     </w:p>
     <w:sectPr>
